--- a/Grant Gni - Complete Deployment Guide.docx
+++ b/Grant Gni - Complete Deployment Guide.docx
@@ -1,23 +1,23 @@
 
 <file path=word/document.xml><?xml version="1.0" encoding="utf-8"?>
-<w:document xmlns:w="http://schemas.openxmlformats.org/wordprocessingml/2006/main" xmlns:m="http://schemas.openxmlformats.org/officeDocument/2006/math" xmlns:r="http://schemas.openxmlformats.org/officeDocument/2006/relationships" xmlns:o="urn:schemas-microsoft-com:office:office" xmlns:v="urn:schemas-microsoft-com:vml" xmlns:w10="urn:schemas-microsoft-com:office:word" xmlns:a="http://schemas.openxmlformats.org/drawingml/2006/main" xmlns:pic="http://schemas.openxmlformats.org/drawingml/2006/picture" xmlns:wp="http://schemas.openxmlformats.org/drawingml/2006/wordprocessingDrawing">
+<w:document xmlns:wpc="http://schemas.microsoft.com/office/word/2010/wordprocessingCanvas" xmlns:cx="http://schemas.microsoft.com/office/drawing/2014/chartex" xmlns:cx1="http://schemas.microsoft.com/office/drawing/2015/9/8/chartex" xmlns:cx2="http://schemas.microsoft.com/office/drawing/2015/10/21/chartex" xmlns:cx3="http://schemas.microsoft.com/office/drawing/2016/5/9/chartex" xmlns:cx4="http://schemas.microsoft.com/office/drawing/2016/5/10/chartex" xmlns:cx5="http://schemas.microsoft.com/office/drawing/2016/5/11/chartex" xmlns:cx6="http://schemas.microsoft.com/office/drawing/2016/5/12/chartex" xmlns:cx7="http://schemas.microsoft.com/office/drawing/2016/5/13/chartex" xmlns:cx8="http://schemas.microsoft.com/office/drawing/2016/5/14/chartex" xmlns:mc="http://schemas.openxmlformats.org/markup-compatibility/2006" xmlns:aink="http://schemas.microsoft.com/office/drawing/2016/ink" xmlns:am3d="http://schemas.microsoft.com/office/drawing/2017/model3d" xmlns:o="urn:schemas-microsoft-com:office:office" xmlns:oel="http://schemas.microsoft.com/office/2019/extlst" xmlns:r="http://schemas.openxmlformats.org/officeDocument/2006/relationships" xmlns:m="http://schemas.openxmlformats.org/officeDocument/2006/math" xmlns:v="urn:schemas-microsoft-com:vml" xmlns:wp14="http://schemas.microsoft.com/office/word/2010/wordprocessingDrawing" xmlns:wp="http://schemas.openxmlformats.org/drawingml/2006/wordprocessingDrawing" xmlns:w10="urn:schemas-microsoft-com:office:word" xmlns:w="http://schemas.openxmlformats.org/wordprocessingml/2006/main" xmlns:w14="http://schemas.microsoft.com/office/word/2010/wordml" xmlns:w15="http://schemas.microsoft.com/office/word/2012/wordml" xmlns:w16cex="http://schemas.microsoft.com/office/word/2018/wordml/cex" xmlns:w16cid="http://schemas.microsoft.com/office/word/2016/wordml/cid" xmlns:w16="http://schemas.microsoft.com/office/word/2018/wordml" xmlns:w16du="http://schemas.microsoft.com/office/word/2023/wordml/word16du" xmlns:w16sdtdh="http://schemas.microsoft.com/office/word/2020/wordml/sdtdatahash" xmlns:w16sdtfl="http://schemas.microsoft.com/office/word/2024/wordml/sdtformatlock" xmlns:w16se="http://schemas.microsoft.com/office/word/2015/wordml/symex" xmlns:wpg="http://schemas.microsoft.com/office/word/2010/wordprocessingGroup" xmlns:wpi="http://schemas.microsoft.com/office/word/2010/wordprocessingInk" xmlns:wne="http://schemas.microsoft.com/office/word/2006/wordml" xmlns:wps="http://schemas.microsoft.com/office/word/2010/wordprocessingShape" mc:Ignorable="w14 w15 w16se w16cid w16 w16cex w16sdtdh w16sdtfl w16du wp14">
   <w:body>
-    <w:bookmarkStart w:id="21" w:name="X6880a3de1be924bfbee635bf925eafe60cff7a3"/>
     <w:p>
       <w:pPr>
         <w:pStyle w:val="Heading1"/>
       </w:pPr>
-      <w:r>
-        <w:t xml:space="preserve">Grant Gni - Complete Deployment Guide (Cloud Run + Gemini)</w:t>
-      </w:r>
-    </w:p>
-    <w:bookmarkStart w:id="20" w:name="overview"/>
+      <w:bookmarkStart w:id="0" w:name="X6880a3de1be924bfbee635bf925eafe60cff7a3"/>
+      <w:r>
+        <w:t>Grant Gni - Complete Deployment Guide (Cloud Run + Gemini)</w:t>
+      </w:r>
+    </w:p>
     <w:p>
       <w:pPr>
         <w:pStyle w:val="Heading2"/>
       </w:pPr>
-      <w:r>
-        <w:t xml:space="preserve">Overview</w:t>
+      <w:bookmarkStart w:id="1" w:name="overview"/>
+      <w:r>
+        <w:t>Overview</w:t>
       </w:r>
     </w:p>
     <w:p>
@@ -25,34 +25,34 @@
         <w:pStyle w:val="FirstParagraph"/>
       </w:pPr>
       <w:r>
-        <w:t xml:space="preserve">This document describes the complete deployment process used to deploy the Grant Gni backend to Google Cloud Run, including all issues encountered and how they were resolved.</w:t>
-      </w:r>
-    </w:p>
-    <w:p>
-      <w:r>
-        <w:pict>
-          <v:rect style="width:0;height:1.5pt" o:hralign="center" o:hrstd="t" o:hr="t"/>
+        <w:t>This document describes the complete deployment process used to deploy the Grant Gni backend to Google Cloud Run, including all issues encountered and how they were resolved.</w:t>
+      </w:r>
+    </w:p>
+    <w:p>
+      <w:r>
+        <w:pict w14:anchorId="79E52755">
+          <v:rect id="_x0000_i1025" style="width:0;height:1.5pt" o:hralign="center" o:hrstd="t" o:hr="t"/>
         </w:pict>
       </w:r>
     </w:p>
-    <w:bookmarkEnd w:id="20"/>
-    <w:bookmarkEnd w:id="21"/>
-    <w:bookmarkStart w:id="25" w:name="initial-situation"/>
     <w:p>
       <w:pPr>
         <w:pStyle w:val="Heading1"/>
       </w:pPr>
-      <w:r>
-        <w:t xml:space="preserve">Initial Situation</w:t>
-      </w:r>
-    </w:p>
-    <w:bookmarkStart w:id="22" w:name="available"/>
+      <w:bookmarkStart w:id="2" w:name="initial-situation"/>
+      <w:bookmarkEnd w:id="0"/>
+      <w:bookmarkEnd w:id="1"/>
+      <w:r>
+        <w:t>Initial Situation</w:t>
+      </w:r>
+    </w:p>
     <w:p>
       <w:pPr>
         <w:pStyle w:val="Heading3"/>
       </w:pPr>
-      <w:r>
-        <w:t xml:space="preserve">Available</w:t>
+      <w:bookmarkStart w:id="3" w:name="available"/>
+      <w:r>
+        <w:t>Available</w:t>
       </w:r>
     </w:p>
     <w:p>
@@ -60,11 +60,11 @@
         <w:pStyle w:val="Compact"/>
         <w:numPr>
           <w:ilvl w:val="0"/>
-          <w:numId w:val="1001"/>
+          <w:numId w:val="2"/>
         </w:numPr>
       </w:pPr>
       <w:r>
-        <w:t xml:space="preserve">Complete codebase in GitHub</w:t>
+        <w:t>Complete codebase in GitHub</w:t>
       </w:r>
     </w:p>
     <w:p>
@@ -72,11 +72,11 @@
         <w:pStyle w:val="Compact"/>
         <w:numPr>
           <w:ilvl w:val="0"/>
-          <w:numId w:val="1001"/>
+          <w:numId w:val="2"/>
         </w:numPr>
       </w:pPr>
       <w:r>
-        <w:t xml:space="preserve">Gemini API key</w:t>
+        <w:t>Gemini API key</w:t>
       </w:r>
     </w:p>
     <w:p>
@@ -84,21 +84,21 @@
         <w:pStyle w:val="Compact"/>
         <w:numPr>
           <w:ilvl w:val="0"/>
-          <w:numId w:val="1001"/>
+          <w:numId w:val="2"/>
         </w:numPr>
       </w:pPr>
       <w:r>
-        <w:t xml:space="preserve">Google account</w:t>
-      </w:r>
-    </w:p>
-    <w:bookmarkEnd w:id="22"/>
-    <w:bookmarkStart w:id="23" w:name="not-available"/>
+        <w:t>Google account</w:t>
+      </w:r>
+    </w:p>
     <w:p>
       <w:pPr>
         <w:pStyle w:val="Heading3"/>
       </w:pPr>
-      <w:r>
-        <w:t xml:space="preserve">Not Available</w:t>
+      <w:bookmarkStart w:id="4" w:name="not-available"/>
+      <w:bookmarkEnd w:id="3"/>
+      <w:r>
+        <w:t>Not Available</w:t>
       </w:r>
     </w:p>
     <w:p>
@@ -106,11 +106,11 @@
         <w:pStyle w:val="Compact"/>
         <w:numPr>
           <w:ilvl w:val="0"/>
-          <w:numId w:val="1002"/>
+          <w:numId w:val="3"/>
         </w:numPr>
       </w:pPr>
       <w:r>
-        <w:t xml:space="preserve">No domain name</w:t>
+        <w:t>No domain name</w:t>
       </w:r>
     </w:p>
     <w:p>
@@ -118,11 +118,11 @@
         <w:pStyle w:val="Compact"/>
         <w:numPr>
           <w:ilvl w:val="0"/>
-          <w:numId w:val="1002"/>
+          <w:numId w:val="3"/>
         </w:numPr>
       </w:pPr>
       <w:r>
-        <w:t xml:space="preserve">No Cloudflare account</w:t>
+        <w:t>No Cloudflare account</w:t>
       </w:r>
     </w:p>
     <w:p>
@@ -130,21 +130,21 @@
         <w:pStyle w:val="Compact"/>
         <w:numPr>
           <w:ilvl w:val="0"/>
-          <w:numId w:val="1002"/>
+          <w:numId w:val="3"/>
         </w:numPr>
       </w:pPr>
       <w:r>
-        <w:t xml:space="preserve">No Google Cloud deployment experience</w:t>
-      </w:r>
-    </w:p>
-    <w:bookmarkEnd w:id="23"/>
-    <w:bookmarkStart w:id="24" w:name="goal"/>
+        <w:t>No Google Cloud deployment experience</w:t>
+      </w:r>
+    </w:p>
     <w:p>
       <w:pPr>
         <w:pStyle w:val="Heading3"/>
       </w:pPr>
-      <w:r>
-        <w:t xml:space="preserve">Goal</w:t>
+      <w:bookmarkStart w:id="5" w:name="goal"/>
+      <w:bookmarkEnd w:id="4"/>
+      <w:r>
+        <w:t>Goal</w:t>
       </w:r>
     </w:p>
     <w:p>
@@ -152,25 +152,25 @@
         <w:pStyle w:val="FirstParagraph"/>
       </w:pPr>
       <w:r>
-        <w:t xml:space="preserve">Deploy the backend to the internet using Google Cloud Run and connect the Word Add-in to the deployed backend.</w:t>
-      </w:r>
-    </w:p>
-    <w:p>
-      <w:r>
-        <w:pict>
-          <v:rect style="width:0;height:1.5pt" o:hralign="center" o:hrstd="t" o:hr="t"/>
+        <w:t>Deploy the backend to the internet using Google Cloud Run and connect the Word Add-in to the deployed backend.</w:t>
+      </w:r>
+    </w:p>
+    <w:p>
+      <w:r>
+        <w:pict w14:anchorId="6722EC46">
+          <v:rect id="_x0000_i1026" style="width:0;height:1.5pt" o:hralign="center" o:hrstd="t" o:hr="t"/>
         </w:pict>
       </w:r>
     </w:p>
-    <w:bookmarkEnd w:id="24"/>
-    <w:bookmarkEnd w:id="25"/>
-    <w:bookmarkStart w:id="26" w:name="architecture"/>
     <w:p>
       <w:pPr>
         <w:pStyle w:val="Heading1"/>
       </w:pPr>
-      <w:r>
-        <w:t xml:space="preserve">Architecture</w:t>
+      <w:bookmarkStart w:id="6" w:name="architecture"/>
+      <w:bookmarkEnd w:id="2"/>
+      <w:bookmarkEnd w:id="5"/>
+      <w:r>
+        <w:t>Architecture</w:t>
       </w:r>
     </w:p>
     <w:p>
@@ -178,7 +178,7 @@
         <w:pStyle w:val="FirstParagraph"/>
       </w:pPr>
       <w:r>
-        <w:t xml:space="preserve">Before deployment:</w:t>
+        <w:t>Before deployment:</w:t>
       </w:r>
     </w:p>
     <w:p>
@@ -189,7 +189,7 @@
         <w:rPr>
           <w:rStyle w:val="VerbatimChar"/>
         </w:rPr>
-        <w:t xml:space="preserve">Word Add-in</w:t>
+        <w:t>Word Add-in</w:t>
       </w:r>
       <w:r>
         <w:br/>
@@ -207,7 +207,7 @@
         <w:rPr>
           <w:rStyle w:val="VerbatimChar"/>
         </w:rPr>
-        <w:t xml:space="preserve">https://localhost:3001</w:t>
+        <w:t>https://localhost:3001</w:t>
       </w:r>
       <w:r>
         <w:br/>
@@ -225,7 +225,7 @@
         <w:rPr>
           <w:rStyle w:val="VerbatimChar"/>
         </w:rPr>
-        <w:t xml:space="preserve">Local Node.js Backend</w:t>
+        <w:t>Local Node.js Backend</w:t>
       </w:r>
       <w:r>
         <w:br/>
@@ -243,7 +243,7 @@
         <w:rPr>
           <w:rStyle w:val="VerbatimChar"/>
         </w:rPr>
-        <w:t xml:space="preserve">Gemini API</w:t>
+        <w:t>Gemini API</w:t>
       </w:r>
     </w:p>
     <w:p>
@@ -251,7 +251,7 @@
         <w:pStyle w:val="FirstParagraph"/>
       </w:pPr>
       <w:r>
-        <w:t xml:space="preserve">After deployment:</w:t>
+        <w:t>After deployment:</w:t>
       </w:r>
     </w:p>
     <w:p>
@@ -262,7 +262,8 @@
         <w:rPr>
           <w:rStyle w:val="VerbatimChar"/>
         </w:rPr>
-        <w:t xml:space="preserve">Word Add-in</w:t>
+        <w:lastRenderedPageBreak/>
+        <w:t>Word Add-in</w:t>
       </w:r>
       <w:r>
         <w:br/>
@@ -280,7 +281,7 @@
         <w:rPr>
           <w:rStyle w:val="VerbatimChar"/>
         </w:rPr>
-        <w:t xml:space="preserve">Cloud Run Backend</w:t>
+        <w:t>Cloud Run Backend</w:t>
       </w:r>
       <w:r>
         <w:br/>
@@ -289,7 +290,7 @@
         <w:rPr>
           <w:rStyle w:val="VerbatimChar"/>
         </w:rPr>
-        <w:t xml:space="preserve">https://grant-gni-backend-418969920062.europe-west1.run.app</w:t>
+        <w:t>https://grant-gni-backend-418969920062.europe-west1.run.app</w:t>
       </w:r>
       <w:r>
         <w:br/>
@@ -307,24 +308,24 @@
         <w:rPr>
           <w:rStyle w:val="VerbatimChar"/>
         </w:rPr>
-        <w:t xml:space="preserve">Gemini API</w:t>
-      </w:r>
-    </w:p>
-    <w:p>
-      <w:r>
-        <w:pict>
-          <v:rect style="width:0;height:1.5pt" o:hralign="center" o:hrstd="t" o:hr="t"/>
+        <w:t>Gemini API</w:t>
+      </w:r>
+    </w:p>
+    <w:p>
+      <w:r>
+        <w:pict w14:anchorId="41CF3822">
+          <v:rect id="_x0000_i1027" style="width:0;height:1.5pt" o:hralign="center" o:hrstd="t" o:hr="t"/>
         </w:pict>
       </w:r>
     </w:p>
-    <w:bookmarkEnd w:id="26"/>
-    <w:bookmarkStart w:id="27" w:name="step-1---create-google-cloud-project"/>
     <w:p>
       <w:pPr>
         <w:pStyle w:val="Heading1"/>
       </w:pPr>
-      <w:r>
-        <w:t xml:space="preserve">Step 1 - Create Google Cloud Project</w:t>
+      <w:bookmarkStart w:id="7" w:name="step-1---create-google-cloud-project"/>
+      <w:bookmarkEnd w:id="6"/>
+      <w:r>
+        <w:t>Step 1 - Create Google Cloud Project</w:t>
       </w:r>
     </w:p>
     <w:p>
@@ -332,7 +333,7 @@
         <w:pStyle w:val="FirstParagraph"/>
       </w:pPr>
       <w:r>
-        <w:t xml:space="preserve">Created project:</w:t>
+        <w:t>Created project:</w:t>
       </w:r>
     </w:p>
     <w:p>
@@ -343,7 +344,7 @@
         <w:rPr>
           <w:rStyle w:val="VerbatimChar"/>
         </w:rPr>
-        <w:t xml:space="preserve">grant-gni</w:t>
+        <w:t>grant-gni</w:t>
       </w:r>
     </w:p>
     <w:p>
@@ -351,7 +352,7 @@
         <w:pStyle w:val="FirstParagraph"/>
       </w:pPr>
       <w:r>
-        <w:t xml:space="preserve">Verified active project:</w:t>
+        <w:t>Verified active project:</w:t>
       </w:r>
     </w:p>
     <w:p>
@@ -362,13 +363,13 @@
         <w:rPr>
           <w:rStyle w:val="NormalTok"/>
         </w:rPr>
-        <w:t xml:space="preserve">gcloud config get</w:t>
+        <w:t>gcloud config get</w:t>
       </w:r>
       <w:r>
         <w:rPr>
           <w:rStyle w:val="AttributeTok"/>
         </w:rPr>
-        <w:t xml:space="preserve">-value</w:t>
+        <w:t>-value</w:t>
       </w:r>
       <w:r>
         <w:rPr>
@@ -382,7 +383,7 @@
         <w:pStyle w:val="FirstParagraph"/>
       </w:pPr>
       <w:r>
-        <w:t xml:space="preserve">Output:</w:t>
+        <w:t>Output:</w:t>
       </w:r>
     </w:p>
     <w:p>
@@ -393,24 +394,24 @@
         <w:rPr>
           <w:rStyle w:val="VerbatimChar"/>
         </w:rPr>
-        <w:t xml:space="preserve">grant-gni</w:t>
-      </w:r>
-    </w:p>
-    <w:p>
-      <w:r>
-        <w:pict>
-          <v:rect style="width:0;height:1.5pt" o:hralign="center" o:hrstd="t" o:hr="t"/>
+        <w:t>grant-gni</w:t>
+      </w:r>
+    </w:p>
+    <w:p>
+      <w:r>
+        <w:pict w14:anchorId="45A9501C">
+          <v:rect id="_x0000_i1028" style="width:0;height:1.5pt" o:hralign="center" o:hrstd="t" o:hr="t"/>
         </w:pict>
       </w:r>
     </w:p>
-    <w:bookmarkEnd w:id="27"/>
-    <w:bookmarkStart w:id="28" w:name="step-2---install-google-cloud-sdk"/>
     <w:p>
       <w:pPr>
         <w:pStyle w:val="Heading1"/>
       </w:pPr>
-      <w:r>
-        <w:t xml:space="preserve">Step 2 - Install Google Cloud SDK</w:t>
+      <w:bookmarkStart w:id="8" w:name="step-2---install-google-cloud-sdk"/>
+      <w:bookmarkEnd w:id="7"/>
+      <w:r>
+        <w:t>Step 2 - Install Google Cloud SDK</w:t>
       </w:r>
     </w:p>
     <w:p>
@@ -418,7 +419,7 @@
         <w:pStyle w:val="FirstParagraph"/>
       </w:pPr>
       <w:r>
-        <w:t xml:space="preserve">Verified installation:</w:t>
+        <w:t>Verified installation:</w:t>
       </w:r>
     </w:p>
     <w:p>
@@ -429,13 +430,13 @@
         <w:rPr>
           <w:rStyle w:val="NormalTok"/>
         </w:rPr>
-        <w:t xml:space="preserve">gcloud -</w:t>
+        <w:t>gcloud -</w:t>
       </w:r>
       <w:r>
         <w:rPr>
           <w:rStyle w:val="AttributeTok"/>
         </w:rPr>
-        <w:t xml:space="preserve">-version</w:t>
+        <w:t>-version</w:t>
       </w:r>
     </w:p>
     <w:p>
@@ -443,7 +444,7 @@
         <w:pStyle w:val="FirstParagraph"/>
       </w:pPr>
       <w:r>
-        <w:t xml:space="preserve">Output:</w:t>
+        <w:t>Output:</w:t>
       </w:r>
     </w:p>
     <w:p>
@@ -454,24 +455,24 @@
         <w:rPr>
           <w:rStyle w:val="VerbatimChar"/>
         </w:rPr>
-        <w:t xml:space="preserve">Google Cloud SDK 573.0.0</w:t>
-      </w:r>
-    </w:p>
-    <w:p>
-      <w:r>
-        <w:pict>
-          <v:rect style="width:0;height:1.5pt" o:hralign="center" o:hrstd="t" o:hr="t"/>
+        <w:t>Google Cloud SDK 573.0.0</w:t>
+      </w:r>
+    </w:p>
+    <w:p>
+      <w:r>
+        <w:pict w14:anchorId="0B732142">
+          <v:rect id="_x0000_i1029" style="width:0;height:1.5pt" o:hralign="center" o:hrstd="t" o:hr="t"/>
         </w:pict>
       </w:r>
     </w:p>
-    <w:bookmarkEnd w:id="28"/>
-    <w:bookmarkStart w:id="29" w:name="step-3---verify-authentication"/>
     <w:p>
       <w:pPr>
         <w:pStyle w:val="Heading1"/>
       </w:pPr>
-      <w:r>
-        <w:t xml:space="preserve">Step 3 - Verify Authentication</w:t>
+      <w:bookmarkStart w:id="9" w:name="step-3---verify-authentication"/>
+      <w:bookmarkEnd w:id="8"/>
+      <w:r>
+        <w:t>Step 3 - Verify Authentication</w:t>
       </w:r>
     </w:p>
     <w:p>
@@ -479,7 +480,7 @@
         <w:pStyle w:val="FirstParagraph"/>
       </w:pPr>
       <w:r>
-        <w:t xml:space="preserve">Command:</w:t>
+        <w:t>Command:</w:t>
       </w:r>
     </w:p>
     <w:p>
@@ -490,7 +491,7 @@
         <w:rPr>
           <w:rStyle w:val="NormalTok"/>
         </w:rPr>
-        <w:t xml:space="preserve">gcloud auth list</w:t>
+        <w:t>gcloud auth list</w:t>
       </w:r>
     </w:p>
     <w:p>
@@ -498,7 +499,7 @@
         <w:pStyle w:val="FirstParagraph"/>
       </w:pPr>
       <w:r>
-        <w:t xml:space="preserve">Output:</w:t>
+        <w:t>Output:</w:t>
       </w:r>
     </w:p>
     <w:p>
@@ -509,7 +510,7 @@
         <w:rPr>
           <w:rStyle w:val="VerbatimChar"/>
         </w:rPr>
-        <w:t xml:space="preserve">ACTIVE ACCOUNT</w:t>
+        <w:t>ACTIVE ACCOUNT</w:t>
       </w:r>
       <w:r>
         <w:br/>
@@ -518,24 +519,25 @@
         <w:rPr>
           <w:rStyle w:val="VerbatimChar"/>
         </w:rPr>
-        <w:t xml:space="preserve">qazisohail101@gmail.com</w:t>
-      </w:r>
-    </w:p>
-    <w:p>
-      <w:r>
-        <w:pict>
-          <v:rect style="width:0;height:1.5pt" o:hralign="center" o:hrstd="t" o:hr="t"/>
+        <w:t>qazisohail101@gmail.com</w:t>
+      </w:r>
+    </w:p>
+    <w:p>
+      <w:r>
+        <w:pict w14:anchorId="5ACFA7B5">
+          <v:rect id="_x0000_i1030" style="width:0;height:1.5pt" o:hralign="center" o:hrstd="t" o:hr="t"/>
         </w:pict>
       </w:r>
     </w:p>
-    <w:bookmarkEnd w:id="29"/>
-    <w:bookmarkStart w:id="33" w:name="step-4---create-dockerfile"/>
     <w:p>
       <w:pPr>
         <w:pStyle w:val="Heading1"/>
       </w:pPr>
-      <w:r>
-        <w:t xml:space="preserve">Step 4 - Create Dockerfile</w:t>
+      <w:bookmarkStart w:id="10" w:name="step-4---create-dockerfile"/>
+      <w:bookmarkEnd w:id="9"/>
+      <w:r>
+        <w:lastRenderedPageBreak/>
+        <w:t>Step 4 - Create Dockerfile</w:t>
       </w:r>
     </w:p>
     <w:p>
@@ -543,16 +545,16 @@
         <w:pStyle w:val="FirstParagraph"/>
       </w:pPr>
       <w:r>
-        <w:t xml:space="preserve">Important mistake encountered.</w:t>
-      </w:r>
-    </w:p>
-    <w:bookmarkStart w:id="30" w:name="mistake"/>
+        <w:t>Important mistake encountered.</w:t>
+      </w:r>
+    </w:p>
     <w:p>
       <w:pPr>
         <w:pStyle w:val="Heading2"/>
       </w:pPr>
-      <w:r>
-        <w:t xml:space="preserve">Mistake</w:t>
+      <w:bookmarkStart w:id="11" w:name="mistake"/>
+      <w:r>
+        <w:t>Mistake</w:t>
       </w:r>
     </w:p>
     <w:p>
@@ -560,7 +562,7 @@
         <w:pStyle w:val="FirstParagraph"/>
       </w:pPr>
       <w:r>
-        <w:t xml:space="preserve">Attempted to run Dockerfile commands directly in Command Prompt:</w:t>
+        <w:t>Attempted to run Dockerfile commands directly in Command Prompt:</w:t>
       </w:r>
     </w:p>
     <w:p>
@@ -571,13 +573,13 @@
         <w:rPr>
           <w:rStyle w:val="NormalTok"/>
         </w:rPr>
-        <w:t xml:space="preserve">FROM node:20</w:t>
+        <w:t>FROM node:20</w:t>
       </w:r>
       <w:r>
         <w:rPr>
           <w:rStyle w:val="AttributeTok"/>
         </w:rPr>
-        <w:t xml:space="preserve">-slim</w:t>
+        <w:t>-slim</w:t>
       </w:r>
       <w:r>
         <w:br/>
@@ -592,7 +594,7 @@
         <w:rPr>
           <w:rStyle w:val="AttributeTok"/>
         </w:rPr>
-        <w:t xml:space="preserve">/app</w:t>
+        <w:t>/app</w:t>
       </w:r>
       <w:r>
         <w:br/>
@@ -601,7 +603,7 @@
         <w:rPr>
           <w:rStyle w:val="BuiltInTok"/>
         </w:rPr>
-        <w:t xml:space="preserve">COPY</w:t>
+        <w:t>COPY</w:t>
       </w:r>
       <w:r>
         <w:rPr>
@@ -615,7 +617,7 @@
         <w:pStyle w:val="FirstParagraph"/>
       </w:pPr>
       <w:r>
-        <w:t xml:space="preserve">Error:</w:t>
+        <w:t>Error:</w:t>
       </w:r>
     </w:p>
     <w:p>
@@ -626,17 +628,17 @@
         <w:rPr>
           <w:rStyle w:val="VerbatimChar"/>
         </w:rPr>
-        <w:t xml:space="preserve">'FROM' is not recognized as an internal or external command</w:t>
-      </w:r>
-    </w:p>
-    <w:bookmarkEnd w:id="30"/>
-    <w:bookmarkStart w:id="31" w:name="cause"/>
+        <w:t>'FROM' is not recognized as an internal or external command</w:t>
+      </w:r>
+    </w:p>
     <w:p>
       <w:pPr>
         <w:pStyle w:val="Heading2"/>
       </w:pPr>
-      <w:r>
-        <w:t xml:space="preserve">Cause</w:t>
+      <w:bookmarkStart w:id="12" w:name="cause"/>
+      <w:bookmarkEnd w:id="11"/>
+      <w:r>
+        <w:t>Cause</w:t>
       </w:r>
     </w:p>
     <w:p>
@@ -644,17 +646,17 @@
         <w:pStyle w:val="FirstParagraph"/>
       </w:pPr>
       <w:r>
-        <w:t xml:space="preserve">Dockerfile contents were executed as Windows commands.</w:t>
-      </w:r>
-    </w:p>
-    <w:bookmarkEnd w:id="31"/>
-    <w:bookmarkStart w:id="32" w:name="solution"/>
+        <w:t>Dockerfile contents were executed as Windows commands.</w:t>
+      </w:r>
+    </w:p>
     <w:p>
       <w:pPr>
         <w:pStyle w:val="Heading2"/>
       </w:pPr>
-      <w:r>
-        <w:t xml:space="preserve">Solution</w:t>
+      <w:bookmarkStart w:id="13" w:name="solution"/>
+      <w:bookmarkEnd w:id="12"/>
+      <w:r>
+        <w:t>Solution</w:t>
       </w:r>
     </w:p>
     <w:p>
@@ -662,7 +664,7 @@
         <w:pStyle w:val="FirstParagraph"/>
       </w:pPr>
       <w:r>
-        <w:t xml:space="preserve">Create a file named:</w:t>
+        <w:t>Create a file named:</w:t>
       </w:r>
     </w:p>
     <w:p>
@@ -673,7 +675,7 @@
         <w:rPr>
           <w:rStyle w:val="VerbatimChar"/>
         </w:rPr>
-        <w:t xml:space="preserve">Dockerfile</w:t>
+        <w:t>Dockerfile</w:t>
       </w:r>
     </w:p>
     <w:p>
@@ -681,7 +683,7 @@
         <w:pStyle w:val="FirstParagraph"/>
       </w:pPr>
       <w:r>
-        <w:t xml:space="preserve">Contents:</w:t>
+        <w:t>Contents:</w:t>
       </w:r>
     </w:p>
     <w:p>
@@ -692,7 +694,7 @@
         <w:rPr>
           <w:rStyle w:val="KeywordTok"/>
         </w:rPr>
-        <w:t xml:space="preserve">FROM</w:t>
+        <w:t>FROM</w:t>
       </w:r>
       <w:r>
         <w:rPr>
@@ -710,7 +712,7 @@
         <w:rPr>
           <w:rStyle w:val="KeywordTok"/>
         </w:rPr>
-        <w:t xml:space="preserve">WORKDIR</w:t>
+        <w:t>WORKDIR</w:t>
       </w:r>
       <w:r>
         <w:rPr>
@@ -728,7 +730,7 @@
         <w:rPr>
           <w:rStyle w:val="KeywordTok"/>
         </w:rPr>
-        <w:t xml:space="preserve">COPY</w:t>
+        <w:t>COPY</w:t>
       </w:r>
       <w:r>
         <w:rPr>
@@ -746,7 +748,7 @@
         <w:rPr>
           <w:rStyle w:val="KeywordTok"/>
         </w:rPr>
-        <w:t xml:space="preserve">RUN</w:t>
+        <w:t>RUN</w:t>
       </w:r>
       <w:r>
         <w:rPr>
@@ -758,7 +760,7 @@
         <w:rPr>
           <w:rStyle w:val="ExtensionTok"/>
         </w:rPr>
-        <w:t xml:space="preserve">npm</w:t>
+        <w:t>npm</w:t>
       </w:r>
       <w:r>
         <w:rPr>
@@ -770,19 +772,19 @@
         <w:rPr>
           <w:rStyle w:val="AttributeTok"/>
         </w:rPr>
-        <w:t xml:space="preserve">--omit</w:t>
+        <w:t>--omit</w:t>
       </w:r>
       <w:r>
         <w:rPr>
           <w:rStyle w:val="OperatorTok"/>
         </w:rPr>
-        <w:t xml:space="preserve">=</w:t>
-      </w:r>
-      <w:r>
-        <w:rPr>
-          <w:rStyle w:val="NormalTok"/>
-        </w:rPr>
-        <w:t xml:space="preserve">dev</w:t>
+        <w:t>=</w:t>
+      </w:r>
+      <w:r>
+        <w:rPr>
+          <w:rStyle w:val="NormalTok"/>
+        </w:rPr>
+        <w:t>dev</w:t>
       </w:r>
       <w:r>
         <w:br/>
@@ -794,7 +796,7 @@
         <w:rPr>
           <w:rStyle w:val="KeywordTok"/>
         </w:rPr>
-        <w:t xml:space="preserve">COPY</w:t>
+        <w:t>COPY</w:t>
       </w:r>
       <w:r>
         <w:rPr>
@@ -812,7 +814,7 @@
         <w:rPr>
           <w:rStyle w:val="KeywordTok"/>
         </w:rPr>
-        <w:t xml:space="preserve">ENV</w:t>
+        <w:t>ENV</w:t>
       </w:r>
       <w:r>
         <w:rPr>
@@ -827,7 +829,7 @@
         <w:rPr>
           <w:rStyle w:val="KeywordTok"/>
         </w:rPr>
-        <w:t xml:space="preserve">ENV</w:t>
+        <w:t>ENV</w:t>
       </w:r>
       <w:r>
         <w:rPr>
@@ -845,7 +847,7 @@
         <w:rPr>
           <w:rStyle w:val="KeywordTok"/>
         </w:rPr>
-        <w:t xml:space="preserve">EXPOSE</w:t>
+        <w:t>EXPOSE</w:t>
       </w:r>
       <w:r>
         <w:rPr>
@@ -863,7 +865,7 @@
         <w:rPr>
           <w:rStyle w:val="KeywordTok"/>
         </w:rPr>
-        <w:t xml:space="preserve">CMD</w:t>
+        <w:t>CMD</w:t>
       </w:r>
       <w:r>
         <w:rPr>
@@ -875,7 +877,7 @@
         <w:rPr>
           <w:rStyle w:val="StringTok"/>
         </w:rPr>
-        <w:t xml:space="preserve">"node"</w:t>
+        <w:t>"node"</w:t>
       </w:r>
       <w:r>
         <w:rPr>
@@ -887,40 +889,41 @@
         <w:rPr>
           <w:rStyle w:val="StringTok"/>
         </w:rPr>
-        <w:t xml:space="preserve">"src/server.js"</w:t>
-      </w:r>
-      <w:r>
-        <w:rPr>
-          <w:rStyle w:val="NormalTok"/>
-        </w:rPr>
-        <w:t xml:space="preserve">]</w:t>
-      </w:r>
-    </w:p>
-    <w:p>
-      <w:r>
-        <w:pict>
-          <v:rect style="width:0;height:1.5pt" o:hralign="center" o:hrstd="t" o:hr="t"/>
+        <w:t>"src/server.js"</w:t>
+      </w:r>
+      <w:r>
+        <w:rPr>
+          <w:rStyle w:val="NormalTok"/>
+        </w:rPr>
+        <w:t>]</w:t>
+      </w:r>
+    </w:p>
+    <w:p>
+      <w:r>
+        <w:pict w14:anchorId="6B61B693">
+          <v:rect id="_x0000_i1031" style="width:0;height:1.5pt" o:hralign="center" o:hrstd="t" o:hr="t"/>
         </w:pict>
       </w:r>
     </w:p>
-    <w:bookmarkEnd w:id="32"/>
-    <w:bookmarkEnd w:id="33"/>
-    <w:bookmarkStart w:id="36" w:name="step-5---windows-file-extension-issue"/>
     <w:p>
       <w:pPr>
         <w:pStyle w:val="Heading1"/>
       </w:pPr>
-      <w:r>
-        <w:t xml:space="preserve">Step 5 - Windows File Extension Issue</w:t>
-      </w:r>
-    </w:p>
-    <w:bookmarkStart w:id="34" w:name="problem"/>
+      <w:bookmarkStart w:id="14" w:name="step-5---windows-file-extension-issue"/>
+      <w:bookmarkEnd w:id="10"/>
+      <w:bookmarkEnd w:id="13"/>
+      <w:r>
+        <w:lastRenderedPageBreak/>
+        <w:t>Step 5 - Windows File Extension Issue</w:t>
+      </w:r>
+    </w:p>
     <w:p>
       <w:pPr>
         <w:pStyle w:val="Heading2"/>
       </w:pPr>
-      <w:r>
-        <w:t xml:space="preserve">Problem</w:t>
+      <w:bookmarkStart w:id="15" w:name="problem"/>
+      <w:r>
+        <w:t>Problem</w:t>
       </w:r>
     </w:p>
     <w:p>
@@ -928,7 +931,7 @@
         <w:pStyle w:val="FirstParagraph"/>
       </w:pPr>
       <w:r>
-        <w:t xml:space="preserve">Notepad created:</w:t>
+        <w:t>Notepad created:</w:t>
       </w:r>
     </w:p>
     <w:p>
@@ -939,7 +942,7 @@
         <w:rPr>
           <w:rStyle w:val="VerbatimChar"/>
         </w:rPr>
-        <w:t xml:space="preserve">Dockerfile.txt</w:t>
+        <w:t>Dockerfile.txt</w:t>
       </w:r>
     </w:p>
     <w:p>
@@ -947,7 +950,7 @@
         <w:pStyle w:val="FirstParagraph"/>
       </w:pPr>
       <w:r>
-        <w:t xml:space="preserve">instead of:</w:t>
+        <w:t>instead of:</w:t>
       </w:r>
     </w:p>
     <w:p>
@@ -958,17 +961,17 @@
         <w:rPr>
           <w:rStyle w:val="VerbatimChar"/>
         </w:rPr>
-        <w:t xml:space="preserve">Dockerfile</w:t>
-      </w:r>
-    </w:p>
-    <w:bookmarkEnd w:id="34"/>
-    <w:bookmarkStart w:id="35" w:name="solution-1"/>
+        <w:t>Dockerfile</w:t>
+      </w:r>
+    </w:p>
     <w:p>
       <w:pPr>
         <w:pStyle w:val="Heading2"/>
       </w:pPr>
-      <w:r>
-        <w:t xml:space="preserve">Solution</w:t>
+      <w:bookmarkStart w:id="16" w:name="solution-1"/>
+      <w:bookmarkEnd w:id="15"/>
+      <w:r>
+        <w:t>Solution</w:t>
       </w:r>
     </w:p>
     <w:p>
@@ -976,7 +979,7 @@
         <w:pStyle w:val="FirstParagraph"/>
       </w:pPr>
       <w:r>
-        <w:t xml:space="preserve">Enable:</w:t>
+        <w:t>Enable:</w:t>
       </w:r>
     </w:p>
     <w:p>
@@ -987,7 +990,7 @@
         <w:rPr>
           <w:rStyle w:val="VerbatimChar"/>
         </w:rPr>
-        <w:t xml:space="preserve">File Explorer</w:t>
+        <w:t>File Explorer</w:t>
       </w:r>
       <w:r>
         <w:br/>
@@ -996,7 +999,7 @@
         <w:rPr>
           <w:rStyle w:val="VerbatimChar"/>
         </w:rPr>
-        <w:t xml:space="preserve">→ View</w:t>
+        <w:t>→ View</w:t>
       </w:r>
       <w:r>
         <w:br/>
@@ -1005,7 +1008,7 @@
         <w:rPr>
           <w:rStyle w:val="VerbatimChar"/>
         </w:rPr>
-        <w:t xml:space="preserve">→ Show</w:t>
+        <w:t>→ Show</w:t>
       </w:r>
       <w:r>
         <w:br/>
@@ -1014,7 +1017,7 @@
         <w:rPr>
           <w:rStyle w:val="VerbatimChar"/>
         </w:rPr>
-        <w:t xml:space="preserve">→ File name extensions</w:t>
+        <w:t>→ File name extensions</w:t>
       </w:r>
     </w:p>
     <w:p>
@@ -1022,7 +1025,7 @@
         <w:pStyle w:val="FirstParagraph"/>
       </w:pPr>
       <w:r>
-        <w:t xml:space="preserve">Rename:</w:t>
+        <w:t>Rename:</w:t>
       </w:r>
     </w:p>
     <w:p>
@@ -1033,7 +1036,7 @@
         <w:rPr>
           <w:rStyle w:val="VerbatimChar"/>
         </w:rPr>
-        <w:t xml:space="preserve">Dockerfile.txt</w:t>
+        <w:t>Dockerfile.txt</w:t>
       </w:r>
     </w:p>
     <w:p>
@@ -1041,7 +1044,7 @@
         <w:pStyle w:val="FirstParagraph"/>
       </w:pPr>
       <w:r>
-        <w:t xml:space="preserve">to</w:t>
+        <w:t>to</w:t>
       </w:r>
     </w:p>
     <w:p>
@@ -1052,25 +1055,25 @@
         <w:rPr>
           <w:rStyle w:val="VerbatimChar"/>
         </w:rPr>
-        <w:t xml:space="preserve">Dockerfile</w:t>
-      </w:r>
-    </w:p>
-    <w:p>
-      <w:r>
-        <w:pict>
-          <v:rect style="width:0;height:1.5pt" o:hralign="center" o:hrstd="t" o:hr="t"/>
+        <w:t>Dockerfile</w:t>
+      </w:r>
+    </w:p>
+    <w:p>
+      <w:r>
+        <w:pict w14:anchorId="1EA60DDB">
+          <v:rect id="_x0000_i1032" style="width:0;height:1.5pt" o:hralign="center" o:hrstd="t" o:hr="t"/>
         </w:pict>
       </w:r>
     </w:p>
-    <w:bookmarkEnd w:id="35"/>
-    <w:bookmarkEnd w:id="36"/>
-    <w:bookmarkStart w:id="37" w:name="step-6---verify-backend-structure"/>
     <w:p>
       <w:pPr>
         <w:pStyle w:val="Heading1"/>
       </w:pPr>
-      <w:r>
-        <w:t xml:space="preserve">Step 6 - Verify Backend Structure</w:t>
+      <w:bookmarkStart w:id="17" w:name="step-6---verify-backend-structure"/>
+      <w:bookmarkEnd w:id="14"/>
+      <w:bookmarkEnd w:id="16"/>
+      <w:r>
+        <w:t>Step 6 - Verify Backend Structure</w:t>
       </w:r>
     </w:p>
     <w:p>
@@ -1078,7 +1081,7 @@
         <w:pStyle w:val="FirstParagraph"/>
       </w:pPr>
       <w:r>
-        <w:t xml:space="preserve">Verified:</w:t>
+        <w:t>Verified:</w:t>
       </w:r>
     </w:p>
     <w:p>
@@ -1089,7 +1092,7 @@
         <w:rPr>
           <w:rStyle w:val="VerbatimChar"/>
         </w:rPr>
-        <w:t xml:space="preserve">backend/</w:t>
+        <w:t>backend/</w:t>
       </w:r>
       <w:r>
         <w:br/>
@@ -1098,7 +1101,7 @@
         <w:rPr>
           <w:rStyle w:val="VerbatimChar"/>
         </w:rPr>
-        <w:t xml:space="preserve">├── Dockerfile</w:t>
+        <w:t>├── Dockerfile</w:t>
       </w:r>
       <w:r>
         <w:br/>
@@ -1107,7 +1110,7 @@
         <w:rPr>
           <w:rStyle w:val="VerbatimChar"/>
         </w:rPr>
-        <w:t xml:space="preserve">├── package.json</w:t>
+        <w:t>├── package.json</w:t>
       </w:r>
       <w:r>
         <w:br/>
@@ -1116,7 +1119,7 @@
         <w:rPr>
           <w:rStyle w:val="VerbatimChar"/>
         </w:rPr>
-        <w:t xml:space="preserve">├── src/</w:t>
+        <w:t>├── src/</w:t>
       </w:r>
       <w:r>
         <w:br/>
@@ -1125,7 +1128,7 @@
         <w:rPr>
           <w:rStyle w:val="VerbatimChar"/>
         </w:rPr>
-        <w:t xml:space="preserve">│   └── server.js</w:t>
+        <w:t>│   └── server.js</w:t>
       </w:r>
     </w:p>
     <w:p>
@@ -1133,7 +1136,7 @@
         <w:pStyle w:val="FirstParagraph"/>
       </w:pPr>
       <w:r>
-        <w:t xml:space="preserve">Confirmed:</w:t>
+        <w:t>Confirmed:</w:t>
       </w:r>
     </w:p>
     <w:p>
@@ -1144,7 +1147,7 @@
         <w:rPr>
           <w:rStyle w:val="VerbatimChar"/>
         </w:rPr>
-        <w:t xml:space="preserve">src/server.js</w:t>
+        <w:t>src/server.js</w:t>
       </w:r>
     </w:p>
     <w:p>
@@ -1152,24 +1155,25 @@
         <w:pStyle w:val="FirstParagraph"/>
       </w:pPr>
       <w:r>
-        <w:t xml:space="preserve">exists.</w:t>
-      </w:r>
-    </w:p>
-    <w:p>
-      <w:r>
-        <w:pict>
-          <v:rect style="width:0;height:1.5pt" o:hralign="center" o:hrstd="t" o:hr="t"/>
+        <w:t>exists.</w:t>
+      </w:r>
+    </w:p>
+    <w:p>
+      <w:r>
+        <w:pict w14:anchorId="636E4620">
+          <v:rect id="_x0000_i1033" style="width:0;height:1.5pt" o:hralign="center" o:hrstd="t" o:hr="t"/>
         </w:pict>
       </w:r>
     </w:p>
-    <w:bookmarkEnd w:id="37"/>
-    <w:bookmarkStart w:id="38" w:name="step-7---review-server.js"/>
     <w:p>
       <w:pPr>
         <w:pStyle w:val="Heading1"/>
       </w:pPr>
-      <w:r>
-        <w:t xml:space="preserve">Step 7 - Review server.js</w:t>
+      <w:bookmarkStart w:id="18" w:name="step-7---review-server.js"/>
+      <w:bookmarkEnd w:id="17"/>
+      <w:r>
+        <w:lastRenderedPageBreak/>
+        <w:t>Step 7 - Review server.js</w:t>
       </w:r>
     </w:p>
     <w:p>
@@ -1177,15 +1181,15 @@
         <w:pStyle w:val="FirstParagraph"/>
       </w:pPr>
       <w:r>
-        <w:t xml:space="preserve">Verified Cloud Run compatibility.</w:t>
-      </w:r>
-    </w:p>
-    <w:p>
-      <w:pPr>
-        <w:pStyle w:val="BodyText"/>
-      </w:pPr>
-      <w:r>
-        <w:t xml:space="preserve">Confirmed:</w:t>
+        <w:t>Verified Cloud Run compatibility.</w:t>
+      </w:r>
+    </w:p>
+    <w:p>
+      <w:pPr>
+        <w:pStyle w:val="BodyText"/>
+      </w:pPr>
+      <w:r>
+        <w:t>Confirmed:</w:t>
       </w:r>
     </w:p>
     <w:p>
@@ -1196,7 +1200,7 @@
         <w:rPr>
           <w:rStyle w:val="KeywordTok"/>
         </w:rPr>
-        <w:t xml:space="preserve">const</w:t>
+        <w:t>const</w:t>
       </w:r>
       <w:r>
         <w:rPr>
@@ -1208,7 +1212,7 @@
         <w:rPr>
           <w:rStyle w:val="OperatorTok"/>
         </w:rPr>
-        <w:t xml:space="preserve">=</w:t>
+        <w:t>=</w:t>
       </w:r>
       <w:r>
         <w:rPr>
@@ -1220,43 +1224,43 @@
         <w:rPr>
           <w:rStyle w:val="BuiltInTok"/>
         </w:rPr>
-        <w:t xml:space="preserve">Number</w:t>
-      </w:r>
-      <w:r>
-        <w:rPr>
-          <w:rStyle w:val="NormalTok"/>
-        </w:rPr>
-        <w:t xml:space="preserve">(</w:t>
+        <w:t>Number</w:t>
+      </w:r>
+      <w:r>
+        <w:rPr>
+          <w:rStyle w:val="NormalTok"/>
+        </w:rPr>
+        <w:t>(</w:t>
       </w:r>
       <w:r>
         <w:rPr>
           <w:rStyle w:val="BuiltInTok"/>
         </w:rPr>
-        <w:t xml:space="preserve">process</w:t>
+        <w:t>process</w:t>
       </w:r>
       <w:r>
         <w:rPr>
           <w:rStyle w:val="OperatorTok"/>
         </w:rPr>
-        <w:t xml:space="preserve">.</w:t>
+        <w:t>.</w:t>
       </w:r>
       <w:r>
         <w:rPr>
           <w:rStyle w:val="AttributeTok"/>
         </w:rPr>
-        <w:t xml:space="preserve">env</w:t>
+        <w:t>env</w:t>
       </w:r>
       <w:r>
         <w:rPr>
           <w:rStyle w:val="OperatorTok"/>
         </w:rPr>
-        <w:t xml:space="preserve">.</w:t>
+        <w:t>.</w:t>
       </w:r>
       <w:r>
         <w:rPr>
           <w:rStyle w:val="AttributeTok"/>
         </w:rPr>
-        <w:t xml:space="preserve">PORT</w:t>
+        <w:t>PORT</w:t>
       </w:r>
       <w:r>
         <w:rPr>
@@ -1268,7 +1272,7 @@
         <w:rPr>
           <w:rStyle w:val="OperatorTok"/>
         </w:rPr>
-        <w:t xml:space="preserve">||</w:t>
+        <w:t>||</w:t>
       </w:r>
       <w:r>
         <w:rPr>
@@ -1280,13 +1284,13 @@
         <w:rPr>
           <w:rStyle w:val="DecValTok"/>
         </w:rPr>
-        <w:t xml:space="preserve">3001</w:t>
+        <w:t>3001</w:t>
       </w:r>
       <w:r>
         <w:rPr>
           <w:rStyle w:val="OperatorTok"/>
         </w:rPr>
-        <w:t xml:space="preserve">;</w:t>
+        <w:t>;</w:t>
       </w:r>
     </w:p>
     <w:p>
@@ -1294,7 +1298,7 @@
         <w:pStyle w:val="FirstParagraph"/>
       </w:pPr>
       <w:r>
-        <w:t xml:space="preserve">and</w:t>
+        <w:t>and</w:t>
       </w:r>
     </w:p>
     <w:p>
@@ -1305,43 +1309,43 @@
         <w:rPr>
           <w:rStyle w:val="NormalTok"/>
         </w:rPr>
-        <w:t xml:space="preserve">http</w:t>
+        <w:t>http</w:t>
       </w:r>
       <w:r>
         <w:rPr>
           <w:rStyle w:val="OperatorTok"/>
         </w:rPr>
-        <w:t xml:space="preserve">.</w:t>
+        <w:t>.</w:t>
       </w:r>
       <w:r>
         <w:rPr>
           <w:rStyle w:val="FunctionTok"/>
         </w:rPr>
-        <w:t xml:space="preserve">createServer</w:t>
-      </w:r>
-      <w:r>
-        <w:rPr>
-          <w:rStyle w:val="NormalTok"/>
-        </w:rPr>
-        <w:t xml:space="preserve">(app)</w:t>
+        <w:t>createServer</w:t>
+      </w:r>
+      <w:r>
+        <w:rPr>
+          <w:rStyle w:val="NormalTok"/>
+        </w:rPr>
+        <w:t>(app)</w:t>
       </w:r>
       <w:r>
         <w:rPr>
           <w:rStyle w:val="OperatorTok"/>
         </w:rPr>
-        <w:t xml:space="preserve">.</w:t>
+        <w:t>.</w:t>
       </w:r>
       <w:r>
         <w:rPr>
           <w:rStyle w:val="FunctionTok"/>
         </w:rPr>
-        <w:t xml:space="preserve">listen</w:t>
-      </w:r>
-      <w:r>
-        <w:rPr>
-          <w:rStyle w:val="NormalTok"/>
-        </w:rPr>
-        <w:t xml:space="preserve">(PORT)</w:t>
+        <w:t>listen</w:t>
+      </w:r>
+      <w:r>
+        <w:rPr>
+          <w:rStyle w:val="NormalTok"/>
+        </w:rPr>
+        <w:t>(PORT)</w:t>
       </w:r>
     </w:p>
     <w:p>
@@ -1349,7 +1353,7 @@
         <w:pStyle w:val="FirstParagraph"/>
       </w:pPr>
       <w:r>
-        <w:t xml:space="preserve">Cloud Run injects:</w:t>
+        <w:t>Cloud Run injects:</w:t>
       </w:r>
     </w:p>
     <w:p>
@@ -1360,7 +1364,7 @@
         <w:rPr>
           <w:rStyle w:val="VerbatimChar"/>
         </w:rPr>
-        <w:t xml:space="preserve">PORT=8080</w:t>
+        <w:t>PORT=8080</w:t>
       </w:r>
     </w:p>
     <w:p>
@@ -1368,32 +1372,32 @@
         <w:pStyle w:val="FirstParagraph"/>
       </w:pPr>
       <w:r>
-        <w:t xml:space="preserve">through environment variables.</w:t>
-      </w:r>
-    </w:p>
-    <w:p>
-      <w:pPr>
-        <w:pStyle w:val="BodyText"/>
-      </w:pPr>
-      <w:r>
-        <w:t xml:space="preserve">No code changes required.</w:t>
-      </w:r>
-    </w:p>
-    <w:p>
-      <w:r>
-        <w:pict>
-          <v:rect style="width:0;height:1.5pt" o:hralign="center" o:hrstd="t" o:hr="t"/>
+        <w:t>through environment variables.</w:t>
+      </w:r>
+    </w:p>
+    <w:p>
+      <w:pPr>
+        <w:pStyle w:val="BodyText"/>
+      </w:pPr>
+      <w:r>
+        <w:t>No code changes required.</w:t>
+      </w:r>
+    </w:p>
+    <w:p>
+      <w:r>
+        <w:pict w14:anchorId="188522FA">
+          <v:rect id="_x0000_i1034" style="width:0;height:1.5pt" o:hralign="center" o:hrstd="t" o:hr="t"/>
         </w:pict>
       </w:r>
     </w:p>
-    <w:bookmarkEnd w:id="38"/>
-    <w:bookmarkStart w:id="39" w:name="step-8---enable-google-cloud-services"/>
     <w:p>
       <w:pPr>
         <w:pStyle w:val="Heading1"/>
       </w:pPr>
-      <w:r>
-        <w:t xml:space="preserve">Step 8 - Enable Google Cloud Services</w:t>
+      <w:bookmarkStart w:id="19" w:name="step-8---enable-google-cloud-services"/>
+      <w:bookmarkEnd w:id="18"/>
+      <w:r>
+        <w:t>Step 8 - Enable Google Cloud Services</w:t>
       </w:r>
     </w:p>
     <w:p>
@@ -1401,7 +1405,7 @@
         <w:pStyle w:val="FirstParagraph"/>
       </w:pPr>
       <w:r>
-        <w:t xml:space="preserve">Commands:</w:t>
+        <w:t>Commands:</w:t>
       </w:r>
     </w:p>
     <w:p>
@@ -1412,7 +1416,7 @@
         <w:rPr>
           <w:rStyle w:val="NormalTok"/>
         </w:rPr>
-        <w:t xml:space="preserve">gcloud services enable run.googleapis.com</w:t>
+        <w:t>gcloud services enable run.googleapis.com</w:t>
       </w:r>
     </w:p>
     <w:p>
@@ -1423,7 +1427,7 @@
         <w:rPr>
           <w:rStyle w:val="NormalTok"/>
         </w:rPr>
-        <w:t xml:space="preserve">gcloud services enable cloudbuild.googleapis.com</w:t>
+        <w:t>gcloud services enable cloudbuild.googleapis.com</w:t>
       </w:r>
     </w:p>
     <w:p>
@@ -1434,7 +1438,7 @@
         <w:rPr>
           <w:rStyle w:val="NormalTok"/>
         </w:rPr>
-        <w:t xml:space="preserve">gcloud services enable artifactregistry.googleapis.com</w:t>
+        <w:t>gcloud services enable artifactregistry.googleapis.com</w:t>
       </w:r>
     </w:p>
     <w:p>
@@ -1442,24 +1446,24 @@
         <w:pStyle w:val="FirstParagraph"/>
       </w:pPr>
       <w:r>
-        <w:t xml:space="preserve">All completed successfully.</w:t>
-      </w:r>
-    </w:p>
-    <w:p>
-      <w:r>
-        <w:pict>
-          <v:rect style="width:0;height:1.5pt" o:hralign="center" o:hrstd="t" o:hr="t"/>
+        <w:t>All completed successfully.</w:t>
+      </w:r>
+    </w:p>
+    <w:p>
+      <w:r>
+        <w:pict w14:anchorId="469B9322">
+          <v:rect id="_x0000_i1035" style="width:0;height:1.5pt" o:hralign="center" o:hrstd="t" o:hr="t"/>
         </w:pict>
       </w:r>
     </w:p>
-    <w:bookmarkEnd w:id="39"/>
-    <w:bookmarkStart w:id="40" w:name="step-9---verify-billing"/>
     <w:p>
       <w:pPr>
         <w:pStyle w:val="Heading1"/>
       </w:pPr>
-      <w:r>
-        <w:t xml:space="preserve">Step 9 - Verify Billing</w:t>
+      <w:bookmarkStart w:id="20" w:name="step-9---verify-billing"/>
+      <w:bookmarkEnd w:id="19"/>
+      <w:r>
+        <w:t>Step 9 - Verify Billing</w:t>
       </w:r>
     </w:p>
     <w:p>
@@ -1467,7 +1471,7 @@
         <w:pStyle w:val="FirstParagraph"/>
       </w:pPr>
       <w:r>
-        <w:t xml:space="preserve">Command:</w:t>
+        <w:t>Command:</w:t>
       </w:r>
     </w:p>
     <w:p>
@@ -1478,13 +1482,13 @@
         <w:rPr>
           <w:rStyle w:val="NormalTok"/>
         </w:rPr>
-        <w:t xml:space="preserve">gcloud billing projects describe grant</w:t>
+        <w:t>gcloud billing projects describe grant</w:t>
       </w:r>
       <w:r>
         <w:rPr>
           <w:rStyle w:val="AttributeTok"/>
         </w:rPr>
-        <w:t xml:space="preserve">-gni</w:t>
+        <w:t>-gni</w:t>
       </w:r>
     </w:p>
     <w:p>
@@ -1492,7 +1496,7 @@
         <w:pStyle w:val="FirstParagraph"/>
       </w:pPr>
       <w:r>
-        <w:t xml:space="preserve">Output:</w:t>
+        <w:t>Output:</w:t>
       </w:r>
     </w:p>
     <w:p>
@@ -1503,7 +1507,7 @@
         <w:rPr>
           <w:rStyle w:val="VerbatimChar"/>
         </w:rPr>
-        <w:t xml:space="preserve">billingEnabled: true</w:t>
+        <w:t>billingEnabled: true</w:t>
       </w:r>
     </w:p>
     <w:p>
@@ -1511,24 +1515,25 @@
         <w:pStyle w:val="FirstParagraph"/>
       </w:pPr>
       <w:r>
-        <w:t xml:space="preserve">Billing required for Cloud Run deployment.</w:t>
-      </w:r>
-    </w:p>
-    <w:p>
-      <w:r>
-        <w:pict>
-          <v:rect style="width:0;height:1.5pt" o:hralign="center" o:hrstd="t" o:hr="t"/>
+        <w:t>Billing required for Cloud Run deployment.</w:t>
+      </w:r>
+    </w:p>
+    <w:p>
+      <w:r>
+        <w:pict w14:anchorId="59684FAC">
+          <v:rect id="_x0000_i1036" style="width:0;height:1.5pt" o:hralign="center" o:hrstd="t" o:hr="t"/>
         </w:pict>
       </w:r>
     </w:p>
-    <w:bookmarkEnd w:id="40"/>
-    <w:bookmarkStart w:id="41" w:name="step-10---deploy-to-cloud-run"/>
     <w:p>
       <w:pPr>
         <w:pStyle w:val="Heading1"/>
       </w:pPr>
-      <w:r>
-        <w:t xml:space="preserve">Step 10 - Deploy to Cloud Run</w:t>
+      <w:bookmarkStart w:id="21" w:name="step-10---deploy-to-cloud-run"/>
+      <w:bookmarkEnd w:id="20"/>
+      <w:r>
+        <w:lastRenderedPageBreak/>
+        <w:t>Step 10 - Deploy to Cloud Run</w:t>
       </w:r>
     </w:p>
     <w:p>
@@ -1536,7 +1541,7 @@
         <w:pStyle w:val="FirstParagraph"/>
       </w:pPr>
       <w:r>
-        <w:t xml:space="preserve">Command:</w:t>
+        <w:t>Command:</w:t>
       </w:r>
     </w:p>
     <w:p>
@@ -1547,13 +1552,13 @@
         <w:rPr>
           <w:rStyle w:val="NormalTok"/>
         </w:rPr>
-        <w:t xml:space="preserve">gcloud run deploy grant</w:t>
+        <w:t>gcloud run deploy grant</w:t>
       </w:r>
       <w:r>
         <w:rPr>
           <w:rStyle w:val="AttributeTok"/>
         </w:rPr>
-        <w:t xml:space="preserve">-gni-backend</w:t>
+        <w:t>-gni-backend</w:t>
       </w:r>
       <w:r>
         <w:rPr>
@@ -1565,7 +1570,7 @@
         <w:rPr>
           <w:rStyle w:val="AttributeTok"/>
         </w:rPr>
-        <w:t xml:space="preserve">-source</w:t>
+        <w:t>-source</w:t>
       </w:r>
       <w:r>
         <w:rPr>
@@ -1577,7 +1582,7 @@
         <w:rPr>
           <w:rStyle w:val="AttributeTok"/>
         </w:rPr>
-        <w:t xml:space="preserve">-region</w:t>
+        <w:t>-region</w:t>
       </w:r>
       <w:r>
         <w:rPr>
@@ -1589,7 +1594,7 @@
         <w:rPr>
           <w:rStyle w:val="AttributeTok"/>
         </w:rPr>
-        <w:t xml:space="preserve">-west1</w:t>
+        <w:t>-west1</w:t>
       </w:r>
       <w:r>
         <w:rPr>
@@ -1601,7 +1606,7 @@
         <w:rPr>
           <w:rStyle w:val="AttributeTok"/>
         </w:rPr>
-        <w:t xml:space="preserve">-allow-unauthenticated</w:t>
+        <w:t>-allow-unauthenticated</w:t>
       </w:r>
     </w:p>
     <w:p>
@@ -1609,7 +1614,7 @@
         <w:pStyle w:val="FirstParagraph"/>
       </w:pPr>
       <w:r>
-        <w:t xml:space="preserve">Cloud Run automatically:</w:t>
+        <w:t>Cloud Run automatically:</w:t>
       </w:r>
     </w:p>
     <w:p>
@@ -1617,11 +1622,11 @@
         <w:pStyle w:val="Compact"/>
         <w:numPr>
           <w:ilvl w:val="0"/>
-          <w:numId w:val="1003"/>
+          <w:numId w:val="4"/>
         </w:numPr>
       </w:pPr>
       <w:r>
-        <w:t xml:space="preserve">Created Artifact Registry</w:t>
+        <w:t>Created Artifact Registry</w:t>
       </w:r>
     </w:p>
     <w:p>
@@ -1629,11 +1634,11 @@
         <w:pStyle w:val="Compact"/>
         <w:numPr>
           <w:ilvl w:val="0"/>
-          <w:numId w:val="1003"/>
+          <w:numId w:val="4"/>
         </w:numPr>
       </w:pPr>
       <w:r>
-        <w:t xml:space="preserve">Built container image</w:t>
+        <w:t>Built container image</w:t>
       </w:r>
     </w:p>
     <w:p>
@@ -1641,11 +1646,11 @@
         <w:pStyle w:val="Compact"/>
         <w:numPr>
           <w:ilvl w:val="0"/>
-          <w:numId w:val="1003"/>
+          <w:numId w:val="4"/>
         </w:numPr>
       </w:pPr>
       <w:r>
-        <w:t xml:space="preserve">Created Cloud Run service</w:t>
+        <w:t>Created Cloud Run service</w:t>
       </w:r>
     </w:p>
     <w:p>
@@ -1653,11 +1658,11 @@
         <w:pStyle w:val="Compact"/>
         <w:numPr>
           <w:ilvl w:val="0"/>
-          <w:numId w:val="1003"/>
+          <w:numId w:val="4"/>
         </w:numPr>
       </w:pPr>
       <w:r>
-        <w:t xml:space="preserve">Generated HTTPS endpoint</w:t>
+        <w:t>Generated HTTPS endpoint</w:t>
       </w:r>
     </w:p>
     <w:p>
@@ -1665,7 +1670,7 @@
         <w:pStyle w:val="FirstParagraph"/>
       </w:pPr>
       <w:r>
-        <w:t xml:space="preserve">Deployment URL:</w:t>
+        <w:t>Deployment URL:</w:t>
       </w:r>
     </w:p>
     <w:p>
@@ -1676,24 +1681,24 @@
         <w:rPr>
           <w:rStyle w:val="VerbatimChar"/>
         </w:rPr>
-        <w:t xml:space="preserve">https://grant-gni-backend-418969920062.europe-west1.run.app</w:t>
-      </w:r>
-    </w:p>
-    <w:p>
-      <w:r>
-        <w:pict>
-          <v:rect style="width:0;height:1.5pt" o:hralign="center" o:hrstd="t" o:hr="t"/>
+        <w:t>https://grant-gni-backend-418969920062.europe-west1.run.app</w:t>
+      </w:r>
+    </w:p>
+    <w:p>
+      <w:r>
+        <w:pict w14:anchorId="11C56EE6">
+          <v:rect id="_x0000_i1037" style="width:0;height:1.5pt" o:hralign="center" o:hrstd="t" o:hr="t"/>
         </w:pict>
       </w:r>
     </w:p>
-    <w:bookmarkEnd w:id="41"/>
-    <w:bookmarkStart w:id="42" w:name="step-11---verify-health-endpoint"/>
     <w:p>
       <w:pPr>
         <w:pStyle w:val="Heading1"/>
       </w:pPr>
-      <w:r>
-        <w:t xml:space="preserve">Step 11 - Verify Health Endpoint</w:t>
+      <w:bookmarkStart w:id="22" w:name="step-11---verify-health-endpoint"/>
+      <w:bookmarkEnd w:id="21"/>
+      <w:r>
+        <w:t>Step 11 - Verify Health Endpoint</w:t>
       </w:r>
     </w:p>
     <w:p>
@@ -1701,7 +1706,7 @@
         <w:pStyle w:val="FirstParagraph"/>
       </w:pPr>
       <w:r>
-        <w:t xml:space="preserve">URL:</w:t>
+        <w:t>URL:</w:t>
       </w:r>
     </w:p>
     <w:p>
@@ -1712,7 +1717,7 @@
         <w:rPr>
           <w:rStyle w:val="VerbatimChar"/>
         </w:rPr>
-        <w:t xml:space="preserve">https://grant-gni-backend-418969920062.europe-west1.run.app/health</w:t>
+        <w:t>https://grant-gni-backend-418969920062.europe-west1.run.app/health</w:t>
       </w:r>
     </w:p>
     <w:p>
@@ -1720,7 +1725,7 @@
         <w:pStyle w:val="FirstParagraph"/>
       </w:pPr>
       <w:r>
-        <w:t xml:space="preserve">Response:</w:t>
+        <w:t>Response:</w:t>
       </w:r>
     </w:p>
     <w:p>
@@ -1731,7 +1736,7 @@
         <w:rPr>
           <w:rStyle w:val="FunctionTok"/>
         </w:rPr>
-        <w:t xml:space="preserve">{</w:t>
+        <w:t>{</w:t>
       </w:r>
       <w:r>
         <w:br/>
@@ -1746,13 +1751,13 @@
         <w:rPr>
           <w:rStyle w:val="DataTypeTok"/>
         </w:rPr>
-        <w:t xml:space="preserve">"providerConfigured"</w:t>
+        <w:t>"providerConfigured"</w:t>
       </w:r>
       <w:r>
         <w:rPr>
           <w:rStyle w:val="FunctionTok"/>
         </w:rPr>
-        <w:t xml:space="preserve">:</w:t>
+        <w:t>:</w:t>
       </w:r>
       <w:r>
         <w:rPr>
@@ -1764,7 +1769,7 @@
         <w:rPr>
           <w:rStyle w:val="KeywordTok"/>
         </w:rPr>
-        <w:t xml:space="preserve">false</w:t>
+        <w:t>false</w:t>
       </w:r>
       <w:r>
         <w:br/>
@@ -1773,7 +1778,7 @@
         <w:rPr>
           <w:rStyle w:val="FunctionTok"/>
         </w:rPr>
-        <w:t xml:space="preserve">}</w:t>
+        <w:t>}</w:t>
       </w:r>
     </w:p>
     <w:p>
@@ -1781,7 +1786,7 @@
         <w:pStyle w:val="FirstParagraph"/>
       </w:pPr>
       <w:r>
-        <w:t xml:space="preserve">Meaning:</w:t>
+        <w:t>Meaning:</w:t>
       </w:r>
     </w:p>
     <w:p>
@@ -1789,11 +1794,11 @@
         <w:pStyle w:val="Compact"/>
         <w:numPr>
           <w:ilvl w:val="0"/>
-          <w:numId w:val="1004"/>
+          <w:numId w:val="5"/>
         </w:numPr>
       </w:pPr>
       <w:r>
-        <w:t xml:space="preserve">Backend deployed successfully</w:t>
+        <w:t>Backend deployed successfully</w:t>
       </w:r>
     </w:p>
     <w:p>
@@ -1801,28 +1806,28 @@
         <w:pStyle w:val="Compact"/>
         <w:numPr>
           <w:ilvl w:val="0"/>
-          <w:numId w:val="1004"/>
+          <w:numId w:val="5"/>
         </w:numPr>
       </w:pPr>
       <w:r>
-        <w:t xml:space="preserve">Gemini key not configured yet</w:t>
-      </w:r>
-    </w:p>
-    <w:p>
-      <w:r>
-        <w:pict>
-          <v:rect style="width:0;height:1.5pt" o:hralign="center" o:hrstd="t" o:hr="t"/>
+        <w:t>Gemini key not configured yet</w:t>
+      </w:r>
+    </w:p>
+    <w:p>
+      <w:r>
+        <w:pict w14:anchorId="5E3C393B">
+          <v:rect id="_x0000_i1038" style="width:0;height:1.5pt" o:hralign="center" o:hrstd="t" o:hr="t"/>
         </w:pict>
       </w:r>
     </w:p>
-    <w:bookmarkEnd w:id="42"/>
-    <w:bookmarkStart w:id="43" w:name="step-12---configure-gemini-secret"/>
     <w:p>
       <w:pPr>
         <w:pStyle w:val="Heading1"/>
       </w:pPr>
-      <w:r>
-        <w:t xml:space="preserve">Step 12 - Configure Gemini Secret</w:t>
+      <w:bookmarkStart w:id="23" w:name="step-12---configure-gemini-secret"/>
+      <w:bookmarkEnd w:id="22"/>
+      <w:r>
+        <w:t>Step 12 - Configure Gemini Secret</w:t>
       </w:r>
     </w:p>
     <w:p>
@@ -1830,7 +1835,7 @@
         <w:pStyle w:val="FirstParagraph"/>
       </w:pPr>
       <w:r>
-        <w:t xml:space="preserve">Created file:</w:t>
+        <w:t>Created file:</w:t>
       </w:r>
     </w:p>
     <w:p>
@@ -1841,7 +1846,7 @@
         <w:rPr>
           <w:rStyle w:val="VerbatimChar"/>
         </w:rPr>
-        <w:t xml:space="preserve">gemini.txt</w:t>
+        <w:t>gemini.txt</w:t>
       </w:r>
     </w:p>
     <w:p>
@@ -1849,7 +1854,7 @@
         <w:pStyle w:val="FirstParagraph"/>
       </w:pPr>
       <w:r>
-        <w:t xml:space="preserve">containing:</w:t>
+        <w:t>containing:</w:t>
       </w:r>
     </w:p>
     <w:p>
@@ -1860,7 +1865,7 @@
         <w:rPr>
           <w:rStyle w:val="VerbatimChar"/>
         </w:rPr>
-        <w:t xml:space="preserve">YOUR_GEMINI_API_KEY</w:t>
+        <w:t>YOUR_GEMINI_API_KEY</w:t>
       </w:r>
     </w:p>
     <w:p>
@@ -1868,7 +1873,8 @@
         <w:pStyle w:val="FirstParagraph"/>
       </w:pPr>
       <w:r>
-        <w:t xml:space="preserve">Attempted:</w:t>
+        <w:lastRenderedPageBreak/>
+        <w:t>Attempted:</w:t>
       </w:r>
     </w:p>
     <w:p>
@@ -1879,13 +1885,13 @@
         <w:rPr>
           <w:rStyle w:val="NormalTok"/>
         </w:rPr>
-        <w:t xml:space="preserve">gcloud secrets create gemini</w:t>
+        <w:t>gcloud secrets create gemini</w:t>
       </w:r>
       <w:r>
         <w:rPr>
           <w:rStyle w:val="AttributeTok"/>
         </w:rPr>
-        <w:t xml:space="preserve">-api-key</w:t>
+        <w:t>-api-key</w:t>
       </w:r>
       <w:r>
         <w:rPr>
@@ -1897,13 +1903,13 @@
         <w:rPr>
           <w:rStyle w:val="AttributeTok"/>
         </w:rPr>
-        <w:t xml:space="preserve">-data-file</w:t>
-      </w:r>
-      <w:r>
-        <w:rPr>
-          <w:rStyle w:val="NormalTok"/>
-        </w:rPr>
-        <w:t xml:space="preserve">=gemini.txt</w:t>
+        <w:t>-data-file</w:t>
+      </w:r>
+      <w:r>
+        <w:rPr>
+          <w:rStyle w:val="NormalTok"/>
+        </w:rPr>
+        <w:t>=gemini.txt</w:t>
       </w:r>
     </w:p>
     <w:p>
@@ -1911,7 +1917,7 @@
         <w:pStyle w:val="FirstParagraph"/>
       </w:pPr>
       <w:r>
-        <w:t xml:space="preserve">Error:</w:t>
+        <w:t>Error:</w:t>
       </w:r>
     </w:p>
     <w:p>
@@ -1922,7 +1928,7 @@
         <w:rPr>
           <w:rStyle w:val="VerbatimChar"/>
         </w:rPr>
-        <w:t xml:space="preserve">Secret already exists</w:t>
+        <w:t>Secret already exists</w:t>
       </w:r>
     </w:p>
     <w:p>
@@ -1930,24 +1936,24 @@
         <w:pStyle w:val="FirstParagraph"/>
       </w:pPr>
       <w:r>
-        <w:t xml:space="preserve">No action required.</w:t>
-      </w:r>
-    </w:p>
-    <w:p>
-      <w:r>
-        <w:pict>
-          <v:rect style="width:0;height:1.5pt" o:hralign="center" o:hrstd="t" o:hr="t"/>
+        <w:t>No action required.</w:t>
+      </w:r>
+    </w:p>
+    <w:p>
+      <w:r>
+        <w:pict w14:anchorId="476C77CE">
+          <v:rect id="_x0000_i1039" style="width:0;height:1.5pt" o:hralign="center" o:hrstd="t" o:hr="t"/>
         </w:pict>
       </w:r>
     </w:p>
-    <w:bookmarkEnd w:id="43"/>
-    <w:bookmarkStart w:id="45" w:name="step-13---attach-secret-to-cloud-run"/>
     <w:p>
       <w:pPr>
         <w:pStyle w:val="Heading1"/>
       </w:pPr>
-      <w:r>
-        <w:t xml:space="preserve">Step 13 - Attach Secret to Cloud Run</w:t>
+      <w:bookmarkStart w:id="24" w:name="step-13---attach-secret-to-cloud-run"/>
+      <w:bookmarkEnd w:id="23"/>
+      <w:r>
+        <w:t>Step 13 - Attach Secret to Cloud Run</w:t>
       </w:r>
     </w:p>
     <w:p>
@@ -1955,7 +1961,7 @@
         <w:pStyle w:val="FirstParagraph"/>
       </w:pPr>
       <w:r>
-        <w:t xml:space="preserve">Command:</w:t>
+        <w:t>Command:</w:t>
       </w:r>
     </w:p>
     <w:p>
@@ -1966,13 +1972,13 @@
         <w:rPr>
           <w:rStyle w:val="NormalTok"/>
         </w:rPr>
-        <w:t xml:space="preserve">gcloud run services update grant</w:t>
+        <w:t>gcloud run services update grant</w:t>
       </w:r>
       <w:r>
         <w:rPr>
           <w:rStyle w:val="AttributeTok"/>
         </w:rPr>
-        <w:t xml:space="preserve">-gni-backend</w:t>
+        <w:t>-gni-backend</w:t>
       </w:r>
       <w:r>
         <w:rPr>
@@ -1984,7 +1990,7 @@
         <w:rPr>
           <w:rStyle w:val="AttributeTok"/>
         </w:rPr>
-        <w:t xml:space="preserve">-region</w:t>
+        <w:t>-region</w:t>
       </w:r>
       <w:r>
         <w:rPr>
@@ -1996,7 +2002,7 @@
         <w:rPr>
           <w:rStyle w:val="AttributeTok"/>
         </w:rPr>
-        <w:t xml:space="preserve">-west1</w:t>
+        <w:t>-west1</w:t>
       </w:r>
       <w:r>
         <w:rPr>
@@ -2008,7 +2014,7 @@
         <w:rPr>
           <w:rStyle w:val="AttributeTok"/>
         </w:rPr>
-        <w:t xml:space="preserve">-update-secrets</w:t>
+        <w:t>-update-secrets</w:t>
       </w:r>
       <w:r>
         <w:rPr>
@@ -2020,22 +2026,22 @@
         <w:rPr>
           <w:rStyle w:val="AttributeTok"/>
         </w:rPr>
-        <w:t xml:space="preserve">-api-key:</w:t>
-      </w:r>
-      <w:r>
-        <w:rPr>
-          <w:rStyle w:val="NormalTok"/>
-        </w:rPr>
-        <w:t xml:space="preserve">latest</w:t>
-      </w:r>
-    </w:p>
-    <w:bookmarkStart w:id="44" w:name="error-encountered"/>
+        <w:t>-api-key:</w:t>
+      </w:r>
+      <w:r>
+        <w:rPr>
+          <w:rStyle w:val="NormalTok"/>
+        </w:rPr>
+        <w:t>latest</w:t>
+      </w:r>
+    </w:p>
     <w:p>
       <w:pPr>
         <w:pStyle w:val="Heading2"/>
       </w:pPr>
-      <w:r>
-        <w:t xml:space="preserve">Error Encountered</w:t>
+      <w:bookmarkStart w:id="25" w:name="error-encountered"/>
+      <w:r>
+        <w:t>Error Encountered</w:t>
       </w:r>
     </w:p>
     <w:p>
@@ -2046,7 +2052,7 @@
         <w:rPr>
           <w:rStyle w:val="VerbatimChar"/>
         </w:rPr>
-        <w:t xml:space="preserve">Permission denied on secret</w:t>
+        <w:t>Permission denied on secret</w:t>
       </w:r>
     </w:p>
     <w:p>
@@ -2054,7 +2060,7 @@
         <w:pStyle w:val="FirstParagraph"/>
       </w:pPr>
       <w:r>
-        <w:t xml:space="preserve">Full error:</w:t>
+        <w:t>Full error:</w:t>
       </w:r>
     </w:p>
     <w:p>
@@ -2065,25 +2071,25 @@
         <w:rPr>
           <w:rStyle w:val="VerbatimChar"/>
         </w:rPr>
-        <w:t xml:space="preserve">The service account used must be granted the Secret Manager Secret Accessor role</w:t>
-      </w:r>
-    </w:p>
-    <w:p>
-      <w:r>
-        <w:pict>
-          <v:rect style="width:0;height:1.5pt" o:hralign="center" o:hrstd="t" o:hr="t"/>
+        <w:t>The service account used must be granted the Secret Manager Secret Accessor role</w:t>
+      </w:r>
+    </w:p>
+    <w:p>
+      <w:r>
+        <w:pict w14:anchorId="273CFED7">
+          <v:rect id="_x0000_i1040" style="width:0;height:1.5pt" o:hralign="center" o:hrstd="t" o:hr="t"/>
         </w:pict>
       </w:r>
     </w:p>
-    <w:bookmarkEnd w:id="44"/>
-    <w:bookmarkEnd w:id="45"/>
-    <w:bookmarkStart w:id="46" w:name="step-14---fix-secret-permission-issue"/>
     <w:p>
       <w:pPr>
         <w:pStyle w:val="Heading1"/>
       </w:pPr>
-      <w:r>
-        <w:t xml:space="preserve">Step 14 - Fix Secret Permission Issue</w:t>
+      <w:bookmarkStart w:id="26" w:name="step-14---fix-secret-permission-issue"/>
+      <w:bookmarkEnd w:id="24"/>
+      <w:bookmarkEnd w:id="25"/>
+      <w:r>
+        <w:t>Step 14 - Fix Secret Permission Issue</w:t>
       </w:r>
     </w:p>
     <w:p>
@@ -2091,7 +2097,7 @@
         <w:pStyle w:val="FirstParagraph"/>
       </w:pPr>
       <w:r>
-        <w:t xml:space="preserve">Granted access:</w:t>
+        <w:t>Granted access:</w:t>
       </w:r>
     </w:p>
     <w:p>
@@ -2102,13 +2108,13 @@
         <w:rPr>
           <w:rStyle w:val="NormalTok"/>
         </w:rPr>
-        <w:t xml:space="preserve">gcloud projects add</w:t>
+        <w:t>gcloud projects add</w:t>
       </w:r>
       <w:r>
         <w:rPr>
           <w:rStyle w:val="AttributeTok"/>
         </w:rPr>
-        <w:t xml:space="preserve">-iam-policy-binding</w:t>
+        <w:t>-iam-policy-binding</w:t>
       </w:r>
       <w:r>
         <w:rPr>
@@ -2120,7 +2126,7 @@
         <w:rPr>
           <w:rStyle w:val="AttributeTok"/>
         </w:rPr>
-        <w:t xml:space="preserve">-gni</w:t>
+        <w:t>-gni</w:t>
       </w:r>
       <w:r>
         <w:rPr>
@@ -2132,19 +2138,19 @@
         <w:rPr>
           <w:rStyle w:val="AttributeTok"/>
         </w:rPr>
-        <w:t xml:space="preserve">-member</w:t>
-      </w:r>
-      <w:r>
-        <w:rPr>
-          <w:rStyle w:val="NormalTok"/>
-        </w:rPr>
-        <w:t xml:space="preserve">=</w:t>
+        <w:t>-member</w:t>
+      </w:r>
+      <w:r>
+        <w:rPr>
+          <w:rStyle w:val="NormalTok"/>
+        </w:rPr>
+        <w:t>=</w:t>
       </w:r>
       <w:r>
         <w:rPr>
           <w:rStyle w:val="StringTok"/>
         </w:rPr>
-        <w:t xml:space="preserve">"serviceAccount:418969920062-compute@developer.gserviceaccount.com"</w:t>
+        <w:t>"serviceAccount:418969920062-compute@developer.gserviceaccount.com"</w:t>
       </w:r>
       <w:r>
         <w:rPr>
@@ -2156,19 +2162,19 @@
         <w:rPr>
           <w:rStyle w:val="AttributeTok"/>
         </w:rPr>
-        <w:t xml:space="preserve">-role</w:t>
-      </w:r>
-      <w:r>
-        <w:rPr>
-          <w:rStyle w:val="NormalTok"/>
-        </w:rPr>
-        <w:t xml:space="preserve">=</w:t>
+        <w:t>-role</w:t>
+      </w:r>
+      <w:r>
+        <w:rPr>
+          <w:rStyle w:val="NormalTok"/>
+        </w:rPr>
+        <w:t>=</w:t>
       </w:r>
       <w:r>
         <w:rPr>
           <w:rStyle w:val="StringTok"/>
         </w:rPr>
-        <w:t xml:space="preserve">"roles/secretmanager.secretAccessor"</w:t>
+        <w:t>"roles/secretmanager.secretAccessor"</w:t>
       </w:r>
     </w:p>
     <w:p>
@@ -2176,7 +2182,7 @@
         <w:pStyle w:val="FirstParagraph"/>
       </w:pPr>
       <w:r>
-        <w:t xml:space="preserve">After permission update:</w:t>
+        <w:t>After permission update:</w:t>
       </w:r>
     </w:p>
     <w:p>
@@ -2187,13 +2193,13 @@
         <w:rPr>
           <w:rStyle w:val="NormalTok"/>
         </w:rPr>
-        <w:t xml:space="preserve">gcloud run services update grant</w:t>
+        <w:t>gcloud run services update grant</w:t>
       </w:r>
       <w:r>
         <w:rPr>
           <w:rStyle w:val="AttributeTok"/>
         </w:rPr>
-        <w:t xml:space="preserve">-gni-backend</w:t>
+        <w:t>-gni-backend</w:t>
       </w:r>
       <w:r>
         <w:rPr>
@@ -2205,7 +2211,7 @@
         <w:rPr>
           <w:rStyle w:val="AttributeTok"/>
         </w:rPr>
-        <w:t xml:space="preserve">-region</w:t>
+        <w:t>-region</w:t>
       </w:r>
       <w:r>
         <w:rPr>
@@ -2217,7 +2223,7 @@
         <w:rPr>
           <w:rStyle w:val="AttributeTok"/>
         </w:rPr>
-        <w:t xml:space="preserve">-west1</w:t>
+        <w:t>-west1</w:t>
       </w:r>
       <w:r>
         <w:rPr>
@@ -2229,7 +2235,7 @@
         <w:rPr>
           <w:rStyle w:val="AttributeTok"/>
         </w:rPr>
-        <w:t xml:space="preserve">-update-secrets</w:t>
+        <w:t>-update-secrets</w:t>
       </w:r>
       <w:r>
         <w:rPr>
@@ -2241,13 +2247,13 @@
         <w:rPr>
           <w:rStyle w:val="AttributeTok"/>
         </w:rPr>
-        <w:t xml:space="preserve">-api-key:</w:t>
-      </w:r>
-      <w:r>
-        <w:rPr>
-          <w:rStyle w:val="NormalTok"/>
-        </w:rPr>
-        <w:t xml:space="preserve">latest</w:t>
+        <w:t>-api-key:</w:t>
+      </w:r>
+      <w:r>
+        <w:rPr>
+          <w:rStyle w:val="NormalTok"/>
+        </w:rPr>
+        <w:t>latest</w:t>
       </w:r>
     </w:p>
     <w:p>
@@ -2255,24 +2261,24 @@
         <w:pStyle w:val="FirstParagraph"/>
       </w:pPr>
       <w:r>
-        <w:t xml:space="preserve">Succeeded.</w:t>
-      </w:r>
-    </w:p>
-    <w:p>
-      <w:r>
-        <w:pict>
-          <v:rect style="width:0;height:1.5pt" o:hralign="center" o:hrstd="t" o:hr="t"/>
+        <w:t>Succeeded.</w:t>
+      </w:r>
+    </w:p>
+    <w:p>
+      <w:r>
+        <w:pict w14:anchorId="6A09523F">
+          <v:rect id="_x0000_i1041" style="width:0;height:1.5pt" o:hralign="center" o:hrstd="t" o:hr="t"/>
         </w:pict>
       </w:r>
     </w:p>
-    <w:bookmarkEnd w:id="46"/>
-    <w:bookmarkStart w:id="47" w:name="X8b6bfee4c0111678f6dbceb9b5e0c7fa69f90ca"/>
     <w:p>
       <w:pPr>
         <w:pStyle w:val="Heading1"/>
       </w:pPr>
-      <w:r>
-        <w:t xml:space="preserve">Step 15 - Configure Environment Variables</w:t>
+      <w:bookmarkStart w:id="27" w:name="X8b6bfee4c0111678f6dbceb9b5e0c7fa69f90ca"/>
+      <w:bookmarkEnd w:id="26"/>
+      <w:r>
+        <w:t>Step 15 - Configure Environment Variables</w:t>
       </w:r>
     </w:p>
     <w:p>
@@ -2280,7 +2286,7 @@
         <w:pStyle w:val="FirstParagraph"/>
       </w:pPr>
       <w:r>
-        <w:t xml:space="preserve">Command:</w:t>
+        <w:t>Command:</w:t>
       </w:r>
     </w:p>
     <w:p>
@@ -2291,13 +2297,14 @@
         <w:rPr>
           <w:rStyle w:val="NormalTok"/>
         </w:rPr>
-        <w:t xml:space="preserve">gcloud run services update grant</w:t>
+        <w:lastRenderedPageBreak/>
+        <w:t>gcloud run services update grant</w:t>
       </w:r>
       <w:r>
         <w:rPr>
           <w:rStyle w:val="AttributeTok"/>
         </w:rPr>
-        <w:t xml:space="preserve">-gni-backend</w:t>
+        <w:t>-gni-backend</w:t>
       </w:r>
       <w:r>
         <w:rPr>
@@ -2309,7 +2316,7 @@
         <w:rPr>
           <w:rStyle w:val="AttributeTok"/>
         </w:rPr>
-        <w:t xml:space="preserve">-region</w:t>
+        <w:t>-region</w:t>
       </w:r>
       <w:r>
         <w:rPr>
@@ -2321,7 +2328,7 @@
         <w:rPr>
           <w:rStyle w:val="AttributeTok"/>
         </w:rPr>
-        <w:t xml:space="preserve">-west1</w:t>
+        <w:t>-west1</w:t>
       </w:r>
       <w:r>
         <w:rPr>
@@ -2333,7 +2340,7 @@
         <w:rPr>
           <w:rStyle w:val="AttributeTok"/>
         </w:rPr>
-        <w:t xml:space="preserve">-set-env-vars</w:t>
+        <w:t>-set-env-vars</w:t>
       </w:r>
       <w:r>
         <w:rPr>
@@ -2344,19 +2351,19 @@
     </w:p>
     <w:p>
       <w:r>
-        <w:pict>
-          <v:rect style="width:0;height:1.5pt" o:hralign="center" o:hrstd="t" o:hr="t"/>
+        <w:pict w14:anchorId="02A53A6B">
+          <v:rect id="_x0000_i1042" style="width:0;height:1.5pt" o:hralign="center" o:hrstd="t" o:hr="t"/>
         </w:pict>
       </w:r>
     </w:p>
-    <w:bookmarkEnd w:id="47"/>
-    <w:bookmarkStart w:id="48" w:name="step-16---verify-gemini-configuration"/>
     <w:p>
       <w:pPr>
         <w:pStyle w:val="Heading1"/>
       </w:pPr>
-      <w:r>
-        <w:t xml:space="preserve">Step 16 - Verify Gemini Configuration</w:t>
+      <w:bookmarkStart w:id="28" w:name="step-16---verify-gemini-configuration"/>
+      <w:bookmarkEnd w:id="27"/>
+      <w:r>
+        <w:t>Step 16 - Verify Gemini Configuration</w:t>
       </w:r>
     </w:p>
     <w:p>
@@ -2364,7 +2371,7 @@
         <w:pStyle w:val="FirstParagraph"/>
       </w:pPr>
       <w:r>
-        <w:t xml:space="preserve">Health endpoint:</w:t>
+        <w:t>Health endpoint:</w:t>
       </w:r>
     </w:p>
     <w:p>
@@ -2375,7 +2382,7 @@
         <w:rPr>
           <w:rStyle w:val="VerbatimChar"/>
         </w:rPr>
-        <w:t xml:space="preserve">https://grant-gni-backend-418969920062.europe-west1.run.app/health</w:t>
+        <w:t>https://grant-gni-backend-418969920062.europe-west1.run.app/health</w:t>
       </w:r>
     </w:p>
     <w:p>
@@ -2383,7 +2390,7 @@
         <w:pStyle w:val="FirstParagraph"/>
       </w:pPr>
       <w:r>
-        <w:t xml:space="preserve">Response:</w:t>
+        <w:t>Response:</w:t>
       </w:r>
     </w:p>
     <w:p>
@@ -2394,7 +2401,7 @@
         <w:rPr>
           <w:rStyle w:val="FunctionTok"/>
         </w:rPr>
-        <w:t xml:space="preserve">{</w:t>
+        <w:t>{</w:t>
       </w:r>
       <w:r>
         <w:br/>
@@ -2409,13 +2416,13 @@
         <w:rPr>
           <w:rStyle w:val="DataTypeTok"/>
         </w:rPr>
-        <w:t xml:space="preserve">"providerConfigured"</w:t>
+        <w:t>"providerConfigured"</w:t>
       </w:r>
       <w:r>
         <w:rPr>
           <w:rStyle w:val="FunctionTok"/>
         </w:rPr>
-        <w:t xml:space="preserve">:</w:t>
+        <w:t>:</w:t>
       </w:r>
       <w:r>
         <w:rPr>
@@ -2427,7 +2434,7 @@
         <w:rPr>
           <w:rStyle w:val="KeywordTok"/>
         </w:rPr>
-        <w:t xml:space="preserve">true</w:t>
+        <w:t>true</w:t>
       </w:r>
       <w:r>
         <w:br/>
@@ -2436,7 +2443,7 @@
         <w:rPr>
           <w:rStyle w:val="FunctionTok"/>
         </w:rPr>
-        <w:t xml:space="preserve">}</w:t>
+        <w:t>}</w:t>
       </w:r>
     </w:p>
     <w:p>
@@ -2444,32 +2451,32 @@
         <w:pStyle w:val="FirstParagraph"/>
       </w:pPr>
       <w:r>
-        <w:t xml:space="preserve">Success.</w:t>
-      </w:r>
-    </w:p>
-    <w:p>
-      <w:pPr>
-        <w:pStyle w:val="BodyText"/>
-      </w:pPr>
-      <w:r>
-        <w:t xml:space="preserve">Gemini API now operational through Cloud Run.</w:t>
-      </w:r>
-    </w:p>
-    <w:p>
-      <w:r>
-        <w:pict>
-          <v:rect style="width:0;height:1.5pt" o:hralign="center" o:hrstd="t" o:hr="t"/>
+        <w:t>Success.</w:t>
+      </w:r>
+    </w:p>
+    <w:p>
+      <w:pPr>
+        <w:pStyle w:val="BodyText"/>
+      </w:pPr>
+      <w:r>
+        <w:t>Gemini API now operational through Cloud Run.</w:t>
+      </w:r>
+    </w:p>
+    <w:p>
+      <w:r>
+        <w:pict w14:anchorId="17BED432">
+          <v:rect id="_x0000_i1043" style="width:0;height:1.5pt" o:hralign="center" o:hrstd="t" o:hr="t"/>
         </w:pict>
       </w:r>
     </w:p>
-    <w:bookmarkEnd w:id="48"/>
-    <w:bookmarkStart w:id="49" w:name="step-17---connect-word-add-in"/>
     <w:p>
       <w:pPr>
         <w:pStyle w:val="Heading1"/>
       </w:pPr>
-      <w:r>
-        <w:t xml:space="preserve">Step 17 - Connect Word Add-in</w:t>
+      <w:bookmarkStart w:id="29" w:name="step-17---connect-word-add-in"/>
+      <w:bookmarkEnd w:id="28"/>
+      <w:r>
+        <w:t>Step 17 - Connect Word Add-in</w:t>
       </w:r>
     </w:p>
     <w:p>
@@ -2477,7 +2484,7 @@
         <w:pStyle w:val="FirstParagraph"/>
       </w:pPr>
       <w:r>
-        <w:t xml:space="preserve">Found in:</w:t>
+        <w:t>Found in:</w:t>
       </w:r>
     </w:p>
     <w:p>
@@ -2488,19 +2495,19 @@
         <w:rPr>
           <w:rStyle w:val="NormalTok"/>
         </w:rPr>
-        <w:t xml:space="preserve">taskpane</w:t>
+        <w:t>taskpane</w:t>
       </w:r>
       <w:r>
         <w:rPr>
           <w:rStyle w:val="OperatorTok"/>
         </w:rPr>
-        <w:t xml:space="preserve">.</w:t>
+        <w:t>.</w:t>
       </w:r>
       <w:r>
         <w:rPr>
           <w:rStyle w:val="AttributeTok"/>
         </w:rPr>
-        <w:t xml:space="preserve">js</w:t>
+        <w:t>js</w:t>
       </w:r>
     </w:p>
     <w:p>
@@ -2508,7 +2515,7 @@
         <w:pStyle w:val="FirstParagraph"/>
       </w:pPr>
       <w:r>
-        <w:t xml:space="preserve">Original:</w:t>
+        <w:t>Original:</w:t>
       </w:r>
     </w:p>
     <w:p>
@@ -2519,7 +2526,7 @@
         <w:rPr>
           <w:rStyle w:val="KeywordTok"/>
         </w:rPr>
-        <w:t xml:space="preserve">const</w:t>
+        <w:t>const</w:t>
       </w:r>
       <w:r>
         <w:rPr>
@@ -2531,7 +2538,7 @@
         <w:rPr>
           <w:rStyle w:val="OperatorTok"/>
         </w:rPr>
-        <w:t xml:space="preserve">=</w:t>
+        <w:t>=</w:t>
       </w:r>
       <w:r>
         <w:rPr>
@@ -2543,13 +2550,13 @@
         <w:rPr>
           <w:rStyle w:val="StringTok"/>
         </w:rPr>
-        <w:t xml:space="preserve">"https://localhost:3001"</w:t>
+        <w:t>"https://localhost:3001"</w:t>
       </w:r>
       <w:r>
         <w:rPr>
           <w:rStyle w:val="OperatorTok"/>
         </w:rPr>
-        <w:t xml:space="preserve">;</w:t>
+        <w:t>;</w:t>
       </w:r>
     </w:p>
     <w:p>
@@ -2557,7 +2564,7 @@
         <w:pStyle w:val="FirstParagraph"/>
       </w:pPr>
       <w:r>
-        <w:t xml:space="preserve">Changed to:</w:t>
+        <w:t>Changed to:</w:t>
       </w:r>
     </w:p>
     <w:p>
@@ -2568,7 +2575,7 @@
         <w:rPr>
           <w:rStyle w:val="KeywordTok"/>
         </w:rPr>
-        <w:t xml:space="preserve">const</w:t>
+        <w:t>const</w:t>
       </w:r>
       <w:r>
         <w:rPr>
@@ -2580,7 +2587,7 @@
         <w:rPr>
           <w:rStyle w:val="OperatorTok"/>
         </w:rPr>
-        <w:t xml:space="preserve">=</w:t>
+        <w:t>=</w:t>
       </w:r>
       <w:r>
         <w:rPr>
@@ -2592,30 +2599,30 @@
         <w:rPr>
           <w:rStyle w:val="StringTok"/>
         </w:rPr>
-        <w:t xml:space="preserve">"https://grant-gni-backend-418969920062.europe-west1.run.app"</w:t>
+        <w:t>"https://grant-gni-backend-418969920062.europe-west1.run.app"</w:t>
       </w:r>
       <w:r>
         <w:rPr>
           <w:rStyle w:val="OperatorTok"/>
         </w:rPr>
-        <w:t xml:space="preserve">;</w:t>
-      </w:r>
-    </w:p>
-    <w:p>
-      <w:r>
-        <w:pict>
-          <v:rect style="width:0;height:1.5pt" o:hralign="center" o:hrstd="t" o:hr="t"/>
+        <w:t>;</w:t>
+      </w:r>
+    </w:p>
+    <w:p>
+      <w:r>
+        <w:pict w14:anchorId="0EDF33EC">
+          <v:rect id="_x0000_i1044" style="width:0;height:1.5pt" o:hralign="center" o:hrstd="t" o:hr="t"/>
         </w:pict>
       </w:r>
     </w:p>
-    <w:bookmarkEnd w:id="49"/>
-    <w:bookmarkStart w:id="50" w:name="step-18---advisor-panel-update"/>
     <w:p>
       <w:pPr>
         <w:pStyle w:val="Heading1"/>
       </w:pPr>
-      <w:r>
-        <w:t xml:space="preserve">Step 18 - Advisor Panel Update</w:t>
+      <w:bookmarkStart w:id="30" w:name="step-18---advisor-panel-update"/>
+      <w:bookmarkEnd w:id="29"/>
+      <w:r>
+        <w:t>Step 18 - Advisor Panel Update</w:t>
       </w:r>
     </w:p>
     <w:p>
@@ -2623,7 +2630,7 @@
         <w:pStyle w:val="FirstParagraph"/>
       </w:pPr>
       <w:r>
-        <w:t xml:space="preserve">Found in:</w:t>
+        <w:t>Found in:</w:t>
       </w:r>
     </w:p>
     <w:p>
@@ -2634,31 +2641,31 @@
         <w:rPr>
           <w:rStyle w:val="NormalTok"/>
         </w:rPr>
-        <w:t xml:space="preserve">advisor</w:t>
+        <w:t>advisor</w:t>
       </w:r>
       <w:r>
         <w:rPr>
           <w:rStyle w:val="OperatorTok"/>
         </w:rPr>
-        <w:t xml:space="preserve">-</w:t>
-      </w:r>
-      <w:r>
-        <w:rPr>
-          <w:rStyle w:val="NormalTok"/>
-        </w:rPr>
-        <w:t xml:space="preserve">panel</w:t>
+        <w:t>-</w:t>
+      </w:r>
+      <w:r>
+        <w:rPr>
+          <w:rStyle w:val="NormalTok"/>
+        </w:rPr>
+        <w:t>panel</w:t>
       </w:r>
       <w:r>
         <w:rPr>
           <w:rStyle w:val="OperatorTok"/>
         </w:rPr>
-        <w:t xml:space="preserve">.</w:t>
+        <w:t>.</w:t>
       </w:r>
       <w:r>
         <w:rPr>
           <w:rStyle w:val="AttributeTok"/>
         </w:rPr>
-        <w:t xml:space="preserve">js</w:t>
+        <w:t>js</w:t>
       </w:r>
     </w:p>
     <w:p>
@@ -2666,7 +2673,7 @@
         <w:pStyle w:val="FirstParagraph"/>
       </w:pPr>
       <w:r>
-        <w:t xml:space="preserve">Original:</w:t>
+        <w:t>Original:</w:t>
       </w:r>
     </w:p>
     <w:p>
@@ -2677,7 +2684,7 @@
         <w:rPr>
           <w:rStyle w:val="KeywordTok"/>
         </w:rPr>
-        <w:t xml:space="preserve">let</w:t>
+        <w:t>let</w:t>
       </w:r>
       <w:r>
         <w:rPr>
@@ -2689,7 +2696,7 @@
         <w:rPr>
           <w:rStyle w:val="OperatorTok"/>
         </w:rPr>
-        <w:t xml:space="preserve">=</w:t>
+        <w:t>=</w:t>
       </w:r>
       <w:r>
         <w:rPr>
@@ -2701,7 +2708,7 @@
         <w:rPr>
           <w:rStyle w:val="KeywordTok"/>
         </w:rPr>
-        <w:t xml:space="preserve">=&gt;</w:t>
+        <w:t>=&gt;</w:t>
       </w:r>
       <w:r>
         <w:rPr>
@@ -2713,13 +2720,13 @@
         <w:rPr>
           <w:rStyle w:val="StringTok"/>
         </w:rPr>
-        <w:t xml:space="preserve">"https://localhost:3001"</w:t>
+        <w:t>"https://localhost:3001"</w:t>
       </w:r>
       <w:r>
         <w:rPr>
           <w:rStyle w:val="OperatorTok"/>
         </w:rPr>
-        <w:t xml:space="preserve">;</w:t>
+        <w:t>;</w:t>
       </w:r>
     </w:p>
     <w:p>
@@ -2727,7 +2734,8 @@
         <w:pStyle w:val="FirstParagraph"/>
       </w:pPr>
       <w:r>
-        <w:t xml:space="preserve">Changed to:</w:t>
+        <w:lastRenderedPageBreak/>
+        <w:t>Changed to:</w:t>
       </w:r>
     </w:p>
     <w:p>
@@ -2738,7 +2746,7 @@
         <w:rPr>
           <w:rStyle w:val="KeywordTok"/>
         </w:rPr>
-        <w:t xml:space="preserve">let</w:t>
+        <w:t>let</w:t>
       </w:r>
       <w:r>
         <w:rPr>
@@ -2750,7 +2758,7 @@
         <w:rPr>
           <w:rStyle w:val="OperatorTok"/>
         </w:rPr>
-        <w:t xml:space="preserve">=</w:t>
+        <w:t>=</w:t>
       </w:r>
       <w:r>
         <w:rPr>
@@ -2762,7 +2770,7 @@
         <w:rPr>
           <w:rStyle w:val="KeywordTok"/>
         </w:rPr>
-        <w:t xml:space="preserve">=&gt;</w:t>
+        <w:t>=&gt;</w:t>
       </w:r>
       <w:r>
         <w:rPr>
@@ -2774,30 +2782,30 @@
         <w:rPr>
           <w:rStyle w:val="StringTok"/>
         </w:rPr>
-        <w:t xml:space="preserve">"https://grant-gni-backend-418969920062.europe-west1.run.app"</w:t>
+        <w:t>"https://grant-gni-backend-418969920062.europe-west1.run.app"</w:t>
       </w:r>
       <w:r>
         <w:rPr>
           <w:rStyle w:val="OperatorTok"/>
         </w:rPr>
-        <w:t xml:space="preserve">;</w:t>
-      </w:r>
-    </w:p>
-    <w:p>
-      <w:r>
-        <w:pict>
-          <v:rect style="width:0;height:1.5pt" o:hralign="center" o:hrstd="t" o:hr="t"/>
+        <w:t>;</w:t>
+      </w:r>
+    </w:p>
+    <w:p>
+      <w:r>
+        <w:pict w14:anchorId="23D7A03B">
+          <v:rect id="_x0000_i1045" style="width:0;height:1.5pt" o:hralign="center" o:hrstd="t" o:hr="t"/>
         </w:pict>
       </w:r>
     </w:p>
-    <w:bookmarkEnd w:id="50"/>
-    <w:bookmarkStart w:id="51" w:name="mistake-encountered---vba-editor"/>
     <w:p>
       <w:pPr>
         <w:pStyle w:val="Heading1"/>
       </w:pPr>
-      <w:r>
-        <w:t xml:space="preserve">Mistake Encountered - VBA Editor</w:t>
+      <w:bookmarkStart w:id="31" w:name="mistake-encountered---vba-editor"/>
+      <w:bookmarkEnd w:id="30"/>
+      <w:r>
+        <w:t>Mistake Encountered - VBA Editor</w:t>
       </w:r>
     </w:p>
     <w:p>
@@ -2805,7 +2813,7 @@
         <w:pStyle w:val="FirstParagraph"/>
       </w:pPr>
       <w:r>
-        <w:t xml:space="preserve">Attempted to execute:</w:t>
+        <w:t>Attempted to execute:</w:t>
       </w:r>
     </w:p>
     <w:p>
@@ -2816,37 +2824,37 @@
         <w:rPr>
           <w:rStyle w:val="NormalTok"/>
         </w:rPr>
-        <w:t xml:space="preserve">localStorage</w:t>
+        <w:t>localStorage</w:t>
       </w:r>
       <w:r>
         <w:rPr>
           <w:rStyle w:val="OperatorTok"/>
         </w:rPr>
-        <w:t xml:space="preserve">.</w:t>
+        <w:t>.</w:t>
       </w:r>
       <w:r>
         <w:rPr>
           <w:rStyle w:val="FunctionTok"/>
         </w:rPr>
-        <w:t xml:space="preserve">setItem</w:t>
-      </w:r>
-      <w:r>
-        <w:rPr>
-          <w:rStyle w:val="NormalTok"/>
-        </w:rPr>
-        <w:t xml:space="preserve">(</w:t>
+        <w:t>setItem</w:t>
+      </w:r>
+      <w:r>
+        <w:rPr>
+          <w:rStyle w:val="NormalTok"/>
+        </w:rPr>
+        <w:t>(</w:t>
       </w:r>
       <w:r>
         <w:rPr>
           <w:rStyle w:val="OperatorTok"/>
         </w:rPr>
-        <w:t xml:space="preserve">...</w:t>
-      </w:r>
-      <w:r>
-        <w:rPr>
-          <w:rStyle w:val="NormalTok"/>
-        </w:rPr>
-        <w:t xml:space="preserve">)</w:t>
+        <w:t>...</w:t>
+      </w:r>
+      <w:r>
+        <w:rPr>
+          <w:rStyle w:val="NormalTok"/>
+        </w:rPr>
+        <w:t>)</w:t>
       </w:r>
     </w:p>
     <w:p>
@@ -2854,80 +2862,80 @@
         <w:pStyle w:val="FirstParagraph"/>
       </w:pPr>
       <w:r>
-        <w:t xml:space="preserve">inside Microsoft VBA Editor.</w:t>
-      </w:r>
-    </w:p>
-    <w:p>
-      <w:pPr>
-        <w:pStyle w:val="BodyText"/>
-      </w:pPr>
-      <w:r>
-        <w:t xml:space="preserve">Error:</w:t>
-      </w:r>
-    </w:p>
-    <w:p>
-      <w:pPr>
-        <w:pStyle w:val="BodyText"/>
-      </w:pPr>
-      <w:r>
-        <w:t xml:space="preserve">Word displayed VBA-related prompts.</w:t>
-      </w:r>
-    </w:p>
-    <w:p>
-      <w:pPr>
-        <w:pStyle w:val="BodyText"/>
-      </w:pPr>
-      <w:r>
-        <w:t xml:space="preserve">Cause:</w:t>
-      </w:r>
-    </w:p>
-    <w:p>
-      <w:pPr>
-        <w:pStyle w:val="BodyText"/>
-      </w:pPr>
-      <w:r>
-        <w:t xml:space="preserve">VBA editor is not the browser developer console.</w:t>
-      </w:r>
-    </w:p>
-    <w:p>
-      <w:pPr>
-        <w:pStyle w:val="BodyText"/>
-      </w:pPr>
-      <w:r>
-        <w:t xml:space="preserve">Solution:</w:t>
-      </w:r>
-    </w:p>
-    <w:p>
-      <w:pPr>
-        <w:pStyle w:val="BodyText"/>
-      </w:pPr>
-      <w:r>
-        <w:t xml:space="preserve">Ignore VBA editor entirely.</w:t>
-      </w:r>
-    </w:p>
-    <w:p>
-      <w:pPr>
-        <w:pStyle w:val="BodyText"/>
-      </w:pPr>
-      <w:r>
-        <w:t xml:space="preserve">Update add-in source code instead.</w:t>
-      </w:r>
-    </w:p>
-    <w:p>
-      <w:r>
-        <w:pict>
-          <v:rect style="width:0;height:1.5pt" o:hralign="center" o:hrstd="t" o:hr="t"/>
+        <w:t>inside Microsoft VBA Editor.</w:t>
+      </w:r>
+    </w:p>
+    <w:p>
+      <w:pPr>
+        <w:pStyle w:val="BodyText"/>
+      </w:pPr>
+      <w:r>
+        <w:t>Error:</w:t>
+      </w:r>
+    </w:p>
+    <w:p>
+      <w:pPr>
+        <w:pStyle w:val="BodyText"/>
+      </w:pPr>
+      <w:r>
+        <w:t>Word displayed VBA-related prompts.</w:t>
+      </w:r>
+    </w:p>
+    <w:p>
+      <w:pPr>
+        <w:pStyle w:val="BodyText"/>
+      </w:pPr>
+      <w:r>
+        <w:t>Cause:</w:t>
+      </w:r>
+    </w:p>
+    <w:p>
+      <w:pPr>
+        <w:pStyle w:val="BodyText"/>
+      </w:pPr>
+      <w:r>
+        <w:t>VBA editor is not the browser developer console.</w:t>
+      </w:r>
+    </w:p>
+    <w:p>
+      <w:pPr>
+        <w:pStyle w:val="BodyText"/>
+      </w:pPr>
+      <w:r>
+        <w:t>Solution:</w:t>
+      </w:r>
+    </w:p>
+    <w:p>
+      <w:pPr>
+        <w:pStyle w:val="BodyText"/>
+      </w:pPr>
+      <w:r>
+        <w:t>Ignore VBA editor entirely.</w:t>
+      </w:r>
+    </w:p>
+    <w:p>
+      <w:pPr>
+        <w:pStyle w:val="BodyText"/>
+      </w:pPr>
+      <w:r>
+        <w:t>Update add-in source code instead.</w:t>
+      </w:r>
+    </w:p>
+    <w:p>
+      <w:r>
+        <w:pict w14:anchorId="222AB374">
+          <v:rect id="_x0000_i1046" style="width:0;height:1.5pt" o:hralign="center" o:hrstd="t" o:hr="t"/>
         </w:pict>
       </w:r>
     </w:p>
-    <w:bookmarkEnd w:id="51"/>
-    <w:bookmarkStart w:id="52" w:name="step-19---configure-cors"/>
     <w:p>
       <w:pPr>
         <w:pStyle w:val="Heading1"/>
       </w:pPr>
-      <w:r>
-        <w:t xml:space="preserve">Step 19 - Configure CORS</w:t>
+      <w:bookmarkStart w:id="32" w:name="step-19---configure-cors"/>
+      <w:bookmarkEnd w:id="31"/>
+      <w:r>
+        <w:t>Step 19 - Configure CORS</w:t>
       </w:r>
     </w:p>
     <w:p>
@@ -2935,7 +2943,7 @@
         <w:pStyle w:val="FirstParagraph"/>
       </w:pPr>
       <w:r>
-        <w:t xml:space="preserve">Backend originally allowed:</w:t>
+        <w:t>Backend originally allowed:</w:t>
       </w:r>
     </w:p>
     <w:p>
@@ -2946,19 +2954,19 @@
         <w:rPr>
           <w:rStyle w:val="NormalTok"/>
         </w:rPr>
-        <w:t xml:space="preserve">https</w:t>
+        <w:t>https</w:t>
       </w:r>
       <w:r>
         <w:rPr>
           <w:rStyle w:val="OperatorTok"/>
         </w:rPr>
-        <w:t xml:space="preserve">:</w:t>
+        <w:t>:</w:t>
       </w:r>
       <w:r>
         <w:rPr>
           <w:rStyle w:val="CommentTok"/>
         </w:rPr>
-        <w:t xml:space="preserve">//localhost:3000</w:t>
+        <w:t>//localhost:3000</w:t>
       </w:r>
     </w:p>
     <w:p>
@@ -2966,15 +2974,15 @@
         <w:pStyle w:val="FirstParagraph"/>
       </w:pPr>
       <w:r>
-        <w:t xml:space="preserve">Cloud Run may require additional origins.</w:t>
-      </w:r>
-    </w:p>
-    <w:p>
-      <w:pPr>
-        <w:pStyle w:val="BodyText"/>
-      </w:pPr>
-      <w:r>
-        <w:t xml:space="preserve">Update using:</w:t>
+        <w:t>Cloud Run may require additional origins.</w:t>
+      </w:r>
+    </w:p>
+    <w:p>
+      <w:pPr>
+        <w:pStyle w:val="BodyText"/>
+      </w:pPr>
+      <w:r>
+        <w:t>Update using:</w:t>
       </w:r>
     </w:p>
     <w:p>
@@ -2985,13 +2993,13 @@
         <w:rPr>
           <w:rStyle w:val="NormalTok"/>
         </w:rPr>
-        <w:t xml:space="preserve">gcloud run services update grant</w:t>
+        <w:t>gcloud run services update grant</w:t>
       </w:r>
       <w:r>
         <w:rPr>
           <w:rStyle w:val="AttributeTok"/>
         </w:rPr>
-        <w:t xml:space="preserve">-gni-backend</w:t>
+        <w:t>-gni-backend</w:t>
       </w:r>
       <w:r>
         <w:rPr>
@@ -3003,7 +3011,7 @@
         <w:rPr>
           <w:rStyle w:val="AttributeTok"/>
         </w:rPr>
-        <w:t xml:space="preserve">-region</w:t>
+        <w:t>-region</w:t>
       </w:r>
       <w:r>
         <w:rPr>
@@ -3015,7 +3023,7 @@
         <w:rPr>
           <w:rStyle w:val="AttributeTok"/>
         </w:rPr>
-        <w:t xml:space="preserve">-west1</w:t>
+        <w:t>-west1</w:t>
       </w:r>
       <w:r>
         <w:rPr>
@@ -3027,7 +3035,7 @@
         <w:rPr>
           <w:rStyle w:val="AttributeTok"/>
         </w:rPr>
-        <w:t xml:space="preserve">-set-env-vars</w:t>
+        <w:t>-set-env-vars</w:t>
       </w:r>
       <w:r>
         <w:rPr>
@@ -3039,39 +3047,40 @@
         <w:rPr>
           <w:rStyle w:val="AttributeTok"/>
         </w:rPr>
-        <w:t xml:space="preserve">/localhost:</w:t>
-      </w:r>
-      <w:r>
-        <w:rPr>
-          <w:rStyle w:val="NormalTok"/>
-        </w:rPr>
-        <w:t xml:space="preserve">3000,LLM_PROVIDER=gemini,EMBED_PROVIDER=gemini</w:t>
-      </w:r>
-    </w:p>
-    <w:p>
-      <w:r>
-        <w:pict>
-          <v:rect style="width:0;height:1.5pt" o:hralign="center" o:hrstd="t" o:hr="t"/>
+        <w:t>/localhost:</w:t>
+      </w:r>
+      <w:r>
+        <w:rPr>
+          <w:rStyle w:val="NormalTok"/>
+        </w:rPr>
+        <w:t>3000,LLM_PROVIDER=gemini,EMBED_PROVIDER=gemini</w:t>
+      </w:r>
+    </w:p>
+    <w:p>
+      <w:r>
+        <w:pict w14:anchorId="5B332F92">
+          <v:rect id="_x0000_i1047" style="width:0;height:1.5pt" o:hralign="center" o:hrstd="t" o:hr="t"/>
         </w:pict>
       </w:r>
     </w:p>
-    <w:bookmarkEnd w:id="52"/>
-    <w:bookmarkStart w:id="55" w:name="final-deployment-urls"/>
     <w:p>
       <w:pPr>
         <w:pStyle w:val="Heading1"/>
       </w:pPr>
-      <w:r>
-        <w:t xml:space="preserve">Final Deployment URLs</w:t>
-      </w:r>
-    </w:p>
-    <w:bookmarkStart w:id="53" w:name="backend"/>
+      <w:bookmarkStart w:id="33" w:name="final-deployment-urls"/>
+      <w:bookmarkEnd w:id="32"/>
+      <w:r>
+        <w:lastRenderedPageBreak/>
+        <w:t>Final Deployment URLs</w:t>
+      </w:r>
+    </w:p>
     <w:p>
       <w:pPr>
         <w:pStyle w:val="Heading2"/>
       </w:pPr>
-      <w:r>
-        <w:t xml:space="preserve">Backend</w:t>
+      <w:bookmarkStart w:id="34" w:name="backend"/>
+      <w:r>
+        <w:t>Backend</w:t>
       </w:r>
     </w:p>
     <w:p>
@@ -3082,17 +3091,17 @@
         <w:rPr>
           <w:rStyle w:val="VerbatimChar"/>
         </w:rPr>
-        <w:t xml:space="preserve">https://grant-gni-backend-418969920062.europe-west1.run.app</w:t>
-      </w:r>
-    </w:p>
-    <w:bookmarkEnd w:id="53"/>
-    <w:bookmarkStart w:id="54" w:name="health-check"/>
+        <w:t>https://grant-gni-backend-418969920062.europe-west1.run.app</w:t>
+      </w:r>
+    </w:p>
     <w:p>
       <w:pPr>
         <w:pStyle w:val="Heading2"/>
       </w:pPr>
-      <w:r>
-        <w:t xml:space="preserve">Health Check</w:t>
+      <w:bookmarkStart w:id="35" w:name="health-check"/>
+      <w:bookmarkEnd w:id="34"/>
+      <w:r>
+        <w:t>Health Check</w:t>
       </w:r>
     </w:p>
     <w:p>
@@ -3103,34 +3112,34 @@
         <w:rPr>
           <w:rStyle w:val="VerbatimChar"/>
         </w:rPr>
-        <w:t xml:space="preserve">https://grant-gni-backend-418969920062.europe-west1.run.app/health</w:t>
-      </w:r>
-    </w:p>
-    <w:p>
-      <w:r>
-        <w:pict>
-          <v:rect style="width:0;height:1.5pt" o:hralign="center" o:hrstd="t" o:hr="t"/>
+        <w:t>https://grant-gni-backend-418969920062.europe-west1.run.app/health</w:t>
+      </w:r>
+    </w:p>
+    <w:p>
+      <w:r>
+        <w:pict w14:anchorId="55B4EA5A">
+          <v:rect id="_x0000_i1048" style="width:0;height:1.5pt" o:hralign="center" o:hrstd="t" o:hr="t"/>
         </w:pict>
       </w:r>
     </w:p>
-    <w:bookmarkEnd w:id="54"/>
-    <w:bookmarkEnd w:id="55"/>
-    <w:bookmarkStart w:id="61" w:name="useful-commands"/>
     <w:p>
       <w:pPr>
         <w:pStyle w:val="Heading1"/>
       </w:pPr>
-      <w:r>
-        <w:t xml:space="preserve">Useful Commands</w:t>
-      </w:r>
-    </w:p>
-    <w:bookmarkStart w:id="56" w:name="redeploy-backend"/>
+      <w:bookmarkStart w:id="36" w:name="useful-commands"/>
+      <w:bookmarkEnd w:id="33"/>
+      <w:bookmarkEnd w:id="35"/>
+      <w:r>
+        <w:t>Useful Commands</w:t>
+      </w:r>
+    </w:p>
     <w:p>
       <w:pPr>
         <w:pStyle w:val="Heading2"/>
       </w:pPr>
-      <w:r>
-        <w:t xml:space="preserve">Redeploy Backend</w:t>
+      <w:bookmarkStart w:id="37" w:name="redeploy-backend"/>
+      <w:r>
+        <w:t>Redeploy Backend</w:t>
       </w:r>
     </w:p>
     <w:p>
@@ -3138,7 +3147,7 @@
         <w:pStyle w:val="FirstParagraph"/>
       </w:pPr>
       <w:r>
-        <w:t xml:space="preserve">From backend folder:</w:t>
+        <w:t>From backend folder:</w:t>
       </w:r>
     </w:p>
     <w:p>
@@ -3149,13 +3158,13 @@
         <w:rPr>
           <w:rStyle w:val="NormalTok"/>
         </w:rPr>
-        <w:t xml:space="preserve">gcloud run deploy grant</w:t>
+        <w:t>gcloud run deploy grant</w:t>
       </w:r>
       <w:r>
         <w:rPr>
           <w:rStyle w:val="AttributeTok"/>
         </w:rPr>
-        <w:t xml:space="preserve">-gni-backend</w:t>
+        <w:t>-gni-backend</w:t>
       </w:r>
       <w:r>
         <w:rPr>
@@ -3167,7 +3176,7 @@
         <w:rPr>
           <w:rStyle w:val="AttributeTok"/>
         </w:rPr>
-        <w:t xml:space="preserve">-source</w:t>
+        <w:t>-source</w:t>
       </w:r>
       <w:r>
         <w:rPr>
@@ -3179,7 +3188,7 @@
         <w:rPr>
           <w:rStyle w:val="AttributeTok"/>
         </w:rPr>
-        <w:t xml:space="preserve">-region</w:t>
+        <w:t>-region</w:t>
       </w:r>
       <w:r>
         <w:rPr>
@@ -3191,7 +3200,7 @@
         <w:rPr>
           <w:rStyle w:val="AttributeTok"/>
         </w:rPr>
-        <w:t xml:space="preserve">-west1</w:t>
+        <w:t>-west1</w:t>
       </w:r>
       <w:r>
         <w:rPr>
@@ -3203,24 +3212,24 @@
         <w:rPr>
           <w:rStyle w:val="AttributeTok"/>
         </w:rPr>
-        <w:t xml:space="preserve">-allow-unauthenticated</w:t>
-      </w:r>
-    </w:p>
-    <w:p>
-      <w:r>
-        <w:pict>
-          <v:rect style="width:0;height:1.5pt" o:hralign="center" o:hrstd="t" o:hr="t"/>
+        <w:t>-allow-unauthenticated</w:t>
+      </w:r>
+    </w:p>
+    <w:p>
+      <w:r>
+        <w:pict w14:anchorId="188F5145">
+          <v:rect id="_x0000_i1049" style="width:0;height:1.5pt" o:hralign="center" o:hrstd="t" o:hr="t"/>
         </w:pict>
       </w:r>
     </w:p>
-    <w:bookmarkEnd w:id="56"/>
-    <w:bookmarkStart w:id="57" w:name="check-service-url"/>
     <w:p>
       <w:pPr>
         <w:pStyle w:val="Heading2"/>
       </w:pPr>
-      <w:r>
-        <w:t xml:space="preserve">Check Service URL</w:t>
+      <w:bookmarkStart w:id="38" w:name="check-service-url"/>
+      <w:bookmarkEnd w:id="37"/>
+      <w:r>
+        <w:t>Check Service URL</w:t>
       </w:r>
     </w:p>
     <w:p>
@@ -3231,13 +3240,13 @@
         <w:rPr>
           <w:rStyle w:val="NormalTok"/>
         </w:rPr>
-        <w:t xml:space="preserve">gcloud run services describe grant</w:t>
+        <w:t>gcloud run services describe grant</w:t>
       </w:r>
       <w:r>
         <w:rPr>
           <w:rStyle w:val="AttributeTok"/>
         </w:rPr>
-        <w:t xml:space="preserve">-gni-backend</w:t>
+        <w:t>-gni-backend</w:t>
       </w:r>
       <w:r>
         <w:rPr>
@@ -3249,7 +3258,7 @@
         <w:rPr>
           <w:rStyle w:val="AttributeTok"/>
         </w:rPr>
-        <w:t xml:space="preserve">-region</w:t>
+        <w:t>-region</w:t>
       </w:r>
       <w:r>
         <w:rPr>
@@ -3261,24 +3270,24 @@
         <w:rPr>
           <w:rStyle w:val="AttributeTok"/>
         </w:rPr>
-        <w:t xml:space="preserve">-west1</w:t>
-      </w:r>
-    </w:p>
-    <w:p>
-      <w:r>
-        <w:pict>
-          <v:rect style="width:0;height:1.5pt" o:hralign="center" o:hrstd="t" o:hr="t"/>
+        <w:t>-west1</w:t>
+      </w:r>
+    </w:p>
+    <w:p>
+      <w:r>
+        <w:pict w14:anchorId="4D2D7DFC">
+          <v:rect id="_x0000_i1050" style="width:0;height:1.5pt" o:hralign="center" o:hrstd="t" o:hr="t"/>
         </w:pict>
       </w:r>
     </w:p>
-    <w:bookmarkEnd w:id="57"/>
-    <w:bookmarkStart w:id="58" w:name="view-logs"/>
     <w:p>
       <w:pPr>
         <w:pStyle w:val="Heading2"/>
       </w:pPr>
-      <w:r>
-        <w:t xml:space="preserve">View Logs</w:t>
+      <w:bookmarkStart w:id="39" w:name="view-logs"/>
+      <w:bookmarkEnd w:id="38"/>
+      <w:r>
+        <w:t>View Logs</w:t>
       </w:r>
     </w:p>
     <w:p>
@@ -3289,13 +3298,13 @@
         <w:rPr>
           <w:rStyle w:val="NormalTok"/>
         </w:rPr>
-        <w:t xml:space="preserve">gcloud run services logs read grant</w:t>
+        <w:t>gcloud run services logs read grant</w:t>
       </w:r>
       <w:r>
         <w:rPr>
           <w:rStyle w:val="AttributeTok"/>
         </w:rPr>
-        <w:t xml:space="preserve">-gni-backend</w:t>
+        <w:t>-gni-backend</w:t>
       </w:r>
       <w:r>
         <w:rPr>
@@ -3307,7 +3316,7 @@
         <w:rPr>
           <w:rStyle w:val="AttributeTok"/>
         </w:rPr>
-        <w:t xml:space="preserve">-region</w:t>
+        <w:t>-region</w:t>
       </w:r>
       <w:r>
         <w:rPr>
@@ -3319,24 +3328,24 @@
         <w:rPr>
           <w:rStyle w:val="AttributeTok"/>
         </w:rPr>
-        <w:t xml:space="preserve">-west1</w:t>
-      </w:r>
-    </w:p>
-    <w:p>
-      <w:r>
-        <w:pict>
-          <v:rect style="width:0;height:1.5pt" o:hralign="center" o:hrstd="t" o:hr="t"/>
+        <w:t>-west1</w:t>
+      </w:r>
+    </w:p>
+    <w:p>
+      <w:r>
+        <w:pict w14:anchorId="6547160B">
+          <v:rect id="_x0000_i1051" style="width:0;height:1.5pt" o:hralign="center" o:hrstd="t" o:hr="t"/>
         </w:pict>
       </w:r>
     </w:p>
-    <w:bookmarkEnd w:id="58"/>
-    <w:bookmarkStart w:id="59" w:name="check-current-project"/>
     <w:p>
       <w:pPr>
         <w:pStyle w:val="Heading2"/>
       </w:pPr>
-      <w:r>
-        <w:t xml:space="preserve">Check Current Project</w:t>
+      <w:bookmarkStart w:id="40" w:name="check-current-project"/>
+      <w:bookmarkEnd w:id="39"/>
+      <w:r>
+        <w:t>Check Current Project</w:t>
       </w:r>
     </w:p>
     <w:p>
@@ -3347,13 +3356,13 @@
         <w:rPr>
           <w:rStyle w:val="NormalTok"/>
         </w:rPr>
-        <w:t xml:space="preserve">gcloud config get</w:t>
+        <w:t>gcloud config get</w:t>
       </w:r>
       <w:r>
         <w:rPr>
           <w:rStyle w:val="AttributeTok"/>
         </w:rPr>
-        <w:t xml:space="preserve">-value</w:t>
+        <w:t>-value</w:t>
       </w:r>
       <w:r>
         <w:rPr>
@@ -3364,19 +3373,19 @@
     </w:p>
     <w:p>
       <w:r>
-        <w:pict>
-          <v:rect style="width:0;height:1.5pt" o:hralign="center" o:hrstd="t" o:hr="t"/>
+        <w:pict w14:anchorId="73259A9B">
+          <v:rect id="_x0000_i1052" style="width:0;height:1.5pt" o:hralign="center" o:hrstd="t" o:hr="t"/>
         </w:pict>
       </w:r>
     </w:p>
-    <w:bookmarkEnd w:id="59"/>
-    <w:bookmarkStart w:id="60" w:name="check-login"/>
     <w:p>
       <w:pPr>
         <w:pStyle w:val="Heading2"/>
       </w:pPr>
-      <w:r>
-        <w:t xml:space="preserve">Check Login</w:t>
+      <w:bookmarkStart w:id="41" w:name="check-login"/>
+      <w:bookmarkEnd w:id="40"/>
+      <w:r>
+        <w:t>Check Login</w:t>
       </w:r>
     </w:p>
     <w:p>
@@ -3387,25 +3396,25 @@
         <w:rPr>
           <w:rStyle w:val="NormalTok"/>
         </w:rPr>
-        <w:t xml:space="preserve">gcloud auth list</w:t>
-      </w:r>
-    </w:p>
-    <w:p>
-      <w:r>
-        <w:pict>
-          <v:rect style="width:0;height:1.5pt" o:hralign="center" o:hrstd="t" o:hr="t"/>
+        <w:t>gcloud auth list</w:t>
+      </w:r>
+    </w:p>
+    <w:p>
+      <w:r>
+        <w:pict w14:anchorId="04A91AC2">
+          <v:rect id="_x0000_i1053" style="width:0;height:1.5pt" o:hralign="center" o:hrstd="t" o:hr="t"/>
         </w:pict>
       </w:r>
     </w:p>
-    <w:bookmarkEnd w:id="60"/>
-    <w:bookmarkEnd w:id="61"/>
-    <w:bookmarkStart w:id="62" w:name="current-status"/>
     <w:p>
       <w:pPr>
         <w:pStyle w:val="Heading1"/>
       </w:pPr>
-      <w:r>
-        <w:t xml:space="preserve">Current Status</w:t>
+      <w:bookmarkStart w:id="42" w:name="current-status"/>
+      <w:bookmarkEnd w:id="36"/>
+      <w:bookmarkEnd w:id="41"/>
+      <w:r>
+        <w:t>Current Status</w:t>
       </w:r>
     </w:p>
     <w:p>
@@ -3413,7 +3422,7 @@
         <w:pStyle w:val="FirstParagraph"/>
       </w:pPr>
       <w:r>
-        <w:t xml:space="preserve">Backend:</w:t>
+        <w:t>Backend:</w:t>
       </w:r>
     </w:p>
     <w:p>
@@ -3424,7 +3433,8 @@
         <w:rPr>
           <w:rStyle w:val="VerbatimChar"/>
         </w:rPr>
-        <w:t xml:space="preserve">DEPLOYED</w:t>
+        <w:lastRenderedPageBreak/>
+        <w:t>DEPLOYED</w:t>
       </w:r>
     </w:p>
     <w:p>
@@ -3432,7 +3442,7 @@
         <w:pStyle w:val="FirstParagraph"/>
       </w:pPr>
       <w:r>
-        <w:t xml:space="preserve">Gemini:</w:t>
+        <w:t>Gemini:</w:t>
       </w:r>
     </w:p>
     <w:p>
@@ -3443,7 +3453,7 @@
         <w:rPr>
           <w:rStyle w:val="VerbatimChar"/>
         </w:rPr>
-        <w:t xml:space="preserve">CONFIGURED</w:t>
+        <w:t>CONFIGURED</w:t>
       </w:r>
     </w:p>
     <w:p>
@@ -3451,7 +3461,7 @@
         <w:pStyle w:val="FirstParagraph"/>
       </w:pPr>
       <w:r>
-        <w:t xml:space="preserve">Cloud Run:</w:t>
+        <w:t>Cloud Run:</w:t>
       </w:r>
     </w:p>
     <w:p>
@@ -3462,7 +3472,7 @@
         <w:rPr>
           <w:rStyle w:val="VerbatimChar"/>
         </w:rPr>
-        <w:t xml:space="preserve">WORKING</w:t>
+        <w:t>WORKING</w:t>
       </w:r>
     </w:p>
     <w:p>
@@ -3470,7 +3480,7 @@
         <w:pStyle w:val="FirstParagraph"/>
       </w:pPr>
       <w:r>
-        <w:t xml:space="preserve">Secret Manager:</w:t>
+        <w:t>Secret Manager:</w:t>
       </w:r>
     </w:p>
     <w:p>
@@ -3481,7 +3491,7 @@
         <w:rPr>
           <w:rStyle w:val="VerbatimChar"/>
         </w:rPr>
-        <w:t xml:space="preserve">WORKING</w:t>
+        <w:t>WORKING</w:t>
       </w:r>
     </w:p>
     <w:p>
@@ -3489,7 +3499,7 @@
         <w:pStyle w:val="FirstParagraph"/>
       </w:pPr>
       <w:r>
-        <w:t xml:space="preserve">Health Endpoint:</w:t>
+        <w:t>Health Endpoint:</w:t>
       </w:r>
     </w:p>
     <w:p>
@@ -3500,7 +3510,7 @@
         <w:rPr>
           <w:rStyle w:val="VerbatimChar"/>
         </w:rPr>
-        <w:t xml:space="preserve">WORKING</w:t>
+        <w:t>WORKING</w:t>
       </w:r>
     </w:p>
     <w:p>
@@ -3508,7 +3518,7 @@
         <w:pStyle w:val="FirstParagraph"/>
       </w:pPr>
       <w:r>
-        <w:t xml:space="preserve">Word Add-in:</w:t>
+        <w:t>Word Add-in:</w:t>
       </w:r>
     </w:p>
     <w:p>
@@ -3519,33 +3529,33 @@
         <w:rPr>
           <w:rStyle w:val="VerbatimChar"/>
         </w:rPr>
-        <w:t xml:space="preserve">Needs final testing against Cloud Run endpoint</w:t>
-      </w:r>
-    </w:p>
-    <w:p>
-      <w:r>
-        <w:pict>
-          <v:rect style="width:0;height:1.5pt" o:hralign="center" o:hrstd="t" o:hr="t"/>
+        <w:t>Needs final testing against Cloud Run endpoint</w:t>
+      </w:r>
+    </w:p>
+    <w:p>
+      <w:r>
+        <w:pict w14:anchorId="66742E0F">
+          <v:rect id="_x0000_i1054" style="width:0;height:1.5pt" o:hralign="center" o:hrstd="t" o:hr="t"/>
         </w:pict>
       </w:r>
     </w:p>
-    <w:bookmarkEnd w:id="62"/>
-    <w:bookmarkStart w:id="66" w:name="future-improvements"/>
     <w:p>
       <w:pPr>
         <w:pStyle w:val="Heading1"/>
       </w:pPr>
-      <w:r>
-        <w:t xml:space="preserve">Future Improvements</w:t>
-      </w:r>
-    </w:p>
-    <w:bookmarkStart w:id="63" w:name="cicd"/>
+      <w:bookmarkStart w:id="43" w:name="future-improvements"/>
+      <w:bookmarkEnd w:id="42"/>
+      <w:r>
+        <w:t>Future Improvements</w:t>
+      </w:r>
+    </w:p>
     <w:p>
       <w:pPr>
         <w:pStyle w:val="Heading2"/>
       </w:pPr>
-      <w:r>
-        <w:t xml:space="preserve">CI/CD</w:t>
+      <w:bookmarkStart w:id="44" w:name="cicd"/>
+      <w:r>
+        <w:t>CI/CD</w:t>
       </w:r>
     </w:p>
     <w:p>
@@ -3553,7 +3563,7 @@
         <w:pStyle w:val="FirstParagraph"/>
       </w:pPr>
       <w:r>
-        <w:t xml:space="preserve">Create GitHub Actions workflow:</w:t>
+        <w:t>Create GitHub Actions workflow:</w:t>
       </w:r>
     </w:p>
     <w:p>
@@ -3564,7 +3574,7 @@
         <w:rPr>
           <w:rStyle w:val="VerbatimChar"/>
         </w:rPr>
-        <w:t xml:space="preserve">git push</w:t>
+        <w:t>git push</w:t>
       </w:r>
       <w:r>
         <w:br/>
@@ -3582,7 +3592,7 @@
         <w:rPr>
           <w:rStyle w:val="VerbatimChar"/>
         </w:rPr>
-        <w:t xml:space="preserve">GitHub Actions</w:t>
+        <w:t>GitHub Actions</w:t>
       </w:r>
       <w:r>
         <w:br/>
@@ -3600,7 +3610,7 @@
         <w:rPr>
           <w:rStyle w:val="VerbatimChar"/>
         </w:rPr>
-        <w:t xml:space="preserve">Cloud Run Build</w:t>
+        <w:t>Cloud Run Build</w:t>
       </w:r>
       <w:r>
         <w:br/>
@@ -3618,17 +3628,17 @@
         <w:rPr>
           <w:rStyle w:val="VerbatimChar"/>
         </w:rPr>
-        <w:t xml:space="preserve">Automatic Deployment</w:t>
-      </w:r>
-    </w:p>
-    <w:bookmarkEnd w:id="63"/>
-    <w:bookmarkStart w:id="64" w:name="domain-name"/>
+        <w:t>Automatic Deployment</w:t>
+      </w:r>
+    </w:p>
     <w:p>
       <w:pPr>
         <w:pStyle w:val="Heading2"/>
       </w:pPr>
-      <w:r>
-        <w:t xml:space="preserve">Domain Name</w:t>
+      <w:bookmarkStart w:id="45" w:name="domain-name"/>
+      <w:bookmarkEnd w:id="44"/>
+      <w:r>
+        <w:t>Domain Name</w:t>
       </w:r>
     </w:p>
     <w:p>
@@ -3636,7 +3646,7 @@
         <w:pStyle w:val="FirstParagraph"/>
       </w:pPr>
       <w:r>
-        <w:t xml:space="preserve">Optional:</w:t>
+        <w:t>Optional:</w:t>
       </w:r>
     </w:p>
     <w:p>
@@ -3647,7 +3657,7 @@
         <w:rPr>
           <w:rStyle w:val="VerbatimChar"/>
         </w:rPr>
-        <w:t xml:space="preserve">grantgni.com</w:t>
+        <w:t>grantgni.com</w:t>
       </w:r>
       <w:r>
         <w:br/>
@@ -3656,7 +3666,7 @@
         <w:rPr>
           <w:rStyle w:val="VerbatimChar"/>
         </w:rPr>
-        <w:t xml:space="preserve">grant-gni.com</w:t>
+        <w:t>grant-gni.com</w:t>
       </w:r>
       <w:r>
         <w:br/>
@@ -3665,7 +3675,7 @@
         <w:rPr>
           <w:rStyle w:val="VerbatimChar"/>
         </w:rPr>
-        <w:t xml:space="preserve">grantgni.ai</w:t>
+        <w:t>grantgni.ai</w:t>
       </w:r>
     </w:p>
     <w:p>
@@ -3673,17 +3683,17 @@
         <w:pStyle w:val="FirstParagraph"/>
       </w:pPr>
       <w:r>
-        <w:t xml:space="preserve">Map domain to Cloud Run.</w:t>
-      </w:r>
-    </w:p>
-    <w:bookmarkEnd w:id="64"/>
-    <w:bookmarkStart w:id="65" w:name="cloudflare"/>
+        <w:t>Map domain to Cloud Run.</w:t>
+      </w:r>
+    </w:p>
     <w:p>
       <w:pPr>
         <w:pStyle w:val="Heading2"/>
       </w:pPr>
-      <w:r>
-        <w:t xml:space="preserve">Cloudflare</w:t>
+      <w:bookmarkStart w:id="46" w:name="cloudflare"/>
+      <w:bookmarkEnd w:id="45"/>
+      <w:r>
+        <w:t>Cloudflare</w:t>
       </w:r>
     </w:p>
     <w:p>
@@ -3691,15 +3701,16 @@
         <w:pStyle w:val="FirstParagraph"/>
       </w:pPr>
       <w:r>
-        <w:t xml:space="preserve">Optional.</w:t>
-      </w:r>
-    </w:p>
-    <w:p>
-      <w:pPr>
-        <w:pStyle w:val="BodyText"/>
-      </w:pPr>
-      <w:r>
-        <w:t xml:space="preserve">Only needed for:</w:t>
+        <w:t>Optional.</w:t>
+      </w:r>
+    </w:p>
+    <w:p>
+      <w:pPr>
+        <w:pStyle w:val="BodyText"/>
+      </w:pPr>
+      <w:r>
+        <w:lastRenderedPageBreak/>
+        <w:t>Only needed for:</w:t>
       </w:r>
     </w:p>
     <w:p>
@@ -3707,11 +3718,11 @@
         <w:pStyle w:val="Compact"/>
         <w:numPr>
           <w:ilvl w:val="0"/>
-          <w:numId w:val="1005"/>
+          <w:numId w:val="6"/>
         </w:numPr>
       </w:pPr>
       <w:r>
-        <w:t xml:space="preserve">Website hosting</w:t>
+        <w:t>Website hosting</w:t>
       </w:r>
     </w:p>
     <w:p>
@@ -3719,11 +3730,11 @@
         <w:pStyle w:val="Compact"/>
         <w:numPr>
           <w:ilvl w:val="0"/>
-          <w:numId w:val="1005"/>
+          <w:numId w:val="6"/>
         </w:numPr>
       </w:pPr>
       <w:r>
-        <w:t xml:space="preserve">CDN</w:t>
+        <w:t>CDN</w:t>
       </w:r>
     </w:p>
     <w:p>
@@ -3731,11 +3742,11 @@
         <w:pStyle w:val="Compact"/>
         <w:numPr>
           <w:ilvl w:val="0"/>
-          <w:numId w:val="1005"/>
+          <w:numId w:val="6"/>
         </w:numPr>
       </w:pPr>
       <w:r>
-        <w:t xml:space="preserve">DNS management</w:t>
+        <w:t>DNS management</w:t>
       </w:r>
     </w:p>
     <w:p>
@@ -3743,11 +3754,11 @@
         <w:pStyle w:val="Compact"/>
         <w:numPr>
           <w:ilvl w:val="0"/>
-          <w:numId w:val="1005"/>
+          <w:numId w:val="6"/>
         </w:numPr>
       </w:pPr>
       <w:r>
-        <w:t xml:space="preserve">Security rules</w:t>
+        <w:t>Security rules</w:t>
       </w:r>
     </w:p>
     <w:p>
@@ -3755,48 +3766,3562 @@
         <w:pStyle w:val="FirstParagraph"/>
       </w:pPr>
       <w:r>
-        <w:t xml:space="preserve">Not required for backend operation.</w:t>
-      </w:r>
-    </w:p>
-    <w:bookmarkEnd w:id="65"/>
-    <w:bookmarkEnd w:id="66"/>
+        <w:t>Not required for backend operation.</w:t>
+      </w:r>
+    </w:p>
+    <w:p>
+      <w:pPr>
+        <w:pStyle w:val="BodyText"/>
+      </w:pPr>
+    </w:p>
+    <w:p>
+      <w:pPr>
+        <w:pStyle w:val="BodyText"/>
+        <w:rPr>
+          <w:rFonts w:asciiTheme="majorHAnsi" w:eastAsiaTheme="majorEastAsia" w:hAnsiTheme="majorHAnsi" w:cstheme="majorBidi"/>
+          <w:color w:val="0F4761" w:themeColor="accent1" w:themeShade="BF"/>
+          <w:sz w:val="40"/>
+          <w:szCs w:val="40"/>
+        </w:rPr>
+      </w:pPr>
+      <w:r>
+        <w:rPr>
+          <w:rFonts w:asciiTheme="majorHAnsi" w:eastAsiaTheme="majorEastAsia" w:hAnsiTheme="majorHAnsi" w:cstheme="majorBidi"/>
+          <w:color w:val="0F4761" w:themeColor="accent1" w:themeShade="BF"/>
+          <w:sz w:val="40"/>
+          <w:szCs w:val="40"/>
+        </w:rPr>
+        <w:t xml:space="preserve">Step 20 - </w:t>
+      </w:r>
+      <w:r>
+        <w:rPr>
+          <w:rFonts w:asciiTheme="majorHAnsi" w:eastAsiaTheme="majorEastAsia" w:hAnsiTheme="majorHAnsi" w:cstheme="majorBidi"/>
+          <w:color w:val="0F4761" w:themeColor="accent1" w:themeShade="BF"/>
+          <w:sz w:val="40"/>
+          <w:szCs w:val="40"/>
+        </w:rPr>
+        <w:t>CI/CD Setup (GitHub Actions → Google Cloud Run)</w:t>
+      </w:r>
+    </w:p>
+    <w:p>
+      <w:pPr>
+        <w:pStyle w:val="BodyText"/>
+        <w:rPr>
+          <w:b/>
+          <w:bCs/>
+          <w:lang w:val="en-GB"/>
+        </w:rPr>
+      </w:pPr>
+      <w:r>
+        <w:rPr>
+          <w:b/>
+          <w:bCs/>
+          <w:lang w:val="en-GB"/>
+        </w:rPr>
+        <w:t>Goal</w:t>
+      </w:r>
+    </w:p>
+    <w:p>
+      <w:pPr>
+        <w:pStyle w:val="BodyText"/>
+        <w:rPr>
+          <w:lang w:val="en-GB"/>
+        </w:rPr>
+      </w:pPr>
+      <w:r>
+        <w:rPr>
+          <w:lang w:val="en-GB"/>
+        </w:rPr>
+        <w:t>Automatically deploy the backend whenever code is pushed to GitHub.</w:t>
+      </w:r>
+    </w:p>
+    <w:p>
+      <w:pPr>
+        <w:pStyle w:val="BodyText"/>
+        <w:rPr>
+          <w:lang w:val="en-GB"/>
+        </w:rPr>
+      </w:pPr>
+      <w:r>
+        <w:rPr>
+          <w:lang w:val="en-GB"/>
+        </w:rPr>
+        <w:t>Architecture:</w:t>
+      </w:r>
+    </w:p>
+    <w:p>
+      <w:pPr>
+        <w:pStyle w:val="BodyText"/>
+        <w:rPr>
+          <w:lang w:val="en-GB"/>
+        </w:rPr>
+      </w:pPr>
+      <w:r>
+        <w:rPr>
+          <w:lang w:val="en-GB"/>
+        </w:rPr>
+        <w:t>Developer</w:t>
+      </w:r>
+    </w:p>
+    <w:p>
+      <w:pPr>
+        <w:pStyle w:val="BodyText"/>
+        <w:rPr>
+          <w:lang w:val="en-GB"/>
+        </w:rPr>
+      </w:pPr>
+      <w:r>
+        <w:rPr>
+          <w:lang w:val="en-GB"/>
+        </w:rPr>
+        <w:t xml:space="preserve">    ↓</w:t>
+      </w:r>
+    </w:p>
+    <w:p>
+      <w:pPr>
+        <w:pStyle w:val="BodyText"/>
+        <w:rPr>
+          <w:lang w:val="en-GB"/>
+        </w:rPr>
+      </w:pPr>
+      <w:r>
+        <w:rPr>
+          <w:lang w:val="en-GB"/>
+        </w:rPr>
+        <w:t>git push</w:t>
+      </w:r>
+    </w:p>
+    <w:p>
+      <w:pPr>
+        <w:pStyle w:val="BodyText"/>
+        <w:rPr>
+          <w:lang w:val="en-GB"/>
+        </w:rPr>
+      </w:pPr>
+      <w:r>
+        <w:rPr>
+          <w:lang w:val="en-GB"/>
+        </w:rPr>
+        <w:t xml:space="preserve">    ↓</w:t>
+      </w:r>
+    </w:p>
+    <w:p>
+      <w:pPr>
+        <w:pStyle w:val="BodyText"/>
+        <w:rPr>
+          <w:lang w:val="en-GB"/>
+        </w:rPr>
+      </w:pPr>
+      <w:r>
+        <w:rPr>
+          <w:lang w:val="en-GB"/>
+        </w:rPr>
+        <w:t>GitHub Actions</w:t>
+      </w:r>
+    </w:p>
+    <w:p>
+      <w:pPr>
+        <w:pStyle w:val="BodyText"/>
+        <w:rPr>
+          <w:lang w:val="en-GB"/>
+        </w:rPr>
+      </w:pPr>
+      <w:r>
+        <w:rPr>
+          <w:lang w:val="en-GB"/>
+        </w:rPr>
+        <w:t xml:space="preserve">    ↓</w:t>
+      </w:r>
+    </w:p>
+    <w:p>
+      <w:pPr>
+        <w:pStyle w:val="BodyText"/>
+        <w:rPr>
+          <w:lang w:val="en-GB"/>
+        </w:rPr>
+      </w:pPr>
+      <w:r>
+        <w:rPr>
+          <w:lang w:val="en-GB"/>
+        </w:rPr>
+        <w:t>Google Cloud Authentication</w:t>
+      </w:r>
+    </w:p>
+    <w:p>
+      <w:pPr>
+        <w:pStyle w:val="BodyText"/>
+        <w:rPr>
+          <w:lang w:val="en-GB"/>
+        </w:rPr>
+      </w:pPr>
+      <w:r>
+        <w:rPr>
+          <w:lang w:val="en-GB"/>
+        </w:rPr>
+        <w:t xml:space="preserve">    ↓</w:t>
+      </w:r>
+    </w:p>
+    <w:p>
+      <w:pPr>
+        <w:pStyle w:val="BodyText"/>
+        <w:rPr>
+          <w:lang w:val="en-GB"/>
+        </w:rPr>
+      </w:pPr>
+      <w:r>
+        <w:rPr>
+          <w:lang w:val="en-GB"/>
+        </w:rPr>
+        <w:t>Cloud Run Deployment</w:t>
+      </w:r>
+    </w:p>
+    <w:p>
+      <w:pPr>
+        <w:pStyle w:val="BodyText"/>
+        <w:rPr>
+          <w:lang w:val="en-GB"/>
+        </w:rPr>
+      </w:pPr>
+      <w:r>
+        <w:rPr>
+          <w:lang w:val="en-GB"/>
+        </w:rPr>
+        <w:t xml:space="preserve">    ↓</w:t>
+      </w:r>
+    </w:p>
+    <w:p>
+      <w:pPr>
+        <w:pStyle w:val="BodyText"/>
+        <w:rPr>
+          <w:lang w:val="en-GB"/>
+        </w:rPr>
+      </w:pPr>
+      <w:r>
+        <w:rPr>
+          <w:lang w:val="en-GB"/>
+        </w:rPr>
+        <w:t>Production Updated</w:t>
+      </w:r>
+    </w:p>
+    <w:p>
+      <w:pPr>
+        <w:pStyle w:val="BodyText"/>
+        <w:rPr>
+          <w:lang w:val="en-GB"/>
+        </w:rPr>
+      </w:pPr>
+      <w:r>
+        <w:rPr>
+          <w:lang w:val="en-GB"/>
+        </w:rPr>
+        <w:pict w14:anchorId="4CB0AA89">
+          <v:rect id="_x0000_i1145" style="width:0;height:1.5pt" o:hralign="center" o:hrstd="t" o:hr="t" fillcolor="#a0a0a0" stroked="f"/>
+        </w:pict>
+      </w:r>
+    </w:p>
+    <w:p>
+      <w:pPr>
+        <w:pStyle w:val="BodyText"/>
+        <w:rPr>
+          <w:b/>
+          <w:bCs/>
+          <w:lang w:val="en-GB"/>
+        </w:rPr>
+      </w:pPr>
+      <w:r>
+        <w:rPr>
+          <w:b/>
+          <w:bCs/>
+          <w:lang w:val="en-GB"/>
+        </w:rPr>
+        <w:t>Step 20 - Create GitHub Deployment Service Account</w:t>
+      </w:r>
+    </w:p>
+    <w:p>
+      <w:pPr>
+        <w:pStyle w:val="BodyText"/>
+        <w:rPr>
+          <w:lang w:val="en-GB"/>
+        </w:rPr>
+      </w:pPr>
+      <w:r>
+        <w:rPr>
+          <w:lang w:val="en-GB"/>
+        </w:rPr>
+        <w:t>Created service account:</w:t>
+      </w:r>
+    </w:p>
+    <w:p>
+      <w:pPr>
+        <w:pStyle w:val="BodyText"/>
+        <w:rPr>
+          <w:lang w:val="en-GB"/>
+        </w:rPr>
+      </w:pPr>
+      <w:proofErr w:type="spellStart"/>
+      <w:r>
+        <w:rPr>
+          <w:lang w:val="en-GB"/>
+        </w:rPr>
+        <w:t>github</w:t>
+      </w:r>
+      <w:proofErr w:type="spellEnd"/>
+      <w:r>
+        <w:rPr>
+          <w:lang w:val="en-GB"/>
+        </w:rPr>
+        <w:t>-deployer</w:t>
+      </w:r>
+    </w:p>
+    <w:p>
+      <w:pPr>
+        <w:pStyle w:val="BodyText"/>
+        <w:rPr>
+          <w:lang w:val="en-GB"/>
+        </w:rPr>
+      </w:pPr>
+      <w:r>
+        <w:rPr>
+          <w:lang w:val="en-GB"/>
+        </w:rPr>
+        <w:t>Purpose:</w:t>
+      </w:r>
+    </w:p>
+    <w:p>
+      <w:pPr>
+        <w:pStyle w:val="BodyText"/>
+        <w:rPr>
+          <w:lang w:val="en-GB"/>
+        </w:rPr>
+      </w:pPr>
+      <w:r>
+        <w:rPr>
+          <w:lang w:val="en-GB"/>
+        </w:rPr>
+        <w:lastRenderedPageBreak/>
+        <w:t>Deploy Cloud Run services from GitHub Actions</w:t>
+      </w:r>
+    </w:p>
+    <w:p>
+      <w:pPr>
+        <w:pStyle w:val="BodyText"/>
+        <w:rPr>
+          <w:lang w:val="en-GB"/>
+        </w:rPr>
+      </w:pPr>
+      <w:r>
+        <w:rPr>
+          <w:lang w:val="en-GB"/>
+        </w:rPr>
+        <w:t>Email:</w:t>
+      </w:r>
+    </w:p>
+    <w:p>
+      <w:pPr>
+        <w:pStyle w:val="BodyText"/>
+        <w:rPr>
+          <w:lang w:val="en-GB"/>
+        </w:rPr>
+      </w:pPr>
+      <w:r>
+        <w:rPr>
+          <w:lang w:val="en-GB"/>
+        </w:rPr>
+        <w:t>github-deployer@grant-gni.iam.gserviceaccount.com</w:t>
+      </w:r>
+    </w:p>
+    <w:p>
+      <w:pPr>
+        <w:pStyle w:val="BodyText"/>
+        <w:rPr>
+          <w:lang w:val="en-GB"/>
+        </w:rPr>
+      </w:pPr>
+      <w:r>
+        <w:rPr>
+          <w:lang w:val="en-GB"/>
+        </w:rPr>
+        <w:pict w14:anchorId="308B32D2">
+          <v:rect id="_x0000_i1146" style="width:0;height:1.5pt" o:hralign="center" o:hrstd="t" o:hr="t" fillcolor="#a0a0a0" stroked="f"/>
+        </w:pict>
+      </w:r>
+    </w:p>
+    <w:p>
+      <w:pPr>
+        <w:pStyle w:val="BodyText"/>
+        <w:rPr>
+          <w:b/>
+          <w:bCs/>
+          <w:lang w:val="en-GB"/>
+        </w:rPr>
+      </w:pPr>
+      <w:r>
+        <w:rPr>
+          <w:b/>
+          <w:bCs/>
+          <w:lang w:val="en-GB"/>
+        </w:rPr>
+        <w:t>Step 21 - Assign IAM Roles</w:t>
+      </w:r>
+    </w:p>
+    <w:p>
+      <w:pPr>
+        <w:pStyle w:val="BodyText"/>
+        <w:rPr>
+          <w:lang w:val="en-GB"/>
+        </w:rPr>
+      </w:pPr>
+      <w:r>
+        <w:rPr>
+          <w:lang w:val="en-GB"/>
+        </w:rPr>
+        <w:t>The service account requires the following roles:</w:t>
+      </w:r>
+    </w:p>
+    <w:p>
+      <w:pPr>
+        <w:pStyle w:val="BodyText"/>
+        <w:rPr>
+          <w:lang w:val="en-GB"/>
+        </w:rPr>
+      </w:pPr>
+      <w:r>
+        <w:rPr>
+          <w:lang w:val="en-GB"/>
+        </w:rPr>
+        <w:t>Cloud Run Admin</w:t>
+      </w:r>
+    </w:p>
+    <w:p>
+      <w:pPr>
+        <w:pStyle w:val="BodyText"/>
+        <w:rPr>
+          <w:lang w:val="en-GB"/>
+        </w:rPr>
+      </w:pPr>
+      <w:r>
+        <w:rPr>
+          <w:lang w:val="en-GB"/>
+        </w:rPr>
+        <w:t>Artifact Registry Writer</w:t>
+      </w:r>
+    </w:p>
+    <w:p>
+      <w:pPr>
+        <w:pStyle w:val="BodyText"/>
+        <w:rPr>
+          <w:lang w:val="en-GB"/>
+        </w:rPr>
+      </w:pPr>
+      <w:r>
+        <w:rPr>
+          <w:lang w:val="en-GB"/>
+        </w:rPr>
+        <w:t>Cloud Build Editor</w:t>
+      </w:r>
+    </w:p>
+    <w:p>
+      <w:pPr>
+        <w:pStyle w:val="BodyText"/>
+        <w:rPr>
+          <w:lang w:val="en-GB"/>
+        </w:rPr>
+      </w:pPr>
+      <w:r>
+        <w:rPr>
+          <w:lang w:val="en-GB"/>
+        </w:rPr>
+        <w:t>Service Account User</w:t>
+      </w:r>
+    </w:p>
+    <w:p>
+      <w:pPr>
+        <w:pStyle w:val="BodyText"/>
+        <w:rPr>
+          <w:lang w:val="en-GB"/>
+        </w:rPr>
+      </w:pPr>
+      <w:r>
+        <w:rPr>
+          <w:lang w:val="en-GB"/>
+        </w:rPr>
+        <w:t>Later discovered an additional role was required:</w:t>
+      </w:r>
+    </w:p>
+    <w:p>
+      <w:pPr>
+        <w:pStyle w:val="BodyText"/>
+        <w:rPr>
+          <w:lang w:val="en-GB"/>
+        </w:rPr>
+      </w:pPr>
+      <w:r>
+        <w:rPr>
+          <w:lang w:val="en-GB"/>
+        </w:rPr>
+        <w:t>Storage Admin</w:t>
+      </w:r>
+    </w:p>
+    <w:p>
+      <w:pPr>
+        <w:pStyle w:val="BodyText"/>
+        <w:rPr>
+          <w:lang w:val="en-GB"/>
+        </w:rPr>
+      </w:pPr>
+      <w:r>
+        <w:rPr>
+          <w:lang w:val="en-GB"/>
+        </w:rPr>
+        <w:t>See "Storage Permission Error" section below.</w:t>
+      </w:r>
+    </w:p>
+    <w:p>
+      <w:pPr>
+        <w:pStyle w:val="BodyText"/>
+        <w:rPr>
+          <w:lang w:val="en-GB"/>
+        </w:rPr>
+      </w:pPr>
+      <w:r>
+        <w:rPr>
+          <w:lang w:val="en-GB"/>
+        </w:rPr>
+        <w:pict w14:anchorId="67296F17">
+          <v:rect id="_x0000_i1147" style="width:0;height:1.5pt" o:hralign="center" o:hrstd="t" o:hr="t" fillcolor="#a0a0a0" stroked="f"/>
+        </w:pict>
+      </w:r>
+    </w:p>
+    <w:p>
+      <w:pPr>
+        <w:pStyle w:val="BodyText"/>
+        <w:rPr>
+          <w:b/>
+          <w:bCs/>
+          <w:lang w:val="en-GB"/>
+        </w:rPr>
+      </w:pPr>
+      <w:r>
+        <w:rPr>
+          <w:b/>
+          <w:bCs/>
+          <w:lang w:val="en-GB"/>
+        </w:rPr>
+        <w:t>Step 22 - Create JSON Key</w:t>
+      </w:r>
+    </w:p>
+    <w:p>
+      <w:pPr>
+        <w:pStyle w:val="BodyText"/>
+        <w:rPr>
+          <w:lang w:val="en-GB"/>
+        </w:rPr>
+      </w:pPr>
+      <w:r>
+        <w:rPr>
+          <w:lang w:val="en-GB"/>
+        </w:rPr>
+        <w:t>Generated a JSON key for:</w:t>
+      </w:r>
+    </w:p>
+    <w:p>
+      <w:pPr>
+        <w:pStyle w:val="BodyText"/>
+        <w:rPr>
+          <w:lang w:val="en-GB"/>
+        </w:rPr>
+      </w:pPr>
+      <w:proofErr w:type="spellStart"/>
+      <w:r>
+        <w:rPr>
+          <w:lang w:val="en-GB"/>
+        </w:rPr>
+        <w:t>github</w:t>
+      </w:r>
+      <w:proofErr w:type="spellEnd"/>
+      <w:r>
+        <w:rPr>
+          <w:lang w:val="en-GB"/>
+        </w:rPr>
+        <w:t>-deployer</w:t>
+      </w:r>
+    </w:p>
+    <w:p>
+      <w:pPr>
+        <w:pStyle w:val="BodyText"/>
+        <w:rPr>
+          <w:lang w:val="en-GB"/>
+        </w:rPr>
+      </w:pPr>
+      <w:r>
+        <w:rPr>
+          <w:lang w:val="en-GB"/>
+        </w:rPr>
+        <w:t>Downloaded:</w:t>
+      </w:r>
+    </w:p>
+    <w:p>
+      <w:pPr>
+        <w:pStyle w:val="BodyText"/>
+        <w:rPr>
+          <w:lang w:val="en-GB"/>
+        </w:rPr>
+      </w:pPr>
+      <w:r>
+        <w:rPr>
+          <w:lang w:val="en-GB"/>
+        </w:rPr>
+        <w:t>grant-</w:t>
+      </w:r>
+      <w:proofErr w:type="spellStart"/>
+      <w:r>
+        <w:rPr>
+          <w:lang w:val="en-GB"/>
+        </w:rPr>
+        <w:t>gni</w:t>
+      </w:r>
+      <w:proofErr w:type="spellEnd"/>
+      <w:r>
+        <w:rPr>
+          <w:lang w:val="en-GB"/>
+        </w:rPr>
+        <w:t>-</w:t>
+      </w:r>
+      <w:proofErr w:type="spellStart"/>
+      <w:r>
+        <w:rPr>
+          <w:lang w:val="en-GB"/>
+        </w:rPr>
+        <w:t>github.json</w:t>
+      </w:r>
+      <w:proofErr w:type="spellEnd"/>
+    </w:p>
+    <w:p>
+      <w:pPr>
+        <w:pStyle w:val="BodyText"/>
+        <w:rPr>
+          <w:lang w:val="en-GB"/>
+        </w:rPr>
+      </w:pPr>
+      <w:r>
+        <w:rPr>
+          <w:lang w:val="en-GB"/>
+        </w:rPr>
+        <w:pict w14:anchorId="3B97A62A">
+          <v:rect id="_x0000_i1148" style="width:0;height:1.5pt" o:hralign="center" o:hrstd="t" o:hr="t" fillcolor="#a0a0a0" stroked="f"/>
+        </w:pict>
+      </w:r>
+    </w:p>
+    <w:p>
+      <w:pPr>
+        <w:pStyle w:val="BodyText"/>
+        <w:rPr>
+          <w:b/>
+          <w:bCs/>
+          <w:lang w:val="en-GB"/>
+        </w:rPr>
+      </w:pPr>
+      <w:r>
+        <w:rPr>
+          <w:b/>
+          <w:bCs/>
+          <w:lang w:val="en-GB"/>
+        </w:rPr>
+        <w:t>Step 23 - Configure GitHub Secrets</w:t>
+      </w:r>
+    </w:p>
+    <w:p>
+      <w:pPr>
+        <w:pStyle w:val="BodyText"/>
+        <w:rPr>
+          <w:lang w:val="en-GB"/>
+        </w:rPr>
+      </w:pPr>
+      <w:r>
+        <w:rPr>
+          <w:lang w:val="en-GB"/>
+        </w:rPr>
+        <w:t>Repository:</w:t>
+      </w:r>
+    </w:p>
+    <w:p>
+      <w:pPr>
+        <w:pStyle w:val="BodyText"/>
+        <w:rPr>
+          <w:lang w:val="en-GB"/>
+        </w:rPr>
+      </w:pPr>
+      <w:r>
+        <w:rPr>
+          <w:lang w:val="en-GB"/>
+        </w:rPr>
+        <w:t>GitHub Repository → Settings → Secrets and Variables → Actions</w:t>
+      </w:r>
+    </w:p>
+    <w:p>
+      <w:pPr>
+        <w:pStyle w:val="BodyText"/>
+        <w:rPr>
+          <w:lang w:val="en-GB"/>
+        </w:rPr>
+      </w:pPr>
+      <w:r>
+        <w:rPr>
+          <w:lang w:val="en-GB"/>
+        </w:rPr>
+        <w:t>Created secret:</w:t>
+      </w:r>
+    </w:p>
+    <w:p>
+      <w:pPr>
+        <w:pStyle w:val="BodyText"/>
+        <w:rPr>
+          <w:lang w:val="en-GB"/>
+        </w:rPr>
+      </w:pPr>
+      <w:r>
+        <w:rPr>
+          <w:lang w:val="en-GB"/>
+        </w:rPr>
+        <w:t>GCP_SA_KEY</w:t>
+      </w:r>
+    </w:p>
+    <w:p>
+      <w:pPr>
+        <w:pStyle w:val="BodyText"/>
+        <w:rPr>
+          <w:lang w:val="en-GB"/>
+        </w:rPr>
+      </w:pPr>
+      <w:r>
+        <w:rPr>
+          <w:lang w:val="en-GB"/>
+        </w:rPr>
+        <w:t>Value:</w:t>
+      </w:r>
+    </w:p>
+    <w:p>
+      <w:pPr>
+        <w:pStyle w:val="BodyText"/>
+        <w:rPr>
+          <w:lang w:val="en-GB"/>
+        </w:rPr>
+      </w:pPr>
+      <w:r>
+        <w:rPr>
+          <w:lang w:val="en-GB"/>
+        </w:rPr>
+        <w:t>Entire contents of grant-</w:t>
+      </w:r>
+      <w:proofErr w:type="spellStart"/>
+      <w:r>
+        <w:rPr>
+          <w:lang w:val="en-GB"/>
+        </w:rPr>
+        <w:t>gni</w:t>
+      </w:r>
+      <w:proofErr w:type="spellEnd"/>
+      <w:r>
+        <w:rPr>
+          <w:lang w:val="en-GB"/>
+        </w:rPr>
+        <w:t>-</w:t>
+      </w:r>
+      <w:proofErr w:type="spellStart"/>
+      <w:r>
+        <w:rPr>
+          <w:lang w:val="en-GB"/>
+        </w:rPr>
+        <w:t>github.json</w:t>
+      </w:r>
+      <w:proofErr w:type="spellEnd"/>
+    </w:p>
+    <w:p>
+      <w:pPr>
+        <w:pStyle w:val="BodyText"/>
+        <w:rPr>
+          <w:lang w:val="en-GB"/>
+        </w:rPr>
+      </w:pPr>
+      <w:r>
+        <w:rPr>
+          <w:lang w:val="en-GB"/>
+        </w:rPr>
+        <w:lastRenderedPageBreak/>
+        <w:t>Additional secrets:</w:t>
+      </w:r>
+    </w:p>
+    <w:p>
+      <w:pPr>
+        <w:pStyle w:val="BodyText"/>
+        <w:rPr>
+          <w:lang w:val="en-GB"/>
+        </w:rPr>
+      </w:pPr>
+      <w:r>
+        <w:rPr>
+          <w:lang w:val="en-GB"/>
+        </w:rPr>
+        <w:t>GCP_PROJECT_ID=grant-</w:t>
+      </w:r>
+      <w:proofErr w:type="spellStart"/>
+      <w:r>
+        <w:rPr>
+          <w:lang w:val="en-GB"/>
+        </w:rPr>
+        <w:t>gni</w:t>
+      </w:r>
+      <w:proofErr w:type="spellEnd"/>
+    </w:p>
+    <w:p>
+      <w:pPr>
+        <w:pStyle w:val="BodyText"/>
+        <w:rPr>
+          <w:lang w:val="en-GB"/>
+        </w:rPr>
+      </w:pPr>
+      <w:r>
+        <w:rPr>
+          <w:lang w:val="en-GB"/>
+        </w:rPr>
+        <w:t>GCP_REGION=europe-west1</w:t>
+      </w:r>
+    </w:p>
+    <w:p>
+      <w:pPr>
+        <w:pStyle w:val="BodyText"/>
+        <w:rPr>
+          <w:lang w:val="en-GB"/>
+        </w:rPr>
+      </w:pPr>
+      <w:r>
+        <w:rPr>
+          <w:lang w:val="en-GB"/>
+        </w:rPr>
+        <w:t>CLOUD_RUN_SERVICE=grant-</w:t>
+      </w:r>
+      <w:proofErr w:type="spellStart"/>
+      <w:r>
+        <w:rPr>
+          <w:lang w:val="en-GB"/>
+        </w:rPr>
+        <w:t>gni</w:t>
+      </w:r>
+      <w:proofErr w:type="spellEnd"/>
+      <w:r>
+        <w:rPr>
+          <w:lang w:val="en-GB"/>
+        </w:rPr>
+        <w:t>-backend</w:t>
+      </w:r>
+    </w:p>
+    <w:p>
+      <w:pPr>
+        <w:pStyle w:val="BodyText"/>
+        <w:rPr>
+          <w:lang w:val="en-GB"/>
+        </w:rPr>
+      </w:pPr>
+      <w:r>
+        <w:rPr>
+          <w:lang w:val="en-GB"/>
+        </w:rPr>
+        <w:pict w14:anchorId="43CE66CF">
+          <v:rect id="_x0000_i1149" style="width:0;height:1.5pt" o:hralign="center" o:hrstd="t" o:hr="t" fillcolor="#a0a0a0" stroked="f"/>
+        </w:pict>
+      </w:r>
+    </w:p>
+    <w:p>
+      <w:pPr>
+        <w:pStyle w:val="BodyText"/>
+        <w:rPr>
+          <w:b/>
+          <w:bCs/>
+          <w:lang w:val="en-GB"/>
+        </w:rPr>
+      </w:pPr>
+      <w:r>
+        <w:rPr>
+          <w:b/>
+          <w:bCs/>
+          <w:lang w:val="en-GB"/>
+        </w:rPr>
+        <w:t>Step 24 - Create GitHub Workflow</w:t>
+      </w:r>
+    </w:p>
+    <w:p>
+      <w:pPr>
+        <w:pStyle w:val="BodyText"/>
+        <w:rPr>
+          <w:lang w:val="en-GB"/>
+        </w:rPr>
+      </w:pPr>
+      <w:r>
+        <w:rPr>
+          <w:lang w:val="en-GB"/>
+        </w:rPr>
+        <w:t>Created folders:</w:t>
+      </w:r>
+    </w:p>
+    <w:p>
+      <w:pPr>
+        <w:pStyle w:val="BodyText"/>
+        <w:rPr>
+          <w:lang w:val="en-GB"/>
+        </w:rPr>
+      </w:pPr>
+      <w:r>
+        <w:rPr>
+          <w:lang w:val="en-GB"/>
+        </w:rPr>
+        <w:t>.</w:t>
+      </w:r>
+      <w:proofErr w:type="spellStart"/>
+      <w:r>
+        <w:rPr>
+          <w:lang w:val="en-GB"/>
+        </w:rPr>
+        <w:t>github</w:t>
+      </w:r>
+      <w:proofErr w:type="spellEnd"/>
+      <w:r>
+        <w:rPr>
+          <w:lang w:val="en-GB"/>
+        </w:rPr>
+        <w:t>/</w:t>
+      </w:r>
+    </w:p>
+    <w:p>
+      <w:pPr>
+        <w:pStyle w:val="BodyText"/>
+        <w:rPr>
+          <w:lang w:val="en-GB"/>
+        </w:rPr>
+      </w:pPr>
+      <w:r>
+        <w:rPr>
+          <w:lang w:val="en-GB"/>
+        </w:rPr>
+        <w:t>└── workflows/</w:t>
+      </w:r>
+    </w:p>
+    <w:p>
+      <w:pPr>
+        <w:pStyle w:val="BodyText"/>
+        <w:rPr>
+          <w:lang w:val="en-GB"/>
+        </w:rPr>
+      </w:pPr>
+      <w:r>
+        <w:rPr>
+          <w:lang w:val="en-GB"/>
+        </w:rPr>
+        <w:t>Created file:</w:t>
+      </w:r>
+    </w:p>
+    <w:p>
+      <w:pPr>
+        <w:pStyle w:val="BodyText"/>
+        <w:rPr>
+          <w:lang w:val="en-GB"/>
+        </w:rPr>
+      </w:pPr>
+      <w:r>
+        <w:rPr>
+          <w:lang w:val="en-GB"/>
+        </w:rPr>
+        <w:t>.</w:t>
+      </w:r>
+      <w:proofErr w:type="spellStart"/>
+      <w:r>
+        <w:rPr>
+          <w:lang w:val="en-GB"/>
+        </w:rPr>
+        <w:t>github</w:t>
+      </w:r>
+      <w:proofErr w:type="spellEnd"/>
+      <w:r>
+        <w:rPr>
+          <w:lang w:val="en-GB"/>
+        </w:rPr>
+        <w:t>/workflows/</w:t>
+      </w:r>
+      <w:proofErr w:type="spellStart"/>
+      <w:r>
+        <w:rPr>
+          <w:lang w:val="en-GB"/>
+        </w:rPr>
+        <w:t>deploy.yml</w:t>
+      </w:r>
+      <w:proofErr w:type="spellEnd"/>
+    </w:p>
+    <w:p>
+      <w:pPr>
+        <w:pStyle w:val="BodyText"/>
+        <w:rPr>
+          <w:lang w:val="en-GB"/>
+        </w:rPr>
+      </w:pPr>
+      <w:r>
+        <w:rPr>
+          <w:lang w:val="en-GB"/>
+        </w:rPr>
+        <w:t>Workflow:</w:t>
+      </w:r>
+    </w:p>
+    <w:p>
+      <w:pPr>
+        <w:pStyle w:val="BodyText"/>
+        <w:rPr>
+          <w:lang w:val="en-GB"/>
+        </w:rPr>
+      </w:pPr>
+      <w:r>
+        <w:rPr>
+          <w:lang w:val="en-GB"/>
+        </w:rPr>
+        <w:t>name: Deploy Backend</w:t>
+      </w:r>
+    </w:p>
+    <w:p>
+      <w:pPr>
+        <w:pStyle w:val="BodyText"/>
+        <w:rPr>
+          <w:lang w:val="en-GB"/>
+        </w:rPr>
+      </w:pPr>
+    </w:p>
+    <w:p>
+      <w:pPr>
+        <w:pStyle w:val="BodyText"/>
+        <w:rPr>
+          <w:lang w:val="en-GB"/>
+        </w:rPr>
+      </w:pPr>
+      <w:r>
+        <w:rPr>
+          <w:lang w:val="en-GB"/>
+        </w:rPr>
+        <w:t>on:</w:t>
+      </w:r>
+    </w:p>
+    <w:p>
+      <w:pPr>
+        <w:pStyle w:val="BodyText"/>
+        <w:rPr>
+          <w:lang w:val="en-GB"/>
+        </w:rPr>
+      </w:pPr>
+      <w:r>
+        <w:rPr>
+          <w:lang w:val="en-GB"/>
+        </w:rPr>
+        <w:t xml:space="preserve">  push:</w:t>
+      </w:r>
+    </w:p>
+    <w:p>
+      <w:pPr>
+        <w:pStyle w:val="BodyText"/>
+        <w:rPr>
+          <w:lang w:val="en-GB"/>
+        </w:rPr>
+      </w:pPr>
+      <w:r>
+        <w:rPr>
+          <w:lang w:val="en-GB"/>
+        </w:rPr>
+        <w:t xml:space="preserve">    branches:</w:t>
+      </w:r>
+    </w:p>
+    <w:p>
+      <w:pPr>
+        <w:pStyle w:val="BodyText"/>
+        <w:rPr>
+          <w:lang w:val="en-GB"/>
+        </w:rPr>
+      </w:pPr>
+      <w:r>
+        <w:rPr>
+          <w:lang w:val="en-GB"/>
+        </w:rPr>
+        <w:t xml:space="preserve">      - main</w:t>
+      </w:r>
+    </w:p>
+    <w:p>
+      <w:pPr>
+        <w:pStyle w:val="BodyText"/>
+        <w:rPr>
+          <w:lang w:val="en-GB"/>
+        </w:rPr>
+      </w:pPr>
+    </w:p>
+    <w:p>
+      <w:pPr>
+        <w:pStyle w:val="BodyText"/>
+        <w:rPr>
+          <w:lang w:val="en-GB"/>
+        </w:rPr>
+      </w:pPr>
+      <w:r>
+        <w:rPr>
+          <w:lang w:val="en-GB"/>
+        </w:rPr>
+        <w:t>jobs:</w:t>
+      </w:r>
+    </w:p>
+    <w:p>
+      <w:pPr>
+        <w:pStyle w:val="BodyText"/>
+        <w:rPr>
+          <w:lang w:val="en-GB"/>
+        </w:rPr>
+      </w:pPr>
+      <w:r>
+        <w:rPr>
+          <w:lang w:val="en-GB"/>
+        </w:rPr>
+        <w:t xml:space="preserve">  deploy:</w:t>
+      </w:r>
+    </w:p>
+    <w:p>
+      <w:pPr>
+        <w:pStyle w:val="BodyText"/>
+        <w:rPr>
+          <w:lang w:val="en-GB"/>
+        </w:rPr>
+      </w:pPr>
+      <w:r>
+        <w:rPr>
+          <w:lang w:val="en-GB"/>
+        </w:rPr>
+        <w:t xml:space="preserve">    runs-on: ubuntu-latest</w:t>
+      </w:r>
+    </w:p>
+    <w:p>
+      <w:pPr>
+        <w:pStyle w:val="BodyText"/>
+        <w:rPr>
+          <w:lang w:val="en-GB"/>
+        </w:rPr>
+      </w:pPr>
+    </w:p>
+    <w:p>
+      <w:pPr>
+        <w:pStyle w:val="BodyText"/>
+        <w:rPr>
+          <w:lang w:val="en-GB"/>
+        </w:rPr>
+      </w:pPr>
+      <w:r>
+        <w:rPr>
+          <w:lang w:val="en-GB"/>
+        </w:rPr>
+        <w:t xml:space="preserve">    permissions:</w:t>
+      </w:r>
+    </w:p>
+    <w:p>
+      <w:pPr>
+        <w:pStyle w:val="BodyText"/>
+        <w:rPr>
+          <w:lang w:val="en-GB"/>
+        </w:rPr>
+      </w:pPr>
+      <w:r>
+        <w:rPr>
+          <w:lang w:val="en-GB"/>
+        </w:rPr>
+        <w:t xml:space="preserve">      contents: read</w:t>
+      </w:r>
+    </w:p>
+    <w:p>
+      <w:pPr>
+        <w:pStyle w:val="BodyText"/>
+        <w:rPr>
+          <w:lang w:val="en-GB"/>
+        </w:rPr>
+      </w:pPr>
+    </w:p>
+    <w:p>
+      <w:pPr>
+        <w:pStyle w:val="BodyText"/>
+        <w:rPr>
+          <w:lang w:val="en-GB"/>
+        </w:rPr>
+      </w:pPr>
+      <w:r>
+        <w:rPr>
+          <w:lang w:val="en-GB"/>
+        </w:rPr>
+        <w:t xml:space="preserve">    steps:</w:t>
+      </w:r>
+    </w:p>
+    <w:p>
+      <w:pPr>
+        <w:pStyle w:val="BodyText"/>
+        <w:rPr>
+          <w:lang w:val="en-GB"/>
+        </w:rPr>
+      </w:pPr>
+      <w:r>
+        <w:rPr>
+          <w:lang w:val="en-GB"/>
+        </w:rPr>
+        <w:lastRenderedPageBreak/>
+        <w:t xml:space="preserve">      - name: Checkout</w:t>
+      </w:r>
+    </w:p>
+    <w:p>
+      <w:pPr>
+        <w:pStyle w:val="BodyText"/>
+        <w:rPr>
+          <w:lang w:val="en-GB"/>
+        </w:rPr>
+      </w:pPr>
+      <w:r>
+        <w:rPr>
+          <w:lang w:val="en-GB"/>
+        </w:rPr>
+        <w:t xml:space="preserve">        uses: actions/checkout@v4</w:t>
+      </w:r>
+    </w:p>
+    <w:p>
+      <w:pPr>
+        <w:pStyle w:val="BodyText"/>
+        <w:rPr>
+          <w:lang w:val="en-GB"/>
+        </w:rPr>
+      </w:pPr>
+    </w:p>
+    <w:p>
+      <w:pPr>
+        <w:pStyle w:val="BodyText"/>
+        <w:rPr>
+          <w:lang w:val="en-GB"/>
+        </w:rPr>
+      </w:pPr>
+      <w:r>
+        <w:rPr>
+          <w:lang w:val="en-GB"/>
+        </w:rPr>
+        <w:t xml:space="preserve">      - name: Authenticate GCP</w:t>
+      </w:r>
+    </w:p>
+    <w:p>
+      <w:pPr>
+        <w:pStyle w:val="BodyText"/>
+        <w:rPr>
+          <w:lang w:val="en-GB"/>
+        </w:rPr>
+      </w:pPr>
+      <w:r>
+        <w:rPr>
+          <w:lang w:val="en-GB"/>
+        </w:rPr>
+        <w:t xml:space="preserve">        uses: google-</w:t>
+      </w:r>
+      <w:proofErr w:type="spellStart"/>
+      <w:r>
+        <w:rPr>
+          <w:lang w:val="en-GB"/>
+        </w:rPr>
+        <w:t>github</w:t>
+      </w:r>
+      <w:proofErr w:type="spellEnd"/>
+      <w:r>
+        <w:rPr>
+          <w:lang w:val="en-GB"/>
+        </w:rPr>
+        <w:t>-actions/auth@v2</w:t>
+      </w:r>
+    </w:p>
+    <w:p>
+      <w:pPr>
+        <w:pStyle w:val="BodyText"/>
+        <w:rPr>
+          <w:lang w:val="en-GB"/>
+        </w:rPr>
+      </w:pPr>
+      <w:r>
+        <w:rPr>
+          <w:lang w:val="en-GB"/>
+        </w:rPr>
+        <w:t xml:space="preserve">        with:</w:t>
+      </w:r>
+    </w:p>
+    <w:p>
+      <w:pPr>
+        <w:pStyle w:val="BodyText"/>
+        <w:rPr>
+          <w:lang w:val="en-GB"/>
+        </w:rPr>
+      </w:pPr>
+      <w:r>
+        <w:rPr>
+          <w:lang w:val="en-GB"/>
+        </w:rPr>
+        <w:t xml:space="preserve">          </w:t>
+      </w:r>
+      <w:proofErr w:type="spellStart"/>
+      <w:r>
+        <w:rPr>
+          <w:lang w:val="en-GB"/>
+        </w:rPr>
+        <w:t>credentials_json</w:t>
+      </w:r>
+      <w:proofErr w:type="spellEnd"/>
+      <w:r>
+        <w:rPr>
+          <w:lang w:val="en-GB"/>
+        </w:rPr>
+        <w:t xml:space="preserve">: ${{ </w:t>
+      </w:r>
+      <w:proofErr w:type="spellStart"/>
+      <w:r>
+        <w:rPr>
+          <w:lang w:val="en-GB"/>
+        </w:rPr>
+        <w:t>secrets.GCP_SA_KEY</w:t>
+      </w:r>
+      <w:proofErr w:type="spellEnd"/>
+      <w:r>
+        <w:rPr>
+          <w:lang w:val="en-GB"/>
+        </w:rPr>
+        <w:t xml:space="preserve"> }}</w:t>
+      </w:r>
+    </w:p>
+    <w:p>
+      <w:pPr>
+        <w:pStyle w:val="BodyText"/>
+        <w:rPr>
+          <w:lang w:val="en-GB"/>
+        </w:rPr>
+      </w:pPr>
+    </w:p>
+    <w:p>
+      <w:pPr>
+        <w:pStyle w:val="BodyText"/>
+        <w:rPr>
+          <w:lang w:val="en-GB"/>
+        </w:rPr>
+      </w:pPr>
+      <w:r>
+        <w:rPr>
+          <w:lang w:val="en-GB"/>
+        </w:rPr>
+        <w:t xml:space="preserve">      - name: Setup Cloud SDK</w:t>
+      </w:r>
+    </w:p>
+    <w:p>
+      <w:pPr>
+        <w:pStyle w:val="BodyText"/>
+        <w:rPr>
+          <w:lang w:val="en-GB"/>
+        </w:rPr>
+      </w:pPr>
+      <w:r>
+        <w:rPr>
+          <w:lang w:val="en-GB"/>
+        </w:rPr>
+        <w:t xml:space="preserve">        uses: google-</w:t>
+      </w:r>
+      <w:proofErr w:type="spellStart"/>
+      <w:r>
+        <w:rPr>
+          <w:lang w:val="en-GB"/>
+        </w:rPr>
+        <w:t>github</w:t>
+      </w:r>
+      <w:proofErr w:type="spellEnd"/>
+      <w:r>
+        <w:rPr>
+          <w:lang w:val="en-GB"/>
+        </w:rPr>
+        <w:t>-actions/setup-gcloud@v2</w:t>
+      </w:r>
+    </w:p>
+    <w:p>
+      <w:pPr>
+        <w:pStyle w:val="BodyText"/>
+        <w:rPr>
+          <w:lang w:val="en-GB"/>
+        </w:rPr>
+      </w:pPr>
+    </w:p>
+    <w:p>
+      <w:pPr>
+        <w:pStyle w:val="BodyText"/>
+        <w:rPr>
+          <w:lang w:val="en-GB"/>
+        </w:rPr>
+      </w:pPr>
+      <w:r>
+        <w:rPr>
+          <w:lang w:val="en-GB"/>
+        </w:rPr>
+        <w:t xml:space="preserve">      - name: Deploy to Cloud Run</w:t>
+      </w:r>
+    </w:p>
+    <w:p>
+      <w:pPr>
+        <w:pStyle w:val="BodyText"/>
+        <w:rPr>
+          <w:lang w:val="en-GB"/>
+        </w:rPr>
+      </w:pPr>
+      <w:r>
+        <w:rPr>
+          <w:lang w:val="en-GB"/>
+        </w:rPr>
+        <w:t xml:space="preserve">        run: |</w:t>
+      </w:r>
+    </w:p>
+    <w:p>
+      <w:pPr>
+        <w:pStyle w:val="BodyText"/>
+        <w:rPr>
+          <w:lang w:val="en-GB"/>
+        </w:rPr>
+      </w:pPr>
+      <w:r>
+        <w:rPr>
+          <w:lang w:val="en-GB"/>
+        </w:rPr>
+        <w:t xml:space="preserve">          cd backend</w:t>
+      </w:r>
+    </w:p>
+    <w:p>
+      <w:pPr>
+        <w:pStyle w:val="BodyText"/>
+        <w:rPr>
+          <w:lang w:val="en-GB"/>
+        </w:rPr>
+      </w:pPr>
+    </w:p>
+    <w:p>
+      <w:pPr>
+        <w:pStyle w:val="BodyText"/>
+        <w:rPr>
+          <w:lang w:val="en-GB"/>
+        </w:rPr>
+      </w:pPr>
+      <w:r>
+        <w:rPr>
+          <w:lang w:val="en-GB"/>
+        </w:rPr>
+        <w:t xml:space="preserve">          </w:t>
+      </w:r>
+      <w:proofErr w:type="spellStart"/>
+      <w:r>
+        <w:rPr>
+          <w:lang w:val="en-GB"/>
+        </w:rPr>
+        <w:t>gcloud</w:t>
+      </w:r>
+      <w:proofErr w:type="spellEnd"/>
+      <w:r>
+        <w:rPr>
+          <w:lang w:val="en-GB"/>
+        </w:rPr>
+        <w:t xml:space="preserve"> run deploy ${{ </w:t>
+      </w:r>
+      <w:proofErr w:type="spellStart"/>
+      <w:r>
+        <w:rPr>
+          <w:lang w:val="en-GB"/>
+        </w:rPr>
+        <w:t>secrets.CLOUD_RUN_SERVICE</w:t>
+      </w:r>
+      <w:proofErr w:type="spellEnd"/>
+      <w:r>
+        <w:rPr>
+          <w:lang w:val="en-GB"/>
+        </w:rPr>
+        <w:t xml:space="preserve"> }} \</w:t>
+      </w:r>
+    </w:p>
+    <w:p>
+      <w:pPr>
+        <w:pStyle w:val="BodyText"/>
+        <w:rPr>
+          <w:lang w:val="en-GB"/>
+        </w:rPr>
+      </w:pPr>
+      <w:r>
+        <w:rPr>
+          <w:lang w:val="en-GB"/>
+        </w:rPr>
+        <w:t xml:space="preserve">            --source . \</w:t>
+      </w:r>
+    </w:p>
+    <w:p>
+      <w:pPr>
+        <w:pStyle w:val="BodyText"/>
+        <w:rPr>
+          <w:lang w:val="en-GB"/>
+        </w:rPr>
+      </w:pPr>
+      <w:r>
+        <w:rPr>
+          <w:lang w:val="en-GB"/>
+        </w:rPr>
+        <w:t xml:space="preserve">            --region ${{ </w:t>
+      </w:r>
+      <w:proofErr w:type="spellStart"/>
+      <w:r>
+        <w:rPr>
+          <w:lang w:val="en-GB"/>
+        </w:rPr>
+        <w:t>secrets.GCP_REGION</w:t>
+      </w:r>
+      <w:proofErr w:type="spellEnd"/>
+      <w:r>
+        <w:rPr>
+          <w:lang w:val="en-GB"/>
+        </w:rPr>
+        <w:t xml:space="preserve"> }} \</w:t>
+      </w:r>
+    </w:p>
+    <w:p>
+      <w:pPr>
+        <w:pStyle w:val="BodyText"/>
+        <w:rPr>
+          <w:lang w:val="en-GB"/>
+        </w:rPr>
+      </w:pPr>
+      <w:r>
+        <w:rPr>
+          <w:lang w:val="en-GB"/>
+        </w:rPr>
+        <w:t xml:space="preserve">            --allow-unauthenticated</w:t>
+      </w:r>
+    </w:p>
+    <w:p>
+      <w:pPr>
+        <w:pStyle w:val="BodyText"/>
+        <w:rPr>
+          <w:lang w:val="en-GB"/>
+        </w:rPr>
+      </w:pPr>
+      <w:r>
+        <w:rPr>
+          <w:lang w:val="en-GB"/>
+        </w:rPr>
+        <w:pict w14:anchorId="604AECF6">
+          <v:rect id="_x0000_i1150" style="width:0;height:1.5pt" o:hralign="center" o:hrstd="t" o:hr="t" fillcolor="#a0a0a0" stroked="f"/>
+        </w:pict>
+      </w:r>
+    </w:p>
+    <w:p>
+      <w:pPr>
+        <w:pStyle w:val="BodyText"/>
+        <w:rPr>
+          <w:b/>
+          <w:bCs/>
+          <w:lang w:val="en-GB"/>
+        </w:rPr>
+      </w:pPr>
+      <w:r>
+        <w:rPr>
+          <w:b/>
+          <w:bCs/>
+          <w:lang w:val="en-GB"/>
+        </w:rPr>
+        <w:t>CI/CD Error #1 - Missing .</w:t>
+      </w:r>
+      <w:proofErr w:type="spellStart"/>
+      <w:r>
+        <w:rPr>
+          <w:b/>
+          <w:bCs/>
+          <w:lang w:val="en-GB"/>
+        </w:rPr>
+        <w:t>github</w:t>
+      </w:r>
+      <w:proofErr w:type="spellEnd"/>
+      <w:r>
+        <w:rPr>
+          <w:b/>
+          <w:bCs/>
+          <w:lang w:val="en-GB"/>
+        </w:rPr>
+        <w:t xml:space="preserve"> Folder</w:t>
+      </w:r>
+    </w:p>
+    <w:p>
+      <w:pPr>
+        <w:pStyle w:val="BodyText"/>
+        <w:rPr>
+          <w:b/>
+          <w:bCs/>
+          <w:lang w:val="en-GB"/>
+        </w:rPr>
+      </w:pPr>
+      <w:r>
+        <w:rPr>
+          <w:b/>
+          <w:bCs/>
+          <w:lang w:val="en-GB"/>
+        </w:rPr>
+        <w:t>Observation</w:t>
+      </w:r>
+    </w:p>
+    <w:p>
+      <w:pPr>
+        <w:pStyle w:val="BodyText"/>
+        <w:rPr>
+          <w:lang w:val="en-GB"/>
+        </w:rPr>
+      </w:pPr>
+      <w:r>
+        <w:rPr>
+          <w:lang w:val="en-GB"/>
+        </w:rPr>
+        <w:t>Repository did not contain:</w:t>
+      </w:r>
+    </w:p>
+    <w:p>
+      <w:pPr>
+        <w:pStyle w:val="BodyText"/>
+        <w:rPr>
+          <w:lang w:val="en-GB"/>
+        </w:rPr>
+      </w:pPr>
+      <w:r>
+        <w:rPr>
+          <w:lang w:val="en-GB"/>
+        </w:rPr>
+        <w:t>.</w:t>
+      </w:r>
+      <w:proofErr w:type="spellStart"/>
+      <w:r>
+        <w:rPr>
+          <w:lang w:val="en-GB"/>
+        </w:rPr>
+        <w:t>github</w:t>
+      </w:r>
+      <w:proofErr w:type="spellEnd"/>
+      <w:r>
+        <w:rPr>
+          <w:lang w:val="en-GB"/>
+        </w:rPr>
+        <w:t>/</w:t>
+      </w:r>
+    </w:p>
+    <w:p>
+      <w:pPr>
+        <w:pStyle w:val="BodyText"/>
+        <w:rPr>
+          <w:lang w:val="en-GB"/>
+        </w:rPr>
+      </w:pPr>
+      <w:r>
+        <w:rPr>
+          <w:lang w:val="en-GB"/>
+        </w:rPr>
+        <w:t>└── workflows/</w:t>
+      </w:r>
+    </w:p>
+    <w:p>
+      <w:pPr>
+        <w:pStyle w:val="BodyText"/>
+        <w:rPr>
+          <w:b/>
+          <w:bCs/>
+          <w:lang w:val="en-GB"/>
+        </w:rPr>
+      </w:pPr>
+      <w:r>
+        <w:rPr>
+          <w:b/>
+          <w:bCs/>
+          <w:lang w:val="en-GB"/>
+        </w:rPr>
+        <w:t>Resolution</w:t>
+      </w:r>
+    </w:p>
+    <w:p>
+      <w:pPr>
+        <w:pStyle w:val="BodyText"/>
+        <w:rPr>
+          <w:lang w:val="en-GB"/>
+        </w:rPr>
+      </w:pPr>
+      <w:r>
+        <w:rPr>
+          <w:lang w:val="en-GB"/>
+        </w:rPr>
+        <w:t>Manually created:</w:t>
+      </w:r>
+    </w:p>
+    <w:p>
+      <w:pPr>
+        <w:pStyle w:val="BodyText"/>
+        <w:rPr>
+          <w:lang w:val="en-GB"/>
+        </w:rPr>
+      </w:pPr>
+      <w:r>
+        <w:rPr>
+          <w:lang w:val="en-GB"/>
+        </w:rPr>
+        <w:lastRenderedPageBreak/>
+        <w:t>.</w:t>
+      </w:r>
+      <w:proofErr w:type="spellStart"/>
+      <w:r>
+        <w:rPr>
+          <w:lang w:val="en-GB"/>
+        </w:rPr>
+        <w:t>github</w:t>
+      </w:r>
+      <w:proofErr w:type="spellEnd"/>
+    </w:p>
+    <w:p>
+      <w:pPr>
+        <w:pStyle w:val="BodyText"/>
+        <w:rPr>
+          <w:lang w:val="en-GB"/>
+        </w:rPr>
+      </w:pPr>
+      <w:r>
+        <w:rPr>
+          <w:lang w:val="en-GB"/>
+        </w:rPr>
+        <w:t>and</w:t>
+      </w:r>
+    </w:p>
+    <w:p>
+      <w:pPr>
+        <w:pStyle w:val="BodyText"/>
+        <w:rPr>
+          <w:lang w:val="en-GB"/>
+        </w:rPr>
+      </w:pPr>
+      <w:r>
+        <w:rPr>
+          <w:lang w:val="en-GB"/>
+        </w:rPr>
+        <w:t>.</w:t>
+      </w:r>
+      <w:proofErr w:type="spellStart"/>
+      <w:r>
+        <w:rPr>
+          <w:lang w:val="en-GB"/>
+        </w:rPr>
+        <w:t>github</w:t>
+      </w:r>
+      <w:proofErr w:type="spellEnd"/>
+      <w:r>
+        <w:rPr>
+          <w:lang w:val="en-GB"/>
+        </w:rPr>
+        <w:t>/workflows</w:t>
+      </w:r>
+    </w:p>
+    <w:p>
+      <w:pPr>
+        <w:pStyle w:val="BodyText"/>
+        <w:rPr>
+          <w:lang w:val="en-GB"/>
+        </w:rPr>
+      </w:pPr>
+      <w:r>
+        <w:rPr>
+          <w:lang w:val="en-GB"/>
+        </w:rPr>
+        <w:t>inside the repository root.</w:t>
+      </w:r>
+    </w:p>
+    <w:p>
+      <w:pPr>
+        <w:pStyle w:val="BodyText"/>
+        <w:rPr>
+          <w:lang w:val="en-GB"/>
+        </w:rPr>
+      </w:pPr>
+      <w:r>
+        <w:rPr>
+          <w:lang w:val="en-GB"/>
+        </w:rPr>
+        <w:t>GitHub automatically detects workflow files inside:</w:t>
+      </w:r>
+    </w:p>
+    <w:p>
+      <w:pPr>
+        <w:pStyle w:val="BodyText"/>
+        <w:rPr>
+          <w:lang w:val="en-GB"/>
+        </w:rPr>
+      </w:pPr>
+      <w:r>
+        <w:rPr>
+          <w:lang w:val="en-GB"/>
+        </w:rPr>
+        <w:t>.</w:t>
+      </w:r>
+      <w:proofErr w:type="spellStart"/>
+      <w:r>
+        <w:rPr>
+          <w:lang w:val="en-GB"/>
+        </w:rPr>
+        <w:t>github</w:t>
+      </w:r>
+      <w:proofErr w:type="spellEnd"/>
+      <w:r>
+        <w:rPr>
+          <w:lang w:val="en-GB"/>
+        </w:rPr>
+        <w:t>/workflows/*.</w:t>
+      </w:r>
+      <w:proofErr w:type="spellStart"/>
+      <w:r>
+        <w:rPr>
+          <w:lang w:val="en-GB"/>
+        </w:rPr>
+        <w:t>yml</w:t>
+      </w:r>
+      <w:proofErr w:type="spellEnd"/>
+    </w:p>
+    <w:p>
+      <w:pPr>
+        <w:pStyle w:val="BodyText"/>
+        <w:rPr>
+          <w:lang w:val="en-GB"/>
+        </w:rPr>
+      </w:pPr>
+      <w:r>
+        <w:rPr>
+          <w:lang w:val="en-GB"/>
+        </w:rPr>
+        <w:pict w14:anchorId="35718A6F">
+          <v:rect id="_x0000_i1151" style="width:0;height:1.5pt" o:hralign="center" o:hrstd="t" o:hr="t" fillcolor="#a0a0a0" stroked="f"/>
+        </w:pict>
+      </w:r>
+    </w:p>
+    <w:p>
+      <w:pPr>
+        <w:pStyle w:val="BodyText"/>
+        <w:rPr>
+          <w:b/>
+          <w:bCs/>
+          <w:lang w:val="en-GB"/>
+        </w:rPr>
+      </w:pPr>
+      <w:r>
+        <w:rPr>
+          <w:b/>
+          <w:bCs/>
+          <w:lang w:val="en-GB"/>
+        </w:rPr>
+        <w:t>CI/CD Error #2 - Node.js 20 Deprecation Warning</w:t>
+      </w:r>
+    </w:p>
+    <w:p>
+      <w:pPr>
+        <w:pStyle w:val="BodyText"/>
+        <w:rPr>
+          <w:lang w:val="en-GB"/>
+        </w:rPr>
+      </w:pPr>
+      <w:r>
+        <w:rPr>
+          <w:lang w:val="en-GB"/>
+        </w:rPr>
+        <w:t>GitHub Actions displayed:</w:t>
+      </w:r>
+    </w:p>
+    <w:p>
+      <w:pPr>
+        <w:pStyle w:val="BodyText"/>
+        <w:rPr>
+          <w:lang w:val="en-GB"/>
+        </w:rPr>
+      </w:pPr>
+      <w:r>
+        <w:rPr>
+          <w:lang w:val="en-GB"/>
+        </w:rPr>
+        <w:t>Node.js 20 is deprecated.</w:t>
+      </w:r>
+    </w:p>
+    <w:p>
+      <w:pPr>
+        <w:pStyle w:val="BodyText"/>
+        <w:rPr>
+          <w:lang w:val="en-GB"/>
+        </w:rPr>
+      </w:pPr>
+      <w:r>
+        <w:rPr>
+          <w:lang w:val="en-GB"/>
+        </w:rPr>
+        <w:t>Example:</w:t>
+      </w:r>
+    </w:p>
+    <w:p>
+      <w:pPr>
+        <w:pStyle w:val="BodyText"/>
+        <w:rPr>
+          <w:lang w:val="en-GB"/>
+        </w:rPr>
+      </w:pPr>
+      <w:r>
+        <w:rPr>
+          <w:lang w:val="en-GB"/>
+        </w:rPr>
+        <w:t>actions/checkout@v4</w:t>
+      </w:r>
+    </w:p>
+    <w:p>
+      <w:pPr>
+        <w:pStyle w:val="BodyText"/>
+        <w:rPr>
+          <w:lang w:val="en-GB"/>
+        </w:rPr>
+      </w:pPr>
+      <w:r>
+        <w:rPr>
+          <w:lang w:val="en-GB"/>
+        </w:rPr>
+        <w:t>google-</w:t>
+      </w:r>
+      <w:proofErr w:type="spellStart"/>
+      <w:r>
+        <w:rPr>
+          <w:lang w:val="en-GB"/>
+        </w:rPr>
+        <w:t>github</w:t>
+      </w:r>
+      <w:proofErr w:type="spellEnd"/>
+      <w:r>
+        <w:rPr>
+          <w:lang w:val="en-GB"/>
+        </w:rPr>
+        <w:t>-actions/auth@v2</w:t>
+      </w:r>
+    </w:p>
+    <w:p>
+      <w:pPr>
+        <w:pStyle w:val="BodyText"/>
+        <w:rPr>
+          <w:lang w:val="en-GB"/>
+        </w:rPr>
+      </w:pPr>
+      <w:r>
+        <w:rPr>
+          <w:lang w:val="en-GB"/>
+        </w:rPr>
+        <w:t>google-</w:t>
+      </w:r>
+      <w:proofErr w:type="spellStart"/>
+      <w:r>
+        <w:rPr>
+          <w:lang w:val="en-GB"/>
+        </w:rPr>
+        <w:t>github</w:t>
+      </w:r>
+      <w:proofErr w:type="spellEnd"/>
+      <w:r>
+        <w:rPr>
+          <w:lang w:val="en-GB"/>
+        </w:rPr>
+        <w:t>-actions/setup-gcloud@v2</w:t>
+      </w:r>
+    </w:p>
+    <w:p>
+      <w:pPr>
+        <w:pStyle w:val="BodyText"/>
+        <w:rPr>
+          <w:lang w:val="en-GB"/>
+        </w:rPr>
+      </w:pPr>
+      <w:proofErr w:type="spellStart"/>
+      <w:r>
+        <w:rPr>
+          <w:lang w:val="en-GB"/>
+        </w:rPr>
+        <w:t>were</w:t>
+      </w:r>
+      <w:proofErr w:type="spellEnd"/>
+      <w:r>
+        <w:rPr>
+          <w:lang w:val="en-GB"/>
+        </w:rPr>
+        <w:t xml:space="preserve"> being automatically upgraded.</w:t>
+      </w:r>
+    </w:p>
+    <w:p>
+      <w:pPr>
+        <w:pStyle w:val="BodyText"/>
+        <w:rPr>
+          <w:b/>
+          <w:bCs/>
+          <w:lang w:val="en-GB"/>
+        </w:rPr>
+      </w:pPr>
+      <w:r>
+        <w:rPr>
+          <w:b/>
+          <w:bCs/>
+          <w:lang w:val="en-GB"/>
+        </w:rPr>
+        <w:t>Assessment</w:t>
+      </w:r>
+    </w:p>
+    <w:p>
+      <w:pPr>
+        <w:pStyle w:val="BodyText"/>
+        <w:rPr>
+          <w:lang w:val="en-GB"/>
+        </w:rPr>
+      </w:pPr>
+      <w:r>
+        <w:rPr>
+          <w:lang w:val="en-GB"/>
+        </w:rPr>
+        <w:t>This was only a warning.</w:t>
+      </w:r>
+    </w:p>
+    <w:p>
+      <w:pPr>
+        <w:pStyle w:val="BodyText"/>
+        <w:rPr>
+          <w:lang w:val="en-GB"/>
+        </w:rPr>
+      </w:pPr>
+      <w:r>
+        <w:rPr>
+          <w:lang w:val="en-GB"/>
+        </w:rPr>
+        <w:t>Not the cause of deployment failure.</w:t>
+      </w:r>
+    </w:p>
+    <w:p>
+      <w:pPr>
+        <w:pStyle w:val="BodyText"/>
+        <w:rPr>
+          <w:lang w:val="en-GB"/>
+        </w:rPr>
+      </w:pPr>
+      <w:r>
+        <w:rPr>
+          <w:lang w:val="en-GB"/>
+        </w:rPr>
+        <w:t>No action required.</w:t>
+      </w:r>
+    </w:p>
+    <w:p>
+      <w:pPr>
+        <w:pStyle w:val="BodyText"/>
+        <w:rPr>
+          <w:lang w:val="en-GB"/>
+        </w:rPr>
+      </w:pPr>
+      <w:r>
+        <w:rPr>
+          <w:lang w:val="en-GB"/>
+        </w:rPr>
+        <w:pict w14:anchorId="5FD8A1D5">
+          <v:rect id="_x0000_i1152" style="width:0;height:1.5pt" o:hralign="center" o:hrstd="t" o:hr="t" fillcolor="#a0a0a0" stroked="f"/>
+        </w:pict>
+      </w:r>
+    </w:p>
+    <w:p>
+      <w:pPr>
+        <w:pStyle w:val="BodyText"/>
+        <w:rPr>
+          <w:b/>
+          <w:bCs/>
+          <w:lang w:val="en-GB"/>
+        </w:rPr>
+      </w:pPr>
+      <w:r>
+        <w:rPr>
+          <w:b/>
+          <w:bCs/>
+          <w:lang w:val="en-GB"/>
+        </w:rPr>
+        <w:t>CI/CD Error #3 - Deployment Failed</w:t>
+      </w:r>
+    </w:p>
+    <w:p>
+      <w:pPr>
+        <w:pStyle w:val="BodyText"/>
+        <w:rPr>
+          <w:lang w:val="en-GB"/>
+        </w:rPr>
+      </w:pPr>
+      <w:r>
+        <w:rPr>
+          <w:lang w:val="en-GB"/>
+        </w:rPr>
+        <w:t>Workflow failed with:</w:t>
+      </w:r>
+    </w:p>
+    <w:p>
+      <w:pPr>
+        <w:pStyle w:val="BodyText"/>
+        <w:rPr>
+          <w:lang w:val="en-GB"/>
+        </w:rPr>
+      </w:pPr>
+      <w:r>
+        <w:rPr>
+          <w:lang w:val="en-GB"/>
+        </w:rPr>
+        <w:t>Process completed with exit code 1</w:t>
+      </w:r>
+    </w:p>
+    <w:p>
+      <w:pPr>
+        <w:pStyle w:val="BodyText"/>
+        <w:rPr>
+          <w:lang w:val="en-GB"/>
+        </w:rPr>
+      </w:pPr>
+      <w:r>
+        <w:rPr>
+          <w:lang w:val="en-GB"/>
+        </w:rPr>
+        <w:t>Expanded logs showed:</w:t>
+      </w:r>
+    </w:p>
+    <w:p>
+      <w:pPr>
+        <w:pStyle w:val="BodyText"/>
+        <w:rPr>
+          <w:lang w:val="en-GB"/>
+        </w:rPr>
+      </w:pPr>
+      <w:r>
+        <w:rPr>
+          <w:lang w:val="en-GB"/>
+        </w:rPr>
+        <w:t>Uploading sources........failed</w:t>
+      </w:r>
+    </w:p>
+    <w:p>
+      <w:pPr>
+        <w:pStyle w:val="BodyText"/>
+        <w:rPr>
+          <w:lang w:val="en-GB"/>
+        </w:rPr>
+      </w:pPr>
+      <w:r>
+        <w:rPr>
+          <w:lang w:val="en-GB"/>
+        </w:rPr>
+        <w:t>Error:</w:t>
+      </w:r>
+    </w:p>
+    <w:p>
+      <w:pPr>
+        <w:pStyle w:val="BodyText"/>
+        <w:rPr>
+          <w:lang w:val="en-GB"/>
+        </w:rPr>
+      </w:pPr>
+      <w:r>
+        <w:rPr>
+          <w:lang w:val="en-GB"/>
+        </w:rPr>
+        <w:t>github-deployer@grant-gni.iam.gserviceaccount.com</w:t>
+      </w:r>
+    </w:p>
+    <w:p>
+      <w:pPr>
+        <w:pStyle w:val="BodyText"/>
+        <w:rPr>
+          <w:lang w:val="en-GB"/>
+        </w:rPr>
+      </w:pPr>
+      <w:r>
+        <w:rPr>
+          <w:lang w:val="en-GB"/>
+        </w:rPr>
+        <w:lastRenderedPageBreak/>
+        <w:t xml:space="preserve">does not have </w:t>
+      </w:r>
+      <w:proofErr w:type="spellStart"/>
+      <w:r>
+        <w:rPr>
+          <w:lang w:val="en-GB"/>
+        </w:rPr>
+        <w:t>storage.buckets.get</w:t>
+      </w:r>
+      <w:proofErr w:type="spellEnd"/>
+      <w:r>
+        <w:rPr>
+          <w:lang w:val="en-GB"/>
+        </w:rPr>
+        <w:t xml:space="preserve"> access</w:t>
+      </w:r>
+    </w:p>
+    <w:p>
+      <w:pPr>
+        <w:pStyle w:val="BodyText"/>
+        <w:rPr>
+          <w:lang w:val="en-GB"/>
+        </w:rPr>
+      </w:pPr>
+      <w:r>
+        <w:rPr>
+          <w:lang w:val="en-GB"/>
+        </w:rPr>
+        <w:t>Further details:</w:t>
+      </w:r>
+    </w:p>
+    <w:p>
+      <w:pPr>
+        <w:pStyle w:val="BodyText"/>
+        <w:rPr>
+          <w:lang w:val="en-GB"/>
+        </w:rPr>
+      </w:pPr>
+      <w:r>
+        <w:rPr>
+          <w:lang w:val="en-GB"/>
+        </w:rPr>
+        <w:t>Permission '</w:t>
+      </w:r>
+      <w:proofErr w:type="spellStart"/>
+      <w:r>
+        <w:rPr>
+          <w:lang w:val="en-GB"/>
+        </w:rPr>
+        <w:t>storage.buckets.get</w:t>
+      </w:r>
+      <w:proofErr w:type="spellEnd"/>
+      <w:r>
+        <w:rPr>
+          <w:lang w:val="en-GB"/>
+        </w:rPr>
+        <w:t>' denied</w:t>
+      </w:r>
+    </w:p>
+    <w:p>
+      <w:pPr>
+        <w:pStyle w:val="BodyText"/>
+        <w:rPr>
+          <w:lang w:val="en-GB"/>
+        </w:rPr>
+      </w:pPr>
+      <w:r>
+        <w:rPr>
+          <w:lang w:val="en-GB"/>
+        </w:rPr>
+        <w:t>on:</w:t>
+      </w:r>
+    </w:p>
+    <w:p>
+      <w:pPr>
+        <w:pStyle w:val="BodyText"/>
+        <w:rPr>
+          <w:lang w:val="en-GB"/>
+        </w:rPr>
+      </w:pPr>
+      <w:r>
+        <w:rPr>
+          <w:lang w:val="en-GB"/>
+        </w:rPr>
+        <w:t>run-sources-grant-</w:t>
+      </w:r>
+      <w:proofErr w:type="spellStart"/>
+      <w:r>
+        <w:rPr>
+          <w:lang w:val="en-GB"/>
+        </w:rPr>
+        <w:t>gni</w:t>
+      </w:r>
+      <w:proofErr w:type="spellEnd"/>
+      <w:r>
+        <w:rPr>
+          <w:lang w:val="en-GB"/>
+        </w:rPr>
+        <w:t>-***</w:t>
+      </w:r>
+    </w:p>
+    <w:p>
+      <w:pPr>
+        <w:pStyle w:val="BodyText"/>
+        <w:rPr>
+          <w:lang w:val="en-GB"/>
+        </w:rPr>
+      </w:pPr>
+      <w:r>
+        <w:rPr>
+          <w:lang w:val="en-GB"/>
+        </w:rPr>
+        <w:pict w14:anchorId="14C55C98">
+          <v:rect id="_x0000_i1153" style="width:0;height:1.5pt" o:hralign="center" o:hrstd="t" o:hr="t" fillcolor="#a0a0a0" stroked="f"/>
+        </w:pict>
+      </w:r>
+    </w:p>
+    <w:p>
+      <w:pPr>
+        <w:pStyle w:val="BodyText"/>
+        <w:rPr>
+          <w:b/>
+          <w:bCs/>
+          <w:lang w:val="en-GB"/>
+        </w:rPr>
+      </w:pPr>
+      <w:r>
+        <w:rPr>
+          <w:b/>
+          <w:bCs/>
+          <w:lang w:val="en-GB"/>
+        </w:rPr>
+        <w:t>Root Cause</w:t>
+      </w:r>
+    </w:p>
+    <w:p>
+      <w:pPr>
+        <w:pStyle w:val="BodyText"/>
+        <w:rPr>
+          <w:lang w:val="en-GB"/>
+        </w:rPr>
+      </w:pPr>
+      <w:r>
+        <w:rPr>
+          <w:lang w:val="en-GB"/>
+        </w:rPr>
+        <w:t>Cloud Run source deployments upload source code to a temporary Google Cloud Storage bucket.</w:t>
+      </w:r>
+    </w:p>
+    <w:p>
+      <w:pPr>
+        <w:pStyle w:val="BodyText"/>
+        <w:rPr>
+          <w:lang w:val="en-GB"/>
+        </w:rPr>
+      </w:pPr>
+      <w:r>
+        <w:rPr>
+          <w:lang w:val="en-GB"/>
+        </w:rPr>
+        <w:t>The deployment service account did not have permissions to access that bucket.</w:t>
+      </w:r>
+    </w:p>
+    <w:p>
+      <w:pPr>
+        <w:pStyle w:val="BodyText"/>
+        <w:rPr>
+          <w:lang w:val="en-GB"/>
+        </w:rPr>
+      </w:pPr>
+      <w:r>
+        <w:rPr>
+          <w:lang w:val="en-GB"/>
+        </w:rPr>
+        <w:pict w14:anchorId="727E027D">
+          <v:rect id="_x0000_i1154" style="width:0;height:1.5pt" o:hralign="center" o:hrstd="t" o:hr="t" fillcolor="#a0a0a0" stroked="f"/>
+        </w:pict>
+      </w:r>
+    </w:p>
+    <w:p>
+      <w:pPr>
+        <w:pStyle w:val="BodyText"/>
+        <w:rPr>
+          <w:b/>
+          <w:bCs/>
+          <w:lang w:val="en-GB"/>
+        </w:rPr>
+      </w:pPr>
+      <w:r>
+        <w:rPr>
+          <w:b/>
+          <w:bCs/>
+          <w:lang w:val="en-GB"/>
+        </w:rPr>
+        <w:t>Resolution</w:t>
+      </w:r>
+    </w:p>
+    <w:p>
+      <w:pPr>
+        <w:pStyle w:val="BodyText"/>
+        <w:rPr>
+          <w:lang w:val="en-GB"/>
+        </w:rPr>
+      </w:pPr>
+      <w:r>
+        <w:rPr>
+          <w:lang w:val="en-GB"/>
+        </w:rPr>
+        <w:t>Granted additional IAM role:</w:t>
+      </w:r>
+    </w:p>
+    <w:p>
+      <w:pPr>
+        <w:pStyle w:val="BodyText"/>
+        <w:rPr>
+          <w:lang w:val="en-GB"/>
+        </w:rPr>
+      </w:pPr>
+      <w:r>
+        <w:rPr>
+          <w:lang w:val="en-GB"/>
+        </w:rPr>
+        <w:t>Storage Admin</w:t>
+      </w:r>
+    </w:p>
+    <w:p>
+      <w:pPr>
+        <w:pStyle w:val="BodyText"/>
+        <w:rPr>
+          <w:lang w:val="en-GB"/>
+        </w:rPr>
+      </w:pPr>
+      <w:r>
+        <w:rPr>
+          <w:lang w:val="en-GB"/>
+        </w:rPr>
+        <w:t>CLI command:</w:t>
+      </w:r>
+    </w:p>
+    <w:p>
+      <w:pPr>
+        <w:pStyle w:val="BodyText"/>
+        <w:rPr>
+          <w:lang w:val="en-GB"/>
+        </w:rPr>
+      </w:pPr>
+      <w:proofErr w:type="spellStart"/>
+      <w:r>
+        <w:rPr>
+          <w:lang w:val="en-GB"/>
+        </w:rPr>
+        <w:t>gcloud</w:t>
+      </w:r>
+      <w:proofErr w:type="spellEnd"/>
+      <w:r>
+        <w:rPr>
+          <w:lang w:val="en-GB"/>
+        </w:rPr>
+        <w:t xml:space="preserve"> projects add-</w:t>
+      </w:r>
+      <w:proofErr w:type="spellStart"/>
+      <w:r>
+        <w:rPr>
+          <w:lang w:val="en-GB"/>
+        </w:rPr>
+        <w:t>iam</w:t>
+      </w:r>
+      <w:proofErr w:type="spellEnd"/>
+      <w:r>
+        <w:rPr>
+          <w:lang w:val="en-GB"/>
+        </w:rPr>
+        <w:t>-policy-binding grant-</w:t>
+      </w:r>
+      <w:proofErr w:type="spellStart"/>
+      <w:r>
+        <w:rPr>
+          <w:lang w:val="en-GB"/>
+        </w:rPr>
+        <w:t>gni</w:t>
+      </w:r>
+      <w:proofErr w:type="spellEnd"/>
+      <w:r>
+        <w:rPr>
+          <w:lang w:val="en-GB"/>
+        </w:rPr>
+        <w:t xml:space="preserve"> \</w:t>
+      </w:r>
+    </w:p>
+    <w:p>
+      <w:pPr>
+        <w:pStyle w:val="BodyText"/>
+        <w:rPr>
+          <w:lang w:val="en-GB"/>
+        </w:rPr>
+      </w:pPr>
+      <w:r>
+        <w:rPr>
+          <w:lang w:val="en-GB"/>
+        </w:rPr>
+        <w:t xml:space="preserve">  --member="serviceAccount:github-deployer@grant-gni.iam.gserviceaccount.com" \</w:t>
+      </w:r>
+    </w:p>
+    <w:p>
+      <w:pPr>
+        <w:pStyle w:val="BodyText"/>
+        <w:rPr>
+          <w:lang w:val="en-GB"/>
+        </w:rPr>
+      </w:pPr>
+      <w:r>
+        <w:rPr>
+          <w:lang w:val="en-GB"/>
+        </w:rPr>
+        <w:t xml:space="preserve">  --role="roles/</w:t>
+      </w:r>
+      <w:proofErr w:type="spellStart"/>
+      <w:r>
+        <w:rPr>
+          <w:lang w:val="en-GB"/>
+        </w:rPr>
+        <w:t>storage.admin</w:t>
+      </w:r>
+      <w:proofErr w:type="spellEnd"/>
+      <w:r>
+        <w:rPr>
+          <w:lang w:val="en-GB"/>
+        </w:rPr>
+        <w:t>"</w:t>
+      </w:r>
+    </w:p>
+    <w:p>
+      <w:pPr>
+        <w:pStyle w:val="BodyText"/>
+        <w:rPr>
+          <w:lang w:val="en-GB"/>
+        </w:rPr>
+      </w:pPr>
+      <w:r>
+        <w:rPr>
+          <w:lang w:val="en-GB"/>
+        </w:rPr>
+        <w:t>Alternatively:</w:t>
+      </w:r>
+    </w:p>
+    <w:p>
+      <w:pPr>
+        <w:pStyle w:val="BodyText"/>
+        <w:rPr>
+          <w:lang w:val="en-GB"/>
+        </w:rPr>
+      </w:pPr>
+      <w:r>
+        <w:rPr>
+          <w:lang w:val="en-GB"/>
+        </w:rPr>
+        <w:t>Google Cloud Console</w:t>
+      </w:r>
+    </w:p>
+    <w:p>
+      <w:pPr>
+        <w:pStyle w:val="BodyText"/>
+        <w:rPr>
+          <w:lang w:val="en-GB"/>
+        </w:rPr>
+      </w:pPr>
+      <w:r>
+        <w:rPr>
+          <w:lang w:val="en-GB"/>
+        </w:rPr>
+        <w:t>→ IAM</w:t>
+      </w:r>
+    </w:p>
+    <w:p>
+      <w:pPr>
+        <w:pStyle w:val="BodyText"/>
+        <w:rPr>
+          <w:lang w:val="en-GB"/>
+        </w:rPr>
+      </w:pPr>
+      <w:r>
+        <w:rPr>
+          <w:lang w:val="en-GB"/>
+        </w:rPr>
+        <w:t xml:space="preserve">→ </w:t>
+      </w:r>
+      <w:proofErr w:type="spellStart"/>
+      <w:r>
+        <w:rPr>
+          <w:lang w:val="en-GB"/>
+        </w:rPr>
+        <w:t>github</w:t>
+      </w:r>
+      <w:proofErr w:type="spellEnd"/>
+      <w:r>
+        <w:rPr>
+          <w:lang w:val="en-GB"/>
+        </w:rPr>
+        <w:t>-deployer</w:t>
+      </w:r>
+    </w:p>
+    <w:p>
+      <w:pPr>
+        <w:pStyle w:val="BodyText"/>
+        <w:rPr>
+          <w:lang w:val="en-GB"/>
+        </w:rPr>
+      </w:pPr>
+      <w:r>
+        <w:rPr>
+          <w:lang w:val="en-GB"/>
+        </w:rPr>
+        <w:t>→ Add Role</w:t>
+      </w:r>
+    </w:p>
+    <w:p>
+      <w:pPr>
+        <w:pStyle w:val="BodyText"/>
+        <w:rPr>
+          <w:lang w:val="en-GB"/>
+        </w:rPr>
+      </w:pPr>
+      <w:r>
+        <w:rPr>
+          <w:lang w:val="en-GB"/>
+        </w:rPr>
+        <w:t>→ Storage Admin</w:t>
+      </w:r>
+    </w:p>
+    <w:p>
+      <w:pPr>
+        <w:pStyle w:val="BodyText"/>
+        <w:rPr>
+          <w:lang w:val="en-GB"/>
+        </w:rPr>
+      </w:pPr>
+      <w:r>
+        <w:rPr>
+          <w:lang w:val="en-GB"/>
+        </w:rPr>
+        <w:pict w14:anchorId="67327C5B">
+          <v:rect id="_x0000_i1155" style="width:0;height:1.5pt" o:hralign="center" o:hrstd="t" o:hr="t" fillcolor="#a0a0a0" stroked="f"/>
+        </w:pict>
+      </w:r>
+    </w:p>
+    <w:p>
+      <w:pPr>
+        <w:pStyle w:val="BodyText"/>
+        <w:rPr>
+          <w:b/>
+          <w:bCs/>
+          <w:lang w:val="en-GB"/>
+        </w:rPr>
+      </w:pPr>
+      <w:r>
+        <w:rPr>
+          <w:b/>
+          <w:bCs/>
+          <w:lang w:val="en-GB"/>
+        </w:rPr>
+        <w:t>Final Service Account Roles</w:t>
+      </w:r>
+    </w:p>
+    <w:p>
+      <w:pPr>
+        <w:pStyle w:val="BodyText"/>
+        <w:rPr>
+          <w:lang w:val="en-GB"/>
+        </w:rPr>
+      </w:pPr>
+      <w:r>
+        <w:rPr>
+          <w:lang w:val="en-GB"/>
+        </w:rPr>
+        <w:t>The GitHub deployment service account should have:</w:t>
+      </w:r>
+    </w:p>
+    <w:p>
+      <w:pPr>
+        <w:pStyle w:val="BodyText"/>
+        <w:rPr>
+          <w:lang w:val="en-GB"/>
+        </w:rPr>
+      </w:pPr>
+      <w:r>
+        <w:rPr>
+          <w:lang w:val="en-GB"/>
+        </w:rPr>
+        <w:t>Cloud Run Admin</w:t>
+      </w:r>
+    </w:p>
+    <w:p>
+      <w:pPr>
+        <w:pStyle w:val="BodyText"/>
+        <w:rPr>
+          <w:lang w:val="en-GB"/>
+        </w:rPr>
+      </w:pPr>
+      <w:r>
+        <w:rPr>
+          <w:lang w:val="en-GB"/>
+        </w:rPr>
+        <w:lastRenderedPageBreak/>
+        <w:t>Artifact Registry Writer</w:t>
+      </w:r>
+    </w:p>
+    <w:p>
+      <w:pPr>
+        <w:pStyle w:val="BodyText"/>
+        <w:rPr>
+          <w:lang w:val="en-GB"/>
+        </w:rPr>
+      </w:pPr>
+      <w:r>
+        <w:rPr>
+          <w:lang w:val="en-GB"/>
+        </w:rPr>
+        <w:t>Cloud Build Editor</w:t>
+      </w:r>
+    </w:p>
+    <w:p>
+      <w:pPr>
+        <w:pStyle w:val="BodyText"/>
+        <w:rPr>
+          <w:lang w:val="en-GB"/>
+        </w:rPr>
+      </w:pPr>
+      <w:r>
+        <w:rPr>
+          <w:lang w:val="en-GB"/>
+        </w:rPr>
+        <w:t>Service Account User</w:t>
+      </w:r>
+    </w:p>
+    <w:p>
+      <w:pPr>
+        <w:pStyle w:val="BodyText"/>
+        <w:rPr>
+          <w:lang w:val="en-GB"/>
+        </w:rPr>
+      </w:pPr>
+      <w:r>
+        <w:rPr>
+          <w:lang w:val="en-GB"/>
+        </w:rPr>
+        <w:t>Storage Admin</w:t>
+      </w:r>
+    </w:p>
+    <w:p>
+      <w:pPr>
+        <w:pStyle w:val="BodyText"/>
+        <w:rPr>
+          <w:lang w:val="en-GB"/>
+        </w:rPr>
+      </w:pPr>
+      <w:r>
+        <w:rPr>
+          <w:lang w:val="en-GB"/>
+        </w:rPr>
+        <w:pict w14:anchorId="16D98E25">
+          <v:rect id="_x0000_i1156" style="width:0;height:1.5pt" o:hralign="center" o:hrstd="t" o:hr="t" fillcolor="#a0a0a0" stroked="f"/>
+        </w:pict>
+      </w:r>
+    </w:p>
+    <w:p>
+      <w:pPr>
+        <w:pStyle w:val="BodyText"/>
+        <w:rPr>
+          <w:b/>
+          <w:bCs/>
+          <w:lang w:val="en-GB"/>
+        </w:rPr>
+      </w:pPr>
+      <w:r>
+        <w:rPr>
+          <w:b/>
+          <w:bCs/>
+          <w:lang w:val="en-GB"/>
+        </w:rPr>
+        <w:t>Retesting CI/CD</w:t>
+      </w:r>
+    </w:p>
+    <w:p>
+      <w:pPr>
+        <w:pStyle w:val="BodyText"/>
+        <w:rPr>
+          <w:lang w:val="en-GB"/>
+        </w:rPr>
+      </w:pPr>
+      <w:r>
+        <w:rPr>
+          <w:lang w:val="en-GB"/>
+        </w:rPr>
+        <w:t>After granting Storage Admin:</w:t>
+      </w:r>
+    </w:p>
+    <w:p>
+      <w:pPr>
+        <w:pStyle w:val="BodyText"/>
+        <w:rPr>
+          <w:lang w:val="en-GB"/>
+        </w:rPr>
+      </w:pPr>
+      <w:r>
+        <w:rPr>
+          <w:lang w:val="en-GB"/>
+        </w:rPr>
+        <w:t>git commit --allow-empty -m "Test CI/CD"</w:t>
+      </w:r>
+    </w:p>
+    <w:p>
+      <w:pPr>
+        <w:pStyle w:val="BodyText"/>
+        <w:rPr>
+          <w:lang w:val="en-GB"/>
+        </w:rPr>
+      </w:pPr>
+      <w:r>
+        <w:rPr>
+          <w:lang w:val="en-GB"/>
+        </w:rPr>
+        <w:t>git push</w:t>
+      </w:r>
+    </w:p>
+    <w:p>
+      <w:pPr>
+        <w:pStyle w:val="BodyText"/>
+        <w:rPr>
+          <w:lang w:val="en-GB"/>
+        </w:rPr>
+      </w:pPr>
+      <w:r>
+        <w:rPr>
+          <w:lang w:val="en-GB"/>
+        </w:rPr>
+        <w:t>Expected result:</w:t>
+      </w:r>
+    </w:p>
+    <w:p>
+      <w:pPr>
+        <w:pStyle w:val="BodyText"/>
+        <w:rPr>
+          <w:lang w:val="en-GB"/>
+        </w:rPr>
+      </w:pPr>
+      <w:r>
+        <w:rPr>
+          <w:lang w:val="en-GB"/>
+        </w:rPr>
+        <w:t>GitHub Actions</w:t>
+      </w:r>
+    </w:p>
+    <w:p>
+      <w:pPr>
+        <w:pStyle w:val="BodyText"/>
+        <w:rPr>
+          <w:lang w:val="en-GB"/>
+        </w:rPr>
+      </w:pPr>
+      <w:r>
+        <w:rPr>
+          <w:lang w:val="en-GB"/>
+        </w:rPr>
+        <w:t xml:space="preserve">    ↓</w:t>
+      </w:r>
+    </w:p>
+    <w:p>
+      <w:pPr>
+        <w:pStyle w:val="BodyText"/>
+        <w:rPr>
+          <w:lang w:val="en-GB"/>
+        </w:rPr>
+      </w:pPr>
+      <w:r>
+        <w:rPr>
+          <w:lang w:val="en-GB"/>
+        </w:rPr>
+        <w:t>Build Successful</w:t>
+      </w:r>
+    </w:p>
+    <w:p>
+      <w:pPr>
+        <w:pStyle w:val="BodyText"/>
+        <w:rPr>
+          <w:lang w:val="en-GB"/>
+        </w:rPr>
+      </w:pPr>
+      <w:r>
+        <w:rPr>
+          <w:lang w:val="en-GB"/>
+        </w:rPr>
+        <w:t xml:space="preserve">    ↓</w:t>
+      </w:r>
+    </w:p>
+    <w:p>
+      <w:pPr>
+        <w:pStyle w:val="BodyText"/>
+        <w:rPr>
+          <w:lang w:val="en-GB"/>
+        </w:rPr>
+      </w:pPr>
+      <w:r>
+        <w:rPr>
+          <w:lang w:val="en-GB"/>
+        </w:rPr>
+        <w:t>Deploy Successful</w:t>
+      </w:r>
+    </w:p>
+    <w:p>
+      <w:pPr>
+        <w:pStyle w:val="BodyText"/>
+        <w:rPr>
+          <w:lang w:val="en-GB"/>
+        </w:rPr>
+      </w:pPr>
+      <w:r>
+        <w:rPr>
+          <w:lang w:val="en-GB"/>
+        </w:rPr>
+        <w:t xml:space="preserve">    ↓</w:t>
+      </w:r>
+    </w:p>
+    <w:p>
+      <w:pPr>
+        <w:pStyle w:val="BodyText"/>
+        <w:rPr>
+          <w:lang w:val="en-GB"/>
+        </w:rPr>
+      </w:pPr>
+      <w:r>
+        <w:rPr>
+          <w:lang w:val="en-GB"/>
+        </w:rPr>
+        <w:t>New Cloud Run Revision Created</w:t>
+      </w:r>
+    </w:p>
+    <w:p>
+      <w:pPr>
+        <w:pStyle w:val="BodyText"/>
+        <w:rPr>
+          <w:lang w:val="en-GB"/>
+        </w:rPr>
+      </w:pPr>
+      <w:r>
+        <w:rPr>
+          <w:lang w:val="en-GB"/>
+        </w:rPr>
+        <w:pict w14:anchorId="332EE82D">
+          <v:rect id="_x0000_i1157" style="width:0;height:1.5pt" o:hralign="center" o:hrstd="t" o:hr="t" fillcolor="#a0a0a0" stroked="f"/>
+        </w:pict>
+      </w:r>
+    </w:p>
+    <w:p>
+      <w:pPr>
+        <w:pStyle w:val="BodyText"/>
+        <w:rPr>
+          <w:b/>
+          <w:bCs/>
+          <w:lang w:val="en-GB"/>
+        </w:rPr>
+      </w:pPr>
+      <w:r>
+        <w:rPr>
+          <w:b/>
+          <w:bCs/>
+          <w:lang w:val="en-GB"/>
+        </w:rPr>
+        <w:t>Future Improvement - Deploy Only Backend Changes</w:t>
+      </w:r>
+    </w:p>
+    <w:p>
+      <w:pPr>
+        <w:pStyle w:val="BodyText"/>
+        <w:rPr>
+          <w:lang w:val="en-GB"/>
+        </w:rPr>
+      </w:pPr>
+      <w:r>
+        <w:rPr>
+          <w:lang w:val="en-GB"/>
+        </w:rPr>
+        <w:t>Current workflow deploys on every push to main.</w:t>
+      </w:r>
+    </w:p>
+    <w:p>
+      <w:pPr>
+        <w:pStyle w:val="BodyText"/>
+        <w:rPr>
+          <w:lang w:val="en-GB"/>
+        </w:rPr>
+      </w:pPr>
+      <w:r>
+        <w:rPr>
+          <w:lang w:val="en-GB"/>
+        </w:rPr>
+        <w:t>Recommended improvement:</w:t>
+      </w:r>
+    </w:p>
+    <w:p>
+      <w:pPr>
+        <w:pStyle w:val="BodyText"/>
+        <w:rPr>
+          <w:lang w:val="en-GB"/>
+        </w:rPr>
+      </w:pPr>
+      <w:r>
+        <w:rPr>
+          <w:lang w:val="en-GB"/>
+        </w:rPr>
+        <w:t>on:</w:t>
+      </w:r>
+    </w:p>
+    <w:p>
+      <w:pPr>
+        <w:pStyle w:val="BodyText"/>
+        <w:rPr>
+          <w:lang w:val="en-GB"/>
+        </w:rPr>
+      </w:pPr>
+      <w:r>
+        <w:rPr>
+          <w:lang w:val="en-GB"/>
+        </w:rPr>
+        <w:t xml:space="preserve">  push:</w:t>
+      </w:r>
+    </w:p>
+    <w:p>
+      <w:pPr>
+        <w:pStyle w:val="BodyText"/>
+        <w:rPr>
+          <w:lang w:val="en-GB"/>
+        </w:rPr>
+      </w:pPr>
+      <w:r>
+        <w:rPr>
+          <w:lang w:val="en-GB"/>
+        </w:rPr>
+        <w:t xml:space="preserve">    branches:</w:t>
+      </w:r>
+    </w:p>
+    <w:p>
+      <w:pPr>
+        <w:pStyle w:val="BodyText"/>
+        <w:rPr>
+          <w:lang w:val="en-GB"/>
+        </w:rPr>
+      </w:pPr>
+      <w:r>
+        <w:rPr>
+          <w:lang w:val="en-GB"/>
+        </w:rPr>
+        <w:t xml:space="preserve">      - main</w:t>
+      </w:r>
+    </w:p>
+    <w:p>
+      <w:pPr>
+        <w:pStyle w:val="BodyText"/>
+        <w:rPr>
+          <w:lang w:val="en-GB"/>
+        </w:rPr>
+      </w:pPr>
+      <w:r>
+        <w:rPr>
+          <w:lang w:val="en-GB"/>
+        </w:rPr>
+        <w:t xml:space="preserve">    paths:</w:t>
+      </w:r>
+    </w:p>
+    <w:p>
+      <w:pPr>
+        <w:pStyle w:val="BodyText"/>
+        <w:rPr>
+          <w:lang w:val="en-GB"/>
+        </w:rPr>
+      </w:pPr>
+      <w:r>
+        <w:rPr>
+          <w:lang w:val="en-GB"/>
+        </w:rPr>
+        <w:t xml:space="preserve">      - 'backend/**'</w:t>
+      </w:r>
+    </w:p>
+    <w:p>
+      <w:pPr>
+        <w:pStyle w:val="BodyText"/>
+        <w:rPr>
+          <w:lang w:val="en-GB"/>
+        </w:rPr>
+      </w:pPr>
+      <w:r>
+        <w:rPr>
+          <w:lang w:val="en-GB"/>
+        </w:rPr>
+        <w:lastRenderedPageBreak/>
+        <w:t>This prevents deployments when only frontend or documentation files change.</w:t>
+      </w:r>
+    </w:p>
+    <w:p>
+      <w:pPr>
+        <w:pStyle w:val="BodyText"/>
+        <w:rPr>
+          <w:lang w:val="en-GB"/>
+        </w:rPr>
+      </w:pPr>
+      <w:r>
+        <w:rPr>
+          <w:lang w:val="en-GB"/>
+        </w:rPr>
+        <w:pict w14:anchorId="298DCBCF">
+          <v:rect id="_x0000_i1158" style="width:0;height:1.5pt" o:hralign="center" o:hrstd="t" o:hr="t" fillcolor="#a0a0a0" stroked="f"/>
+        </w:pict>
+      </w:r>
+    </w:p>
+    <w:p>
+      <w:pPr>
+        <w:pStyle w:val="BodyText"/>
+        <w:rPr>
+          <w:b/>
+          <w:bCs/>
+          <w:lang w:val="en-GB"/>
+        </w:rPr>
+      </w:pPr>
+      <w:r>
+        <w:rPr>
+          <w:b/>
+          <w:bCs/>
+          <w:lang w:val="en-GB"/>
+        </w:rPr>
+        <w:t>Future Improvement - Replace JSON Key Authentication</w:t>
+      </w:r>
+    </w:p>
+    <w:p>
+      <w:pPr>
+        <w:pStyle w:val="BodyText"/>
+        <w:rPr>
+          <w:lang w:val="en-GB"/>
+        </w:rPr>
+      </w:pPr>
+      <w:r>
+        <w:rPr>
+          <w:lang w:val="en-GB"/>
+        </w:rPr>
+        <w:t>Current implementation:</w:t>
+      </w:r>
+    </w:p>
+    <w:p>
+      <w:pPr>
+        <w:pStyle w:val="BodyText"/>
+        <w:rPr>
+          <w:lang w:val="en-GB"/>
+        </w:rPr>
+      </w:pPr>
+      <w:r>
+        <w:rPr>
+          <w:lang w:val="en-GB"/>
+        </w:rPr>
+        <w:t>GitHub Secret</w:t>
+      </w:r>
+    </w:p>
+    <w:p>
+      <w:pPr>
+        <w:pStyle w:val="BodyText"/>
+        <w:rPr>
+          <w:lang w:val="en-GB"/>
+        </w:rPr>
+      </w:pPr>
+      <w:r>
+        <w:rPr>
+          <w:lang w:val="en-GB"/>
+        </w:rPr>
+        <w:t xml:space="preserve">    ↓</w:t>
+      </w:r>
+    </w:p>
+    <w:p>
+      <w:pPr>
+        <w:pStyle w:val="BodyText"/>
+        <w:rPr>
+          <w:lang w:val="en-GB"/>
+        </w:rPr>
+      </w:pPr>
+      <w:r>
+        <w:rPr>
+          <w:lang w:val="en-GB"/>
+        </w:rPr>
+        <w:t>JSON Service Account Key</w:t>
+      </w:r>
+    </w:p>
+    <w:p>
+      <w:pPr>
+        <w:pStyle w:val="BodyText"/>
+        <w:rPr>
+          <w:lang w:val="en-GB"/>
+        </w:rPr>
+      </w:pPr>
+      <w:r>
+        <w:rPr>
+          <w:lang w:val="en-GB"/>
+        </w:rPr>
+        <w:t>More secure approach:</w:t>
+      </w:r>
+    </w:p>
+    <w:p>
+      <w:pPr>
+        <w:pStyle w:val="BodyText"/>
+        <w:rPr>
+          <w:lang w:val="en-GB"/>
+        </w:rPr>
+      </w:pPr>
+      <w:r>
+        <w:rPr>
+          <w:lang w:val="en-GB"/>
+        </w:rPr>
+        <w:t>GitHub OIDC</w:t>
+      </w:r>
+    </w:p>
+    <w:p>
+      <w:pPr>
+        <w:pStyle w:val="BodyText"/>
+        <w:rPr>
+          <w:lang w:val="en-GB"/>
+        </w:rPr>
+      </w:pPr>
+      <w:r>
+        <w:rPr>
+          <w:lang w:val="en-GB"/>
+        </w:rPr>
+        <w:t xml:space="preserve">    ↓</w:t>
+      </w:r>
+    </w:p>
+    <w:p>
+      <w:pPr>
+        <w:pStyle w:val="BodyText"/>
+        <w:rPr>
+          <w:lang w:val="en-GB"/>
+        </w:rPr>
+      </w:pPr>
+      <w:r>
+        <w:rPr>
+          <w:lang w:val="en-GB"/>
+        </w:rPr>
+        <w:t>Workload Identity Federation</w:t>
+      </w:r>
+    </w:p>
+    <w:p>
+      <w:pPr>
+        <w:pStyle w:val="BodyText"/>
+        <w:rPr>
+          <w:lang w:val="en-GB"/>
+        </w:rPr>
+      </w:pPr>
+      <w:r>
+        <w:rPr>
+          <w:lang w:val="en-GB"/>
+        </w:rPr>
+        <w:t xml:space="preserve">    ↓</w:t>
+      </w:r>
+    </w:p>
+    <w:p>
+      <w:pPr>
+        <w:pStyle w:val="BodyText"/>
+        <w:rPr>
+          <w:lang w:val="en-GB"/>
+        </w:rPr>
+      </w:pPr>
+      <w:r>
+        <w:rPr>
+          <w:lang w:val="en-GB"/>
+        </w:rPr>
+        <w:t>Google Cloud</w:t>
+      </w:r>
+    </w:p>
+    <w:p>
+      <w:pPr>
+        <w:pStyle w:val="BodyText"/>
+        <w:rPr>
+          <w:lang w:val="en-GB"/>
+        </w:rPr>
+      </w:pPr>
+      <w:r>
+        <w:rPr>
+          <w:lang w:val="en-GB"/>
+        </w:rPr>
+        <w:t>Benefits:</w:t>
+      </w:r>
+    </w:p>
+    <w:p>
+      <w:pPr>
+        <w:pStyle w:val="BodyText"/>
+        <w:numPr>
+          <w:ilvl w:val="0"/>
+          <w:numId w:val="7"/>
+        </w:numPr>
+        <w:rPr>
+          <w:lang w:val="en-GB"/>
+        </w:rPr>
+      </w:pPr>
+      <w:r>
+        <w:rPr>
+          <w:lang w:val="en-GB"/>
+        </w:rPr>
+        <w:t>No stored credentials</w:t>
+      </w:r>
+    </w:p>
+    <w:p>
+      <w:pPr>
+        <w:pStyle w:val="BodyText"/>
+        <w:numPr>
+          <w:ilvl w:val="0"/>
+          <w:numId w:val="7"/>
+        </w:numPr>
+        <w:rPr>
+          <w:lang w:val="en-GB"/>
+        </w:rPr>
+      </w:pPr>
+      <w:r>
+        <w:rPr>
+          <w:lang w:val="en-GB"/>
+        </w:rPr>
+        <w:t>Easier key management</w:t>
+      </w:r>
+    </w:p>
+    <w:p>
+      <w:pPr>
+        <w:pStyle w:val="BodyText"/>
+        <w:numPr>
+          <w:ilvl w:val="0"/>
+          <w:numId w:val="7"/>
+        </w:numPr>
+        <w:rPr>
+          <w:lang w:val="en-GB"/>
+        </w:rPr>
+      </w:pPr>
+      <w:r>
+        <w:rPr>
+          <w:lang w:val="en-GB"/>
+        </w:rPr>
+        <w:t>Recommended by Google</w:t>
+      </w:r>
+    </w:p>
+    <w:p>
+      <w:pPr>
+        <w:pStyle w:val="BodyText"/>
+        <w:rPr>
+          <w:lang w:val="en-GB"/>
+        </w:rPr>
+      </w:pPr>
+      <w:r>
+        <w:rPr>
+          <w:lang w:val="en-GB"/>
+        </w:rPr>
+        <w:t>Can be implemented after the current CI/CD pipeline is working reliably.</w:t>
+      </w:r>
+    </w:p>
+    <w:p>
+      <w:pPr>
+        <w:pStyle w:val="BodyText"/>
+        <w:rPr>
+          <w:lang w:val="en-GB"/>
+        </w:rPr>
+      </w:pPr>
+      <w:r>
+        <w:rPr>
+          <w:lang w:val="en-GB"/>
+        </w:rPr>
+        <w:pict w14:anchorId="3FD08649">
+          <v:rect id="_x0000_i1159" style="width:0;height:1.5pt" o:hralign="center" o:hrstd="t" o:hr="t" fillcolor="#a0a0a0" stroked="f"/>
+        </w:pict>
+      </w:r>
+    </w:p>
+    <w:p>
+      <w:pPr>
+        <w:pStyle w:val="BodyText"/>
+        <w:rPr>
+          <w:b/>
+          <w:bCs/>
+          <w:lang w:val="en-GB"/>
+        </w:rPr>
+      </w:pPr>
+      <w:r>
+        <w:rPr>
+          <w:b/>
+          <w:bCs/>
+          <w:lang w:val="en-GB"/>
+        </w:rPr>
+        <w:t>Current Deployment Workflow</w:t>
+      </w:r>
+    </w:p>
+    <w:p>
+      <w:pPr>
+        <w:pStyle w:val="BodyText"/>
+        <w:rPr>
+          <w:lang w:val="en-GB"/>
+        </w:rPr>
+      </w:pPr>
+      <w:r>
+        <w:rPr>
+          <w:lang w:val="en-GB"/>
+        </w:rPr>
+        <w:t>Developer</w:t>
+      </w:r>
+    </w:p>
+    <w:p>
+      <w:pPr>
+        <w:pStyle w:val="BodyText"/>
+        <w:rPr>
+          <w:lang w:val="en-GB"/>
+        </w:rPr>
+      </w:pPr>
+      <w:r>
+        <w:rPr>
+          <w:lang w:val="en-GB"/>
+        </w:rPr>
+        <w:t xml:space="preserve">    ↓</w:t>
+      </w:r>
+    </w:p>
+    <w:p>
+      <w:pPr>
+        <w:pStyle w:val="BodyText"/>
+        <w:rPr>
+          <w:lang w:val="en-GB"/>
+        </w:rPr>
+      </w:pPr>
+      <w:r>
+        <w:rPr>
+          <w:lang w:val="en-GB"/>
+        </w:rPr>
+        <w:t>git push origin main</w:t>
+      </w:r>
+    </w:p>
+    <w:p>
+      <w:pPr>
+        <w:pStyle w:val="BodyText"/>
+        <w:rPr>
+          <w:lang w:val="en-GB"/>
+        </w:rPr>
+      </w:pPr>
+      <w:r>
+        <w:rPr>
+          <w:lang w:val="en-GB"/>
+        </w:rPr>
+        <w:t xml:space="preserve">    ↓</w:t>
+      </w:r>
+    </w:p>
+    <w:p>
+      <w:pPr>
+        <w:pStyle w:val="BodyText"/>
+        <w:rPr>
+          <w:lang w:val="en-GB"/>
+        </w:rPr>
+      </w:pPr>
+      <w:r>
+        <w:rPr>
+          <w:lang w:val="en-GB"/>
+        </w:rPr>
+        <w:t>GitHub Actions</w:t>
+      </w:r>
+    </w:p>
+    <w:p>
+      <w:pPr>
+        <w:pStyle w:val="BodyText"/>
+        <w:rPr>
+          <w:lang w:val="en-GB"/>
+        </w:rPr>
+      </w:pPr>
+      <w:r>
+        <w:rPr>
+          <w:lang w:val="en-GB"/>
+        </w:rPr>
+        <w:t xml:space="preserve">    ↓</w:t>
+      </w:r>
+    </w:p>
+    <w:p>
+      <w:pPr>
+        <w:pStyle w:val="BodyText"/>
+        <w:rPr>
+          <w:lang w:val="en-GB"/>
+        </w:rPr>
+      </w:pPr>
+      <w:r>
+        <w:rPr>
+          <w:lang w:val="en-GB"/>
+        </w:rPr>
+        <w:t>Authenticate with GCP</w:t>
+      </w:r>
+    </w:p>
+    <w:p>
+      <w:pPr>
+        <w:pStyle w:val="BodyText"/>
+        <w:rPr>
+          <w:lang w:val="en-GB"/>
+        </w:rPr>
+      </w:pPr>
+      <w:r>
+        <w:rPr>
+          <w:lang w:val="en-GB"/>
+        </w:rPr>
+        <w:lastRenderedPageBreak/>
+        <w:t xml:space="preserve">    ↓</w:t>
+      </w:r>
+    </w:p>
+    <w:p>
+      <w:pPr>
+        <w:pStyle w:val="BodyText"/>
+        <w:rPr>
+          <w:lang w:val="en-GB"/>
+        </w:rPr>
+      </w:pPr>
+      <w:r>
+        <w:rPr>
+          <w:lang w:val="en-GB"/>
+        </w:rPr>
+        <w:t>Cloud Run Deploy</w:t>
+      </w:r>
+    </w:p>
+    <w:p>
+      <w:pPr>
+        <w:pStyle w:val="BodyText"/>
+        <w:rPr>
+          <w:lang w:val="en-GB"/>
+        </w:rPr>
+      </w:pPr>
+      <w:r>
+        <w:rPr>
+          <w:lang w:val="en-GB"/>
+        </w:rPr>
+        <w:t xml:space="preserve">    ↓</w:t>
+      </w:r>
+    </w:p>
+    <w:p>
+      <w:pPr>
+        <w:pStyle w:val="BodyText"/>
+        <w:rPr>
+          <w:lang w:val="en-GB"/>
+        </w:rPr>
+      </w:pPr>
+      <w:r>
+        <w:rPr>
+          <w:lang w:val="en-GB"/>
+        </w:rPr>
+        <w:t>Production Updated</w:t>
+      </w:r>
+    </w:p>
+    <w:p>
+      <w:pPr>
+        <w:pStyle w:val="BodyText"/>
+        <w:rPr>
+          <w:lang w:val="en-GB"/>
+        </w:rPr>
+      </w:pPr>
+      <w:r>
+        <w:rPr>
+          <w:lang w:val="en-GB"/>
+        </w:rPr>
+        <w:t>No manual deployment commands required after successful CI/CD setup.</w:t>
+      </w:r>
+    </w:p>
+    <w:bookmarkEnd w:id="43"/>
+    <w:bookmarkEnd w:id="46"/>
+    <w:p>
+      <w:pPr>
+        <w:pStyle w:val="BodyText"/>
+      </w:pPr>
+    </w:p>
     <w:sectPr>
       <w:footnotePr>
         <w:numRestart w:val="eachSect"/>
       </w:footnotePr>
+      <w:pgSz w:w="12240" w:h="15840"/>
+      <w:pgMar w:top="1417" w:right="1417" w:bottom="1417" w:left="1417" w:header="720" w:footer="720" w:gutter="0"/>
+      <w:cols w:space="720"/>
     </w:sectPr>
   </w:body>
 </w:document>
 </file>
 
-<file path=word/comments.xml><?xml version="1.0" encoding="utf-8"?>
-<w:comments xmlns:w="http://schemas.openxmlformats.org/wordprocessingml/2006/main" xmlns:m="http://schemas.openxmlformats.org/officeDocument/2006/math" xmlns:r="http://schemas.openxmlformats.org/officeDocument/2006/relationships" xmlns:o="urn:schemas-microsoft-com:office:office" xmlns:v="urn:schemas-microsoft-com:vml" xmlns:w10="urn:schemas-microsoft-com:office:word" xmlns:a="http://schemas.openxmlformats.org/drawingml/2006/main" xmlns:pic="http://schemas.openxmlformats.org/drawingml/2006/picture" xmlns:wp="http://schemas.openxmlformats.org/drawingml/2006/wordprocessingDrawing"/>
-</file>
-
-<file path=word/footnotes.xml><?xml version="1.0" encoding="utf-8"?>
-<w:footnotes xmlns:w="http://schemas.openxmlformats.org/wordprocessingml/2006/main" xmlns:m="http://schemas.openxmlformats.org/officeDocument/2006/math" xmlns:r="http://schemas.openxmlformats.org/officeDocument/2006/relationships" xmlns:o="urn:schemas-microsoft-com:office:office" xmlns:v="urn:schemas-microsoft-com:vml" xmlns:w10="urn:schemas-microsoft-com:office:word" xmlns:a="http://schemas.openxmlformats.org/drawingml/2006/main" xmlns:pic="http://schemas.openxmlformats.org/drawingml/2006/picture" xmlns:wp="http://schemas.openxmlformats.org/drawingml/2006/wordprocessingDrawing">
-  <w:footnote w:type="continuationSeparator" w:id="0">
-    <w:p>
-      <w:r>
-        <w:continuationSeparator/>
-      </w:r>
-    </w:p>
-  </w:footnote>
-  <w:footnote w:type="separator" w:id="-1">
-    <w:p>
-      <w:r>
-        <w:separator/>
-      </w:r>
-    </w:p>
-  </w:footnote>
-</w:footnotes>
-</file>
-
 <file path=word/numbering.xml><?xml version="1.0" encoding="utf-8"?>
-<w:numbering xmlns:w="http://schemas.openxmlformats.org/wordprocessingml/2006/main">
-  <w:abstractNum w:abstractNumId="990">
+<w:numbering xmlns:wpc="http://schemas.microsoft.com/office/word/2010/wordprocessingCanvas" xmlns:cx="http://schemas.microsoft.com/office/drawing/2014/chartex" xmlns:cx1="http://schemas.microsoft.com/office/drawing/2015/9/8/chartex" xmlns:cx2="http://schemas.microsoft.com/office/drawing/2015/10/21/chartex" xmlns:cx3="http://schemas.microsoft.com/office/drawing/2016/5/9/chartex" xmlns:cx4="http://schemas.microsoft.com/office/drawing/2016/5/10/chartex" xmlns:cx5="http://schemas.microsoft.com/office/drawing/2016/5/11/chartex" xmlns:cx6="http://schemas.microsoft.com/office/drawing/2016/5/12/chartex" xmlns:cx7="http://schemas.microsoft.com/office/drawing/2016/5/13/chartex" xmlns:cx8="http://schemas.microsoft.com/office/drawing/2016/5/14/chartex" xmlns:mc="http://schemas.openxmlformats.org/markup-compatibility/2006" xmlns:aink="http://schemas.microsoft.com/office/drawing/2016/ink" xmlns:am3d="http://schemas.microsoft.com/office/drawing/2017/model3d" xmlns:o="urn:schemas-microsoft-com:office:office" xmlns:oel="http://schemas.microsoft.com/office/2019/extlst" xmlns:r="http://schemas.openxmlformats.org/officeDocument/2006/relationships" xmlns:m="http://schemas.openxmlformats.org/officeDocument/2006/math" xmlns:v="urn:schemas-microsoft-com:vml" xmlns:wp14="http://schemas.microsoft.com/office/word/2010/wordprocessingDrawing" xmlns:wp="http://schemas.openxmlformats.org/drawingml/2006/wordprocessingDrawing" xmlns:w10="urn:schemas-microsoft-com:office:word" xmlns:w="http://schemas.openxmlformats.org/wordprocessingml/2006/main" xmlns:w14="http://schemas.microsoft.com/office/word/2010/wordml" xmlns:w15="http://schemas.microsoft.com/office/word/2012/wordml" xmlns:w16cex="http://schemas.microsoft.com/office/word/2018/wordml/cex" xmlns:w16cid="http://schemas.microsoft.com/office/word/2016/wordml/cid" xmlns:w16="http://schemas.microsoft.com/office/word/2018/wordml" xmlns:w16du="http://schemas.microsoft.com/office/word/2023/wordml/word16du" xmlns:w16sdtdh="http://schemas.microsoft.com/office/word/2020/wordml/sdtdatahash" xmlns:w16sdtfl="http://schemas.microsoft.com/office/word/2024/wordml/sdtformatlock" xmlns:w16se="http://schemas.microsoft.com/office/word/2015/wordml/symex" xmlns:wpg="http://schemas.microsoft.com/office/word/2010/wordprocessingGroup" xmlns:wpi="http://schemas.microsoft.com/office/word/2010/wordprocessingInk" xmlns:wne="http://schemas.microsoft.com/office/word/2006/wordml" xmlns:wps="http://schemas.microsoft.com/office/word/2010/wordprocessingShape" mc:Ignorable="w14 w15 w16se w16cid w16 w16cex w16sdtdh w16sdtfl w16du wp14">
+  <w:abstractNum w:abstractNumId="0" w15:restartNumberingAfterBreak="0">
     <w:nsid w:val="0000A990"/>
     <w:multiLevelType w:val="multilevel"/>
+    <w:tmpl w:val="EA08F0BA"/>
     <w:lvl w:ilvl="0">
       <w:numFmt w:val="bullet"/>
       <w:lvlText w:val=" "/>
@@ -3870,9 +7395,10 @@
       </w:pPr>
     </w:lvl>
   </w:abstractNum>
-  <w:abstractNum w:abstractNumId="991">
+  <w:abstractNum w:abstractNumId="1" w15:restartNumberingAfterBreak="0">
     <w:nsid w:val="0000A991"/>
     <w:multiLevelType w:val="multilevel"/>
+    <w:tmpl w:val="D8306C40"/>
     <w:lvl w:ilvl="0">
       <w:numFmt w:val="bullet"/>
       <w:lvlText w:val=""/>
@@ -3973,36 +7499,188 @@
       </w:rPr>
     </w:lvl>
   </w:abstractNum>
-  <w:num w:numId="1000">
-    <w:abstractNumId w:val="990"/>
+  <w:abstractNum w:abstractNumId="2" w15:restartNumberingAfterBreak="0">
+    <w:nsid w:val="62467580"/>
+    <w:multiLevelType w:val="multilevel"/>
+    <w:tmpl w:val="F976D310"/>
+    <w:lvl w:ilvl="0">
+      <w:start w:val="1"/>
+      <w:numFmt w:val="bullet"/>
+      <w:lvlText w:val=""/>
+      <w:lvlJc w:val="left"/>
+      <w:pPr>
+        <w:tabs>
+          <w:tab w:val="num" w:pos="720"/>
+        </w:tabs>
+        <w:ind w:left="720" w:hanging="360"/>
+      </w:pPr>
+      <w:rPr>
+        <w:rFonts w:ascii="Symbol" w:hAnsi="Symbol" w:hint="default"/>
+        <w:sz w:val="20"/>
+      </w:rPr>
+    </w:lvl>
+    <w:lvl w:ilvl="1" w:tentative="1">
+      <w:start w:val="1"/>
+      <w:numFmt w:val="bullet"/>
+      <w:lvlText w:val="o"/>
+      <w:lvlJc w:val="left"/>
+      <w:pPr>
+        <w:tabs>
+          <w:tab w:val="num" w:pos="1440"/>
+        </w:tabs>
+        <w:ind w:left="1440" w:hanging="360"/>
+      </w:pPr>
+      <w:rPr>
+        <w:rFonts w:ascii="Courier New" w:hAnsi="Courier New" w:hint="default"/>
+        <w:sz w:val="20"/>
+      </w:rPr>
+    </w:lvl>
+    <w:lvl w:ilvl="2" w:tentative="1">
+      <w:start w:val="1"/>
+      <w:numFmt w:val="bullet"/>
+      <w:lvlText w:val=""/>
+      <w:lvlJc w:val="left"/>
+      <w:pPr>
+        <w:tabs>
+          <w:tab w:val="num" w:pos="2160"/>
+        </w:tabs>
+        <w:ind w:left="2160" w:hanging="360"/>
+      </w:pPr>
+      <w:rPr>
+        <w:rFonts w:ascii="Wingdings" w:hAnsi="Wingdings" w:hint="default"/>
+        <w:sz w:val="20"/>
+      </w:rPr>
+    </w:lvl>
+    <w:lvl w:ilvl="3" w:tentative="1">
+      <w:start w:val="1"/>
+      <w:numFmt w:val="bullet"/>
+      <w:lvlText w:val=""/>
+      <w:lvlJc w:val="left"/>
+      <w:pPr>
+        <w:tabs>
+          <w:tab w:val="num" w:pos="2880"/>
+        </w:tabs>
+        <w:ind w:left="2880" w:hanging="360"/>
+      </w:pPr>
+      <w:rPr>
+        <w:rFonts w:ascii="Wingdings" w:hAnsi="Wingdings" w:hint="default"/>
+        <w:sz w:val="20"/>
+      </w:rPr>
+    </w:lvl>
+    <w:lvl w:ilvl="4" w:tentative="1">
+      <w:start w:val="1"/>
+      <w:numFmt w:val="bullet"/>
+      <w:lvlText w:val=""/>
+      <w:lvlJc w:val="left"/>
+      <w:pPr>
+        <w:tabs>
+          <w:tab w:val="num" w:pos="3600"/>
+        </w:tabs>
+        <w:ind w:left="3600" w:hanging="360"/>
+      </w:pPr>
+      <w:rPr>
+        <w:rFonts w:ascii="Wingdings" w:hAnsi="Wingdings" w:hint="default"/>
+        <w:sz w:val="20"/>
+      </w:rPr>
+    </w:lvl>
+    <w:lvl w:ilvl="5" w:tentative="1">
+      <w:start w:val="1"/>
+      <w:numFmt w:val="bullet"/>
+      <w:lvlText w:val=""/>
+      <w:lvlJc w:val="left"/>
+      <w:pPr>
+        <w:tabs>
+          <w:tab w:val="num" w:pos="4320"/>
+        </w:tabs>
+        <w:ind w:left="4320" w:hanging="360"/>
+      </w:pPr>
+      <w:rPr>
+        <w:rFonts w:ascii="Wingdings" w:hAnsi="Wingdings" w:hint="default"/>
+        <w:sz w:val="20"/>
+      </w:rPr>
+    </w:lvl>
+    <w:lvl w:ilvl="6" w:tentative="1">
+      <w:start w:val="1"/>
+      <w:numFmt w:val="bullet"/>
+      <w:lvlText w:val=""/>
+      <w:lvlJc w:val="left"/>
+      <w:pPr>
+        <w:tabs>
+          <w:tab w:val="num" w:pos="5040"/>
+        </w:tabs>
+        <w:ind w:left="5040" w:hanging="360"/>
+      </w:pPr>
+      <w:rPr>
+        <w:rFonts w:ascii="Wingdings" w:hAnsi="Wingdings" w:hint="default"/>
+        <w:sz w:val="20"/>
+      </w:rPr>
+    </w:lvl>
+    <w:lvl w:ilvl="7" w:tentative="1">
+      <w:start w:val="1"/>
+      <w:numFmt w:val="bullet"/>
+      <w:lvlText w:val=""/>
+      <w:lvlJc w:val="left"/>
+      <w:pPr>
+        <w:tabs>
+          <w:tab w:val="num" w:pos="5760"/>
+        </w:tabs>
+        <w:ind w:left="5760" w:hanging="360"/>
+      </w:pPr>
+      <w:rPr>
+        <w:rFonts w:ascii="Wingdings" w:hAnsi="Wingdings" w:hint="default"/>
+        <w:sz w:val="20"/>
+      </w:rPr>
+    </w:lvl>
+    <w:lvl w:ilvl="8" w:tentative="1">
+      <w:start w:val="1"/>
+      <w:numFmt w:val="bullet"/>
+      <w:lvlText w:val=""/>
+      <w:lvlJc w:val="left"/>
+      <w:pPr>
+        <w:tabs>
+          <w:tab w:val="num" w:pos="6480"/>
+        </w:tabs>
+        <w:ind w:left="6480" w:hanging="360"/>
+      </w:pPr>
+      <w:rPr>
+        <w:rFonts w:ascii="Wingdings" w:hAnsi="Wingdings" w:hint="default"/>
+        <w:sz w:val="20"/>
+      </w:rPr>
+    </w:lvl>
+  </w:abstractNum>
+  <w:num w:numId="1" w16cid:durableId="476990501">
+    <w:abstractNumId w:val="0"/>
   </w:num>
-  <w:num w:numId="1001">
-    <w:abstractNumId w:val="991"/>
+  <w:num w:numId="2" w16cid:durableId="1073771596">
+    <w:abstractNumId w:val="1"/>
   </w:num>
-  <w:num w:numId="1002">
-    <w:abstractNumId w:val="991"/>
+  <w:num w:numId="3" w16cid:durableId="1319387393">
+    <w:abstractNumId w:val="1"/>
   </w:num>
-  <w:num w:numId="1003">
-    <w:abstractNumId w:val="991"/>
+  <w:num w:numId="4" w16cid:durableId="1864126734">
+    <w:abstractNumId w:val="1"/>
   </w:num>
-  <w:num w:numId="1004">
-    <w:abstractNumId w:val="991"/>
+  <w:num w:numId="5" w16cid:durableId="864824862">
+    <w:abstractNumId w:val="1"/>
   </w:num>
-  <w:num w:numId="1005">
-    <w:abstractNumId w:val="991"/>
+  <w:num w:numId="6" w16cid:durableId="789593321">
+    <w:abstractNumId w:val="1"/>
+  </w:num>
+  <w:num w:numId="7" w16cid:durableId="1206941761">
+    <w:abstractNumId w:val="2"/>
   </w:num>
 </w:numbering>
 </file>
 
 <file path=word/styles.xml><?xml version="1.0" encoding="utf-8"?>
-<w:styles xmlns:r="http://schemas.openxmlformats.org/officeDocument/2006/relationships" xmlns:w="http://schemas.openxmlformats.org/wordprocessingml/2006/main">
+<w:styles xmlns:mc="http://schemas.openxmlformats.org/markup-compatibility/2006" xmlns:r="http://schemas.openxmlformats.org/officeDocument/2006/relationships" xmlns:w="http://schemas.openxmlformats.org/wordprocessingml/2006/main" xmlns:w14="http://schemas.microsoft.com/office/word/2010/wordml" xmlns:w15="http://schemas.microsoft.com/office/word/2012/wordml" xmlns:w16cex="http://schemas.microsoft.com/office/word/2018/wordml/cex" xmlns:w16cid="http://schemas.microsoft.com/office/word/2016/wordml/cid" xmlns:w16="http://schemas.microsoft.com/office/word/2018/wordml" xmlns:w16du="http://schemas.microsoft.com/office/word/2023/wordml/word16du" xmlns:w16sdtdh="http://schemas.microsoft.com/office/word/2020/wordml/sdtdatahash" xmlns:w16sdtfl="http://schemas.microsoft.com/office/word/2024/wordml/sdtformatlock" xmlns:w16se="http://schemas.microsoft.com/office/word/2015/wordml/symex" mc:Ignorable="w14 w15 w16se w16cid w16 w16cex w16sdtdh w16sdtfl w16du">
   <w:docDefaults>
     <w:rPrDefault>
       <w:rPr>
-        <w:rFonts w:asciiTheme="minorHAnsi" w:cstheme="minorBidi" w:eastAsiaTheme="minorHAnsi" w:hAnsiTheme="minorHAnsi"/>
+        <w:rFonts w:asciiTheme="minorHAnsi" w:eastAsiaTheme="minorHAnsi" w:hAnsiTheme="minorHAnsi" w:cstheme="minorBidi"/>
         <w:sz w:val="24"/>
         <w:szCs w:val="24"/>
-        <w:lang w:bidi="ar-SA" w:eastAsia="en-US" w:val="en-US"/>
+        <w:lang w:val="en-US" w:eastAsia="en-US" w:bidi="ar-SA"/>
       </w:rPr>
     </w:rPrDefault>
     <w:pPrDefault>
@@ -4011,164 +7689,255 @@
       </w:pPr>
     </w:pPrDefault>
   </w:docDefaults>
-  <w:latentStyles w:count="276" w:defLockedState="0" w:defQFormat="0" w:defSemiHidden="0" w:defUIPriority="0" w:defUnhideWhenUsed="0"/>
-  <w:style w:default="1" w:styleId="Normal" w:type="paragraph">
+  <w:latentStyles w:defLockedState="0" w:defUIPriority="0" w:defSemiHidden="0" w:defUnhideWhenUsed="0" w:defQFormat="0" w:count="376">
+    <w:lsdException w:name="Normal Table" w:semiHidden="1" w:unhideWhenUsed="1"/>
+    <w:lsdException w:name="Table Simple 1" w:semiHidden="1" w:unhideWhenUsed="1"/>
+    <w:lsdException w:name="Table Simple 2" w:semiHidden="1" w:unhideWhenUsed="1"/>
+    <w:lsdException w:name="Table Simple 3" w:semiHidden="1" w:unhideWhenUsed="1"/>
+    <w:lsdException w:name="Table Classic 1" w:semiHidden="1" w:unhideWhenUsed="1"/>
+    <w:lsdException w:name="Table Classic 2" w:semiHidden="1" w:unhideWhenUsed="1"/>
+    <w:lsdException w:name="Table Classic 3" w:semiHidden="1" w:unhideWhenUsed="1"/>
+    <w:lsdException w:name="Table Classic 4" w:semiHidden="1" w:unhideWhenUsed="1"/>
+    <w:lsdException w:name="Table Colorful 1" w:semiHidden="1" w:unhideWhenUsed="1"/>
+    <w:lsdException w:name="Table Colorful 2" w:semiHidden="1" w:unhideWhenUsed="1"/>
+    <w:lsdException w:name="Table Colorful 3" w:semiHidden="1" w:unhideWhenUsed="1"/>
+    <w:lsdException w:name="Table Columns 1" w:semiHidden="1" w:unhideWhenUsed="1"/>
+    <w:lsdException w:name="Table Columns 2" w:semiHidden="1" w:unhideWhenUsed="1"/>
+    <w:lsdException w:name="Table Columns 3" w:semiHidden="1" w:unhideWhenUsed="1"/>
+    <w:lsdException w:name="Table Columns 4" w:semiHidden="1" w:unhideWhenUsed="1"/>
+    <w:lsdException w:name="Table Columns 5" w:semiHidden="1" w:unhideWhenUsed="1"/>
+    <w:lsdException w:name="Table Grid 1" w:semiHidden="1" w:unhideWhenUsed="1"/>
+    <w:lsdException w:name="Table Grid 2" w:semiHidden="1" w:unhideWhenUsed="1"/>
+    <w:lsdException w:name="Table Grid 3" w:semiHidden="1" w:unhideWhenUsed="1"/>
+    <w:lsdException w:name="Table Grid 4" w:semiHidden="1" w:unhideWhenUsed="1"/>
+    <w:lsdException w:name="Table Grid 5" w:semiHidden="1" w:unhideWhenUsed="1"/>
+    <w:lsdException w:name="Table Grid 6" w:semiHidden="1" w:unhideWhenUsed="1"/>
+    <w:lsdException w:name="Table Grid 7" w:semiHidden="1" w:unhideWhenUsed="1"/>
+    <w:lsdException w:name="Table Grid 8" w:semiHidden="1" w:unhideWhenUsed="1"/>
+    <w:lsdException w:name="Table List 1" w:semiHidden="1" w:unhideWhenUsed="1"/>
+    <w:lsdException w:name="Table List 2" w:semiHidden="1" w:unhideWhenUsed="1"/>
+    <w:lsdException w:name="Table List 3" w:semiHidden="1" w:unhideWhenUsed="1"/>
+    <w:lsdException w:name="Table List 4" w:semiHidden="1" w:unhideWhenUsed="1"/>
+    <w:lsdException w:name="Table List 5" w:semiHidden="1" w:unhideWhenUsed="1"/>
+    <w:lsdException w:name="Table List 6" w:semiHidden="1" w:unhideWhenUsed="1"/>
+    <w:lsdException w:name="Table List 7" w:semiHidden="1" w:unhideWhenUsed="1"/>
+    <w:lsdException w:name="Table List 8" w:semiHidden="1" w:unhideWhenUsed="1"/>
+    <w:lsdException w:name="Table 3D effects 1" w:semiHidden="1" w:unhideWhenUsed="1"/>
+    <w:lsdException w:name="Table 3D effects 2" w:semiHidden="1" w:unhideWhenUsed="1"/>
+    <w:lsdException w:name="Table 3D effects 3" w:semiHidden="1" w:unhideWhenUsed="1"/>
+    <w:lsdException w:name="Table Contemporary" w:semiHidden="1" w:unhideWhenUsed="1"/>
+    <w:lsdException w:name="Table Elegant" w:semiHidden="1" w:unhideWhenUsed="1"/>
+    <w:lsdException w:name="Table Professional" w:semiHidden="1" w:unhideWhenUsed="1"/>
+    <w:lsdException w:name="Table Subtle 1" w:semiHidden="1" w:unhideWhenUsed="1"/>
+    <w:lsdException w:name="Table Subtle 2" w:semiHidden="1" w:unhideWhenUsed="1"/>
+    <w:lsdException w:name="Table Web 1" w:semiHidden="1" w:unhideWhenUsed="1"/>
+    <w:lsdException w:name="Table Web 2" w:semiHidden="1" w:unhideWhenUsed="1"/>
+    <w:lsdException w:name="Table Web 3" w:semiHidden="1" w:unhideWhenUsed="1"/>
+    <w:lsdException w:name="Table Theme" w:semiHidden="1" w:unhideWhenUsed="1"/>
+    <w:lsdException w:name="Light Shading"/>
+    <w:lsdException w:name="Light List"/>
+    <w:lsdException w:name="Light Grid"/>
+    <w:lsdException w:name="Medium Shading 1"/>
+    <w:lsdException w:name="Medium Shading 2"/>
+    <w:lsdException w:name="Medium List 1"/>
+    <w:lsdException w:name="Medium List 2"/>
+    <w:lsdException w:name="Medium Grid 1"/>
+    <w:lsdException w:name="Medium Grid 2"/>
+    <w:lsdException w:name="Medium Grid 3"/>
+    <w:lsdException w:name="Dark List"/>
+    <w:lsdException w:name="Colorful Shading"/>
+    <w:lsdException w:name="Colorful List"/>
+    <w:lsdException w:name="Colorful Grid"/>
+    <w:lsdException w:name="Light Shading Accent 1"/>
+    <w:lsdException w:name="Light List Accent 1"/>
+    <w:lsdException w:name="Light Grid Accent 1"/>
+    <w:lsdException w:name="Medium Shading 1 Accent 1"/>
+    <w:lsdException w:name="Medium Shading 2 Accent 1"/>
+    <w:lsdException w:name="Medium List 1 Accent 1"/>
+    <w:lsdException w:name="Medium List 2 Accent 1"/>
+    <w:lsdException w:name="Medium Grid 1 Accent 1"/>
+    <w:lsdException w:name="Medium Grid 2 Accent 1"/>
+    <w:lsdException w:name="Medium Grid 3 Accent 1"/>
+    <w:lsdException w:name="Dark List Accent 1"/>
+    <w:lsdException w:name="Colorful Shading Accent 1"/>
+    <w:lsdException w:name="Colorful List Accent 1"/>
+    <w:lsdException w:name="Colorful Grid Accent 1"/>
+    <w:lsdException w:name="Light Shading Accent 2"/>
+    <w:lsdException w:name="Light List Accent 2"/>
+    <w:lsdException w:name="Light Grid Accent 2"/>
+    <w:lsdException w:name="Medium Shading 1 Accent 2"/>
+    <w:lsdException w:name="Medium Shading 2 Accent 2"/>
+    <w:lsdException w:name="Medium List 1 Accent 2"/>
+    <w:lsdException w:name="Medium List 2 Accent 2"/>
+    <w:lsdException w:name="Medium Grid 1 Accent 2"/>
+    <w:lsdException w:name="Medium Grid 2 Accent 2"/>
+    <w:lsdException w:name="Medium Grid 3 Accent 2"/>
+    <w:lsdException w:name="Dark List Accent 2"/>
+    <w:lsdException w:name="Colorful Shading Accent 2"/>
+    <w:lsdException w:name="Colorful List Accent 2"/>
+    <w:lsdException w:name="Colorful Grid Accent 2"/>
+    <w:lsdException w:name="Light Shading Accent 3"/>
+    <w:lsdException w:name="Light List Accent 3"/>
+    <w:lsdException w:name="Light Grid Accent 3"/>
+    <w:lsdException w:name="Medium Shading 1 Accent 3"/>
+    <w:lsdException w:name="Medium Shading 2 Accent 3"/>
+    <w:lsdException w:name="Medium List 1 Accent 3"/>
+    <w:lsdException w:name="Medium List 2 Accent 3"/>
+    <w:lsdException w:name="Medium Grid 1 Accent 3"/>
+    <w:lsdException w:name="Medium Grid 2 Accent 3"/>
+    <w:lsdException w:name="Medium Grid 3 Accent 3"/>
+    <w:lsdException w:name="Dark List Accent 3"/>
+    <w:lsdException w:name="Colorful Shading Accent 3"/>
+    <w:lsdException w:name="Colorful List Accent 3"/>
+    <w:lsdException w:name="Colorful Grid Accent 3"/>
+    <w:lsdException w:name="Light Shading Accent 4"/>
+    <w:lsdException w:name="Light List Accent 4"/>
+    <w:lsdException w:name="Light Grid Accent 4"/>
+    <w:lsdException w:name="Medium Shading 1 Accent 4"/>
+    <w:lsdException w:name="Medium Shading 2 Accent 4"/>
+    <w:lsdException w:name="Medium List 1 Accent 4"/>
+    <w:lsdException w:name="Medium List 2 Accent 4"/>
+    <w:lsdException w:name="Medium Grid 1 Accent 4"/>
+    <w:lsdException w:name="Medium Grid 2 Accent 4"/>
+    <w:lsdException w:name="Medium Grid 3 Accent 4"/>
+    <w:lsdException w:name="Dark List Accent 4"/>
+    <w:lsdException w:name="Colorful Shading Accent 4"/>
+    <w:lsdException w:name="Colorful List Accent 4"/>
+    <w:lsdException w:name="Colorful Grid Accent 4"/>
+    <w:lsdException w:name="Light Shading Accent 5"/>
+    <w:lsdException w:name="Light List Accent 5"/>
+    <w:lsdException w:name="Light Grid Accent 5"/>
+    <w:lsdException w:name="Medium Shading 1 Accent 5"/>
+    <w:lsdException w:name="Medium Shading 2 Accent 5"/>
+    <w:lsdException w:name="Medium List 1 Accent 5"/>
+    <w:lsdException w:name="Medium List 2 Accent 5"/>
+    <w:lsdException w:name="Medium Grid 1 Accent 5"/>
+    <w:lsdException w:name="Medium Grid 2 Accent 5"/>
+    <w:lsdException w:name="Medium Grid 3 Accent 5"/>
+    <w:lsdException w:name="Dark List Accent 5"/>
+    <w:lsdException w:name="Colorful Shading Accent 5"/>
+    <w:lsdException w:name="Colorful List Accent 5"/>
+    <w:lsdException w:name="Colorful Grid Accent 5"/>
+    <w:lsdException w:name="Light Shading Accent 6"/>
+    <w:lsdException w:name="Light List Accent 6"/>
+    <w:lsdException w:name="Light Grid Accent 6"/>
+    <w:lsdException w:name="Medium Shading 1 Accent 6"/>
+    <w:lsdException w:name="Medium Shading 2 Accent 6"/>
+    <w:lsdException w:name="Medium List 1 Accent 6"/>
+    <w:lsdException w:name="Medium List 2 Accent 6"/>
+    <w:lsdException w:name="Medium Grid 1 Accent 6"/>
+    <w:lsdException w:name="Medium Grid 2 Accent 6"/>
+    <w:lsdException w:name="Medium Grid 3 Accent 6"/>
+    <w:lsdException w:name="Dark List Accent 6"/>
+    <w:lsdException w:name="Colorful Shading Accent 6"/>
+    <w:lsdException w:name="Colorful List Accent 6"/>
+    <w:lsdException w:name="Colorful Grid Accent 6"/>
+    <w:lsdException w:name="Grid Table 4" w:uiPriority="49"/>
+    <w:lsdException w:name="Grid Table 5 Dark" w:uiPriority="50"/>
+    <w:lsdException w:name="Grid Table 6 Colorful" w:uiPriority="51"/>
+    <w:lsdException w:name="Grid Table 7 Colorful" w:uiPriority="52"/>
+    <w:lsdException w:name="Grid Table 1 Light Accent 1" w:uiPriority="46"/>
+    <w:lsdException w:name="Grid Table 2 Accent 1" w:uiPriority="47"/>
+    <w:lsdException w:name="Grid Table 3 Accent 1" w:uiPriority="48"/>
+    <w:lsdException w:name="Grid Table 4 Accent 1" w:uiPriority="49"/>
+    <w:lsdException w:name="Grid Table 5 Dark Accent 1" w:uiPriority="50"/>
+    <w:lsdException w:name="Grid Table 6 Colorful Accent 1" w:uiPriority="51"/>
+    <w:lsdException w:name="Grid Table 7 Colorful Accent 1" w:uiPriority="52"/>
+    <w:lsdException w:name="Grid Table 1 Light Accent 2" w:uiPriority="46"/>
+    <w:lsdException w:name="Grid Table 2 Accent 2" w:uiPriority="47"/>
+    <w:lsdException w:name="Grid Table 3 Accent 2" w:uiPriority="48"/>
+    <w:lsdException w:name="Grid Table 4 Accent 2" w:uiPriority="49"/>
+    <w:lsdException w:name="Grid Table 5 Dark Accent 2" w:uiPriority="50"/>
+    <w:lsdException w:name="Grid Table 6 Colorful Accent 2" w:uiPriority="51"/>
+    <w:lsdException w:name="Grid Table 7 Colorful Accent 2" w:uiPriority="52"/>
+    <w:lsdException w:name="Grid Table 1 Light Accent 3" w:uiPriority="46"/>
+    <w:lsdException w:name="Grid Table 2 Accent 3" w:uiPriority="47"/>
+    <w:lsdException w:name="Grid Table 3 Accent 3" w:uiPriority="48"/>
+    <w:lsdException w:name="Grid Table 4 Accent 3" w:uiPriority="49"/>
+    <w:lsdException w:name="Grid Table 5 Dark Accent 3" w:uiPriority="50"/>
+    <w:lsdException w:name="Grid Table 6 Colorful Accent 3" w:uiPriority="51"/>
+    <w:lsdException w:name="Grid Table 7 Colorful Accent 3" w:uiPriority="52"/>
+    <w:lsdException w:name="Grid Table 1 Light Accent 4" w:uiPriority="46"/>
+    <w:lsdException w:name="Grid Table 2 Accent 4" w:uiPriority="47"/>
+    <w:lsdException w:name="Grid Table 3 Accent 4" w:uiPriority="48"/>
+    <w:lsdException w:name="Grid Table 4 Accent 4" w:uiPriority="49"/>
+    <w:lsdException w:name="Grid Table 5 Dark Accent 4" w:uiPriority="50"/>
+    <w:lsdException w:name="Grid Table 6 Colorful Accent 4" w:uiPriority="51"/>
+    <w:lsdException w:name="Grid Table 7 Colorful Accent 4" w:uiPriority="52"/>
+    <w:lsdException w:name="Grid Table 1 Light Accent 5" w:uiPriority="46"/>
+    <w:lsdException w:name="Grid Table 2 Accent 5" w:uiPriority="47"/>
+    <w:lsdException w:name="Grid Table 3 Accent 5" w:uiPriority="48"/>
+    <w:lsdException w:name="Grid Table 4 Accent 5" w:uiPriority="49"/>
+    <w:lsdException w:name="Grid Table 5 Dark Accent 5" w:uiPriority="50"/>
+    <w:lsdException w:name="Grid Table 6 Colorful Accent 5" w:uiPriority="51"/>
+    <w:lsdException w:name="Grid Table 7 Colorful Accent 5" w:uiPriority="52"/>
+    <w:lsdException w:name="Grid Table 1 Light Accent 6" w:uiPriority="46"/>
+    <w:lsdException w:name="Grid Table 2 Accent 6" w:uiPriority="47"/>
+    <w:lsdException w:name="Grid Table 3 Accent 6" w:uiPriority="48"/>
+    <w:lsdException w:name="Grid Table 4 Accent 6" w:uiPriority="49"/>
+    <w:lsdException w:name="Grid Table 5 Dark Accent 6" w:uiPriority="50"/>
+    <w:lsdException w:name="Grid Table 6 Colorful Accent 6" w:uiPriority="51"/>
+    <w:lsdException w:name="Grid Table 7 Colorful Accent 6" w:uiPriority="52"/>
+    <w:lsdException w:name="List Table 1 Light" w:uiPriority="46"/>
+    <w:lsdException w:name="List Table 2" w:uiPriority="47"/>
+    <w:lsdException w:name="List Table 3" w:uiPriority="48"/>
+    <w:lsdException w:name="List Table 4" w:uiPriority="49"/>
+    <w:lsdException w:name="List Table 5 Dark" w:uiPriority="50"/>
+    <w:lsdException w:name="List Table 6 Colorful" w:uiPriority="51"/>
+    <w:lsdException w:name="List Table 7 Colorful" w:uiPriority="52"/>
+    <w:lsdException w:name="List Table 1 Light Accent 1" w:uiPriority="46"/>
+    <w:lsdException w:name="List Table 2 Accent 1" w:uiPriority="47"/>
+    <w:lsdException w:name="List Table 3 Accent 1" w:uiPriority="48"/>
+    <w:lsdException w:name="List Table 4 Accent 1" w:uiPriority="49"/>
+    <w:lsdException w:name="List Table 5 Dark Accent 1" w:uiPriority="50"/>
+    <w:lsdException w:name="List Table 6 Colorful Accent 1" w:uiPriority="51"/>
+    <w:lsdException w:name="List Table 7 Colorful Accent 1" w:uiPriority="52"/>
+    <w:lsdException w:name="List Table 1 Light Accent 2" w:uiPriority="46"/>
+    <w:lsdException w:name="List Table 2 Accent 2" w:uiPriority="47"/>
+    <w:lsdException w:name="List Table 3 Accent 2" w:uiPriority="48"/>
+    <w:lsdException w:name="List Table 4 Accent 2" w:uiPriority="49"/>
+    <w:lsdException w:name="List Table 5 Dark Accent 2" w:uiPriority="50"/>
+    <w:lsdException w:name="List Table 6 Colorful Accent 2" w:uiPriority="51"/>
+    <w:lsdException w:name="List Table 7 Colorful Accent 2" w:uiPriority="52"/>
+    <w:lsdException w:name="List Table 1 Light Accent 3" w:uiPriority="46"/>
+    <w:lsdException w:name="List Table 2 Accent 3" w:uiPriority="47"/>
+    <w:lsdException w:name="List Table 3 Accent 3" w:uiPriority="48"/>
+    <w:lsdException w:name="List Table 4 Accent 3" w:uiPriority="49"/>
+    <w:lsdException w:name="List Table 5 Dark Accent 3" w:uiPriority="50"/>
+    <w:lsdException w:name="List Table 6 Colorful Accent 3" w:uiPriority="51"/>
+    <w:lsdException w:name="List Table 7 Colorful Accent 3" w:uiPriority="52"/>
+    <w:lsdException w:name="List Table 1 Light Accent 4" w:uiPriority="46"/>
+    <w:lsdException w:name="List Table 2 Accent 4" w:uiPriority="47"/>
+    <w:lsdException w:name="List Table 3 Accent 4" w:uiPriority="48"/>
+    <w:lsdException w:name="List Table 4 Accent 4" w:uiPriority="49"/>
+    <w:lsdException w:name="List Table 5 Dark Accent 4" w:uiPriority="50"/>
+    <w:lsdException w:name="List Table 6 Colorful Accent 4" w:uiPriority="51"/>
+    <w:lsdException w:name="List Table 7 Colorful Accent 4" w:uiPriority="52"/>
+    <w:lsdException w:name="List Table 1 Light Accent 5" w:uiPriority="46"/>
+    <w:lsdException w:name="List Table 2 Accent 5" w:uiPriority="47"/>
+    <w:lsdException w:name="List Table 3 Accent 5" w:uiPriority="48"/>
+    <w:lsdException w:name="List Table 4 Accent 5" w:uiPriority="49"/>
+    <w:lsdException w:name="List Table 5 Dark Accent 5" w:uiPriority="50"/>
+    <w:lsdException w:name="List Table 6 Colorful Accent 5" w:uiPriority="51"/>
+    <w:lsdException w:name="List Table 7 Colorful Accent 5" w:uiPriority="52"/>
+    <w:lsdException w:name="List Table 1 Light Accent 6" w:uiPriority="46"/>
+    <w:lsdException w:name="List Table 2 Accent 6" w:uiPriority="47"/>
+    <w:lsdException w:name="List Table 3 Accent 6" w:uiPriority="48"/>
+    <w:lsdException w:name="List Table 4 Accent 6" w:uiPriority="49"/>
+    <w:lsdException w:name="List Table 5 Dark Accent 6" w:uiPriority="50"/>
+    <w:lsdException w:name="List Table 6 Colorful Accent 6" w:uiPriority="51"/>
+    <w:lsdException w:name="List Table 7 Colorful Accent 6" w:uiPriority="52"/>
+    <w:lsdException w:name="Mention" w:semiHidden="1" w:uiPriority="99" w:unhideWhenUsed="1"/>
+    <w:lsdException w:name="Smart Hyperlink" w:semiHidden="1" w:uiPriority="99" w:unhideWhenUsed="1"/>
+    <w:lsdException w:name="Hashtag" w:semiHidden="1" w:uiPriority="99" w:unhideWhenUsed="1"/>
+    <w:lsdException w:name="Unresolved Mention" w:semiHidden="1" w:uiPriority="99" w:unhideWhenUsed="1"/>
+    <w:lsdException w:name="Smart Link" w:semiHidden="1" w:uiPriority="99" w:unhideWhenUsed="1"/>
+  </w:latentStyles>
+  <w:style w:type="paragraph" w:default="1" w:styleId="Normal">
     <w:name w:val="Normal"/>
     <w:qFormat/>
   </w:style>
-  <w:style w:styleId="BodyText" w:type="paragraph">
-    <w:name w:val="Body Text"/>
-    <w:basedOn w:val="Normal"/>
-    <w:link w:val="BodyTextChar"/>
-    <w:qFormat/>
-    <w:pPr>
-      <w:spacing w:after="180" w:before="180"/>
-    </w:pPr>
-  </w:style>
-  <w:style w:customStyle="1" w:styleId="FirstParagraph" w:type="paragraph">
-    <w:name w:val="First Paragraph"/>
-    <w:basedOn w:val="BodyText"/>
-    <w:next w:val="BodyText"/>
-    <w:qFormat/>
-  </w:style>
-  <w:style w:customStyle="1" w:styleId="Compact" w:type="paragraph">
-    <w:name w:val="Compact"/>
-    <w:basedOn w:val="BodyText"/>
-    <w:qFormat/>
-    <w:pPr>
-      <w:spacing w:after="36" w:before="36"/>
-    </w:pPr>
-  </w:style>
-  <w:style w:styleId="Title" w:type="paragraph">
-    <w:name w:val="Title"/>
-    <w:basedOn w:val="Normal"/>
-    <w:next w:val="BodyText"/>
-    <w:link w:val="TitleChar"/>
-    <w:uiPriority w:val="10"/>
-    <w:qFormat/>
-    <w:rsid w:val="00A10FD9"/>
-    <w:pPr>
-      <w:spacing w:after="80" w:line="240" w:lineRule="auto"/>
-      <w:contextualSpacing/>
-      <w:jc w:val="center"/>
-    </w:pPr>
-    <w:rPr>
-      <w:rFonts w:asciiTheme="majorHAnsi" w:cstheme="majorBidi" w:eastAsiaTheme="majorEastAsia" w:hAnsiTheme="majorHAnsi"/>
-      <w:spacing w:val="-10"/>
-      <w:kern w:val="28"/>
-      <w:sz w:val="56"/>
-      <w:szCs w:val="56"/>
-    </w:rPr>
-  </w:style>
-  <w:style w:customStyle="1" w:styleId="TitleChar" w:type="character">
-    <w:name w:val="Title Char"/>
-    <w:basedOn w:val="DefaultParagraphFont"/>
-    <w:link w:val="Title"/>
-    <w:uiPriority w:val="10"/>
-    <w:rsid w:val="00A10FD9"/>
-    <w:rPr>
-      <w:rFonts w:asciiTheme="majorHAnsi" w:cstheme="majorBidi" w:eastAsiaTheme="majorEastAsia" w:hAnsiTheme="majorHAnsi"/>
-      <w:spacing w:val="-10"/>
-      <w:kern w:val="28"/>
-      <w:sz w:val="56"/>
-      <w:szCs w:val="56"/>
-    </w:rPr>
-  </w:style>
-  <w:style w:styleId="Subtitle" w:type="paragraph">
-    <w:name w:val="Subtitle"/>
-    <w:basedOn w:val="Title"/>
-    <w:next w:val="BodyText"/>
-    <w:link w:val="SubtitleChar"/>
-    <w:uiPriority w:val="11"/>
-    <w:qFormat/>
-    <w:rsid w:val="00A10FD9"/>
-    <w:pPr>
-      <w:numPr>
-        <w:ilvl w:val="1"/>
-      </w:numPr>
-    </w:pPr>
-    <w:rPr>
-      <w:rFonts w:cstheme="majorBidi" w:eastAsiaTheme="majorEastAsia"/>
-      <w:spacing w:val="15"/>
-      <w:sz w:val="28"/>
-      <w:szCs w:val="28"/>
-    </w:rPr>
-  </w:style>
-  <w:style w:customStyle="1" w:styleId="SubtitleChar" w:type="character">
-    <w:name w:val="Subtitle Char"/>
-    <w:basedOn w:val="DefaultParagraphFont"/>
-    <w:link w:val="Subtitle"/>
-    <w:uiPriority w:val="11"/>
-    <w:rsid w:val="00A10FD9"/>
-    <w:rPr>
-      <w:rFonts w:cstheme="majorBidi" w:eastAsiaTheme="majorEastAsia"/>
-      <w:color w:themeColor="text1" w:themeTint="A6" w:val="595959"/>
-      <w:spacing w:val="15"/>
-      <w:sz w:val="28"/>
-      <w:szCs w:val="28"/>
-    </w:rPr>
-  </w:style>
-  <w:style w:customStyle="1" w:styleId="Author" w:type="paragraph">
-    <w:name w:val="Author"/>
-    <w:next w:val="BodyText"/>
-    <w:qFormat/>
-    <w:pPr>
-      <w:keepNext/>
-      <w:keepLines/>
-      <w:jc w:val="center"/>
-    </w:pPr>
-  </w:style>
-  <w:style w:styleId="Date" w:type="paragraph">
-    <w:name w:val="Date"/>
-    <w:next w:val="BodyText"/>
-    <w:qFormat/>
-    <w:pPr>
-      <w:keepNext/>
-      <w:keepLines/>
-      <w:jc w:val="center"/>
-    </w:pPr>
-  </w:style>
-  <w:style w:customStyle="1" w:styleId="AbstractTitle" w:type="paragraph">
-    <w:name w:val="Abstract Title"/>
-    <w:basedOn w:val="Normal"/>
-    <w:next w:val="Abstract"/>
-    <w:qFormat/>
-    <w:pPr>
-      <w:keepNext/>
-      <w:keepLines/>
-      <w:spacing w:after="0" w:before="300"/>
-      <w:jc w:val="center"/>
-    </w:pPr>
-    <w:rPr>
-      <w:b/>
-      <w:sz w:val="20"/>
-      <w:szCs w:val="20"/>
-    </w:rPr>
-  </w:style>
-  <w:style w:customStyle="1" w:styleId="Abstract" w:type="paragraph">
-    <w:name w:val="Abstract"/>
-    <w:basedOn w:val="Normal"/>
-    <w:next w:val="BodyText"/>
-    <w:qFormat/>
-    <w:pPr>
-      <w:keepNext/>
-      <w:keepLines/>
-      <w:spacing w:after="300" w:before="100"/>
-    </w:pPr>
-    <w:rPr>
-      <w:sz w:val="20"/>
-      <w:szCs w:val="20"/>
-    </w:rPr>
-  </w:style>
-  <w:style w:styleId="Bibliography" w:type="paragraph">
-    <w:name w:val="Bibliography"/>
-    <w:basedOn w:val="Normal"/>
-    <w:next w:val="Bibliography"/>
-    <w:qFormat/>
-    <w:pPr/>
-    <w:rPr/>
-  </w:style>
-  <w:style w:styleId="Heading1" w:type="paragraph">
+  <w:style w:type="paragraph" w:styleId="Heading1">
     <w:name w:val="heading 1"/>
     <w:basedOn w:val="Normal"/>
     <w:next w:val="BodyText"/>
@@ -4179,17 +7948,17 @@
     <w:pPr>
       <w:keepNext/>
       <w:keepLines/>
-      <w:spacing w:after="80" w:before="360"/>
+      <w:spacing w:before="360" w:after="80"/>
       <w:outlineLvl w:val="0"/>
     </w:pPr>
     <w:rPr>
-      <w:rFonts w:asciiTheme="majorHAnsi" w:cstheme="majorBidi" w:eastAsiaTheme="majorEastAsia" w:hAnsiTheme="majorHAnsi"/>
-      <w:color w:themeColor="accent1" w:themeShade="BF" w:val="0F4761"/>
+      <w:rFonts w:asciiTheme="majorHAnsi" w:eastAsiaTheme="majorEastAsia" w:hAnsiTheme="majorHAnsi" w:cstheme="majorBidi"/>
+      <w:color w:val="0F4761" w:themeColor="accent1" w:themeShade="BF"/>
       <w:sz w:val="40"/>
       <w:szCs w:val="40"/>
     </w:rPr>
   </w:style>
-  <w:style w:styleId="Heading2" w:type="paragraph">
+  <w:style w:type="paragraph" w:styleId="Heading2">
     <w:name w:val="heading 2"/>
     <w:basedOn w:val="Normal"/>
     <w:next w:val="BodyText"/>
@@ -4202,17 +7971,17 @@
     <w:pPr>
       <w:keepNext/>
       <w:keepLines/>
-      <w:spacing w:after="80" w:before="160"/>
+      <w:spacing w:before="160" w:after="80"/>
       <w:outlineLvl w:val="1"/>
     </w:pPr>
     <w:rPr>
-      <w:rFonts w:asciiTheme="majorHAnsi" w:cstheme="majorBidi" w:eastAsiaTheme="majorEastAsia" w:hAnsiTheme="majorHAnsi"/>
-      <w:color w:themeColor="accent1" w:themeShade="BF" w:val="0F4761"/>
+      <w:rFonts w:asciiTheme="majorHAnsi" w:eastAsiaTheme="majorEastAsia" w:hAnsiTheme="majorHAnsi" w:cstheme="majorBidi"/>
+      <w:color w:val="0F4761" w:themeColor="accent1" w:themeShade="BF"/>
       <w:sz w:val="32"/>
       <w:szCs w:val="32"/>
     </w:rPr>
   </w:style>
-  <w:style w:styleId="Heading3" w:type="paragraph">
+  <w:style w:type="paragraph" w:styleId="Heading3">
     <w:name w:val="heading 3"/>
     <w:basedOn w:val="Normal"/>
     <w:next w:val="BodyText"/>
@@ -4225,17 +7994,17 @@
     <w:pPr>
       <w:keepNext/>
       <w:keepLines/>
-      <w:spacing w:after="80" w:before="160"/>
+      <w:spacing w:before="160" w:after="80"/>
       <w:outlineLvl w:val="2"/>
     </w:pPr>
     <w:rPr>
-      <w:rFonts w:cstheme="majorBidi" w:eastAsiaTheme="majorEastAsia"/>
-      <w:color w:themeColor="accent1" w:themeShade="BF" w:val="0F4761"/>
+      <w:rFonts w:eastAsiaTheme="majorEastAsia" w:cstheme="majorBidi"/>
+      <w:color w:val="0F4761" w:themeColor="accent1" w:themeShade="BF"/>
       <w:sz w:val="28"/>
       <w:szCs w:val="28"/>
     </w:rPr>
   </w:style>
-  <w:style w:styleId="Heading4" w:type="paragraph">
+  <w:style w:type="paragraph" w:styleId="Heading4">
     <w:name w:val="heading 4"/>
     <w:basedOn w:val="Normal"/>
     <w:next w:val="BodyText"/>
@@ -4248,17 +8017,17 @@
     <w:pPr>
       <w:keepNext/>
       <w:keepLines/>
-      <w:spacing w:after="40" w:before="80"/>
+      <w:spacing w:before="80" w:after="40"/>
       <w:outlineLvl w:val="3"/>
     </w:pPr>
     <w:rPr>
-      <w:rFonts w:cstheme="majorBidi" w:eastAsiaTheme="majorEastAsia"/>
+      <w:rFonts w:eastAsiaTheme="majorEastAsia" w:cstheme="majorBidi"/>
       <w:i/>
       <w:iCs/>
-      <w:color w:themeColor="accent1" w:themeShade="BF" w:val="0F4761"/>
+      <w:color w:val="0F4761" w:themeColor="accent1" w:themeShade="BF"/>
     </w:rPr>
   </w:style>
-  <w:style w:styleId="Heading5" w:type="paragraph">
+  <w:style w:type="paragraph" w:styleId="Heading5">
     <w:name w:val="heading 5"/>
     <w:basedOn w:val="Normal"/>
     <w:next w:val="BodyText"/>
@@ -4271,15 +8040,15 @@
     <w:pPr>
       <w:keepNext/>
       <w:keepLines/>
-      <w:spacing w:after="40" w:before="80"/>
+      <w:spacing w:before="80" w:after="40"/>
       <w:outlineLvl w:val="4"/>
     </w:pPr>
     <w:rPr>
-      <w:rFonts w:cstheme="majorBidi" w:eastAsiaTheme="majorEastAsia"/>
-      <w:color w:themeColor="accent1" w:themeShade="BF" w:val="0F4761"/>
+      <w:rFonts w:eastAsiaTheme="majorEastAsia" w:cstheme="majorBidi"/>
+      <w:color w:val="0F4761" w:themeColor="accent1" w:themeShade="BF"/>
     </w:rPr>
   </w:style>
-  <w:style w:styleId="Heading6" w:type="paragraph">
+  <w:style w:type="paragraph" w:styleId="Heading6">
     <w:name w:val="heading 6"/>
     <w:basedOn w:val="Normal"/>
     <w:next w:val="BodyText"/>
@@ -4292,17 +8061,17 @@
     <w:pPr>
       <w:keepNext/>
       <w:keepLines/>
-      <w:spacing w:after="0" w:before="40"/>
+      <w:spacing w:before="40" w:after="0"/>
       <w:outlineLvl w:val="5"/>
     </w:pPr>
     <w:rPr>
-      <w:rFonts w:cstheme="majorBidi" w:eastAsiaTheme="majorEastAsia"/>
+      <w:rFonts w:eastAsiaTheme="majorEastAsia" w:cstheme="majorBidi"/>
       <w:i/>
       <w:iCs/>
-      <w:color w:themeColor="text1" w:themeTint="A6" w:val="595959"/>
+      <w:color w:val="595959" w:themeColor="text1" w:themeTint="A6"/>
     </w:rPr>
   </w:style>
-  <w:style w:styleId="Heading7" w:type="paragraph">
+  <w:style w:type="paragraph" w:styleId="Heading7">
     <w:name w:val="heading 7"/>
     <w:basedOn w:val="Normal"/>
     <w:next w:val="BodyText"/>
@@ -4315,15 +8084,15 @@
     <w:pPr>
       <w:keepNext/>
       <w:keepLines/>
-      <w:spacing w:after="0" w:before="40"/>
+      <w:spacing w:before="40" w:after="0"/>
       <w:outlineLvl w:val="6"/>
     </w:pPr>
     <w:rPr>
-      <w:rFonts w:cstheme="majorBidi" w:eastAsiaTheme="majorEastAsia"/>
-      <w:color w:themeColor="text1" w:themeTint="A6" w:val="595959"/>
+      <w:rFonts w:eastAsiaTheme="majorEastAsia" w:cstheme="majorBidi"/>
+      <w:color w:val="595959" w:themeColor="text1" w:themeTint="A6"/>
     </w:rPr>
   </w:style>
-  <w:style w:styleId="Heading8" w:type="paragraph">
+  <w:style w:type="paragraph" w:styleId="Heading8">
     <w:name w:val="heading 8"/>
     <w:basedOn w:val="Normal"/>
     <w:next w:val="BodyText"/>
@@ -4340,13 +8109,13 @@
       <w:outlineLvl w:val="7"/>
     </w:pPr>
     <w:rPr>
-      <w:rFonts w:cstheme="majorBidi" w:eastAsiaTheme="majorEastAsia"/>
+      <w:rFonts w:eastAsiaTheme="majorEastAsia" w:cstheme="majorBidi"/>
       <w:i/>
       <w:iCs/>
-      <w:color w:themeColor="text1" w:themeTint="D8" w:val="272727"/>
+      <w:color w:val="272727" w:themeColor="text1" w:themeTint="D8"/>
     </w:rPr>
   </w:style>
-  <w:style w:styleId="Heading9" w:type="paragraph">
+  <w:style w:type="paragraph" w:styleId="Heading9">
     <w:name w:val="heading 9"/>
     <w:basedOn w:val="Normal"/>
     <w:next w:val="BodyText"/>
@@ -4363,24 +8132,197 @@
       <w:outlineLvl w:val="8"/>
     </w:pPr>
     <w:rPr>
-      <w:rFonts w:cstheme="majorBidi" w:eastAsiaTheme="majorEastAsia"/>
-      <w:color w:themeColor="text1" w:themeTint="D8" w:val="272727"/>
+      <w:rFonts w:eastAsiaTheme="majorEastAsia" w:cstheme="majorBidi"/>
+      <w:color w:val="272727" w:themeColor="text1" w:themeTint="D8"/>
     </w:rPr>
   </w:style>
-  <w:style w:customStyle="1" w:styleId="Heading1Char" w:type="character">
+  <w:style w:type="character" w:default="1" w:styleId="DefaultParagraphFont">
+    <w:name w:val="Default Paragraph Font"/>
+    <w:uiPriority w:val="1"/>
+    <w:unhideWhenUsed/>
+  </w:style>
+  <w:style w:type="table" w:default="1" w:styleId="TableNormal">
+    <w:name w:val="Normal Table"/>
+    <w:uiPriority w:val="99"/>
+    <w:semiHidden/>
+    <w:unhideWhenUsed/>
+    <w:tblPr>
+      <w:tblInd w:w="0" w:type="dxa"/>
+      <w:tblCellMar>
+        <w:top w:w="0" w:type="dxa"/>
+        <w:left w:w="108" w:type="dxa"/>
+        <w:bottom w:w="0" w:type="dxa"/>
+        <w:right w:w="108" w:type="dxa"/>
+      </w:tblCellMar>
+    </w:tblPr>
+  </w:style>
+  <w:style w:type="numbering" w:default="1" w:styleId="NoList">
+    <w:name w:val="No List"/>
+    <w:uiPriority w:val="99"/>
+    <w:semiHidden/>
+    <w:unhideWhenUsed/>
+  </w:style>
+  <w:style w:type="paragraph" w:styleId="BodyText">
+    <w:name w:val="Body Text"/>
+    <w:basedOn w:val="Normal"/>
+    <w:qFormat/>
+    <w:pPr>
+      <w:spacing w:before="180" w:after="180"/>
+    </w:pPr>
+  </w:style>
+  <w:style w:type="paragraph" w:customStyle="1" w:styleId="FirstParagraph">
+    <w:name w:val="First Paragraph"/>
+    <w:basedOn w:val="BodyText"/>
+    <w:next w:val="BodyText"/>
+    <w:qFormat/>
+  </w:style>
+  <w:style w:type="paragraph" w:customStyle="1" w:styleId="Compact">
+    <w:name w:val="Compact"/>
+    <w:basedOn w:val="BodyText"/>
+    <w:qFormat/>
+    <w:pPr>
+      <w:spacing w:before="36" w:after="36"/>
+    </w:pPr>
+  </w:style>
+  <w:style w:type="paragraph" w:styleId="Title">
+    <w:name w:val="Title"/>
+    <w:basedOn w:val="Normal"/>
+    <w:next w:val="BodyText"/>
+    <w:link w:val="TitleChar"/>
+    <w:uiPriority w:val="10"/>
+    <w:qFormat/>
+    <w:rsid w:val="00A10FD9"/>
+    <w:pPr>
+      <w:spacing w:after="80"/>
+      <w:contextualSpacing/>
+      <w:jc w:val="center"/>
+    </w:pPr>
+    <w:rPr>
+      <w:rFonts w:asciiTheme="majorHAnsi" w:eastAsiaTheme="majorEastAsia" w:hAnsiTheme="majorHAnsi" w:cstheme="majorBidi"/>
+      <w:spacing w:val="-10"/>
+      <w:kern w:val="28"/>
+      <w:sz w:val="56"/>
+      <w:szCs w:val="56"/>
+    </w:rPr>
+  </w:style>
+  <w:style w:type="character" w:customStyle="1" w:styleId="TitleChar">
+    <w:name w:val="Title Char"/>
+    <w:basedOn w:val="DefaultParagraphFont"/>
+    <w:link w:val="Title"/>
+    <w:uiPriority w:val="10"/>
+    <w:rsid w:val="00A10FD9"/>
+    <w:rPr>
+      <w:rFonts w:asciiTheme="majorHAnsi" w:eastAsiaTheme="majorEastAsia" w:hAnsiTheme="majorHAnsi" w:cstheme="majorBidi"/>
+      <w:spacing w:val="-10"/>
+      <w:kern w:val="28"/>
+      <w:sz w:val="56"/>
+      <w:szCs w:val="56"/>
+    </w:rPr>
+  </w:style>
+  <w:style w:type="paragraph" w:styleId="Subtitle">
+    <w:name w:val="Subtitle"/>
+    <w:basedOn w:val="Title"/>
+    <w:next w:val="BodyText"/>
+    <w:link w:val="SubtitleChar"/>
+    <w:uiPriority w:val="11"/>
+    <w:qFormat/>
+    <w:rsid w:val="00A10FD9"/>
+    <w:pPr>
+      <w:numPr>
+        <w:ilvl w:val="1"/>
+      </w:numPr>
+    </w:pPr>
+    <w:rPr>
+      <w:spacing w:val="15"/>
+      <w:sz w:val="28"/>
+      <w:szCs w:val="28"/>
+    </w:rPr>
+  </w:style>
+  <w:style w:type="character" w:customStyle="1" w:styleId="SubtitleChar">
+    <w:name w:val="Subtitle Char"/>
+    <w:basedOn w:val="DefaultParagraphFont"/>
+    <w:link w:val="Subtitle"/>
+    <w:uiPriority w:val="11"/>
+    <w:rsid w:val="00A10FD9"/>
+    <w:rPr>
+      <w:rFonts w:eastAsiaTheme="majorEastAsia" w:cstheme="majorBidi"/>
+      <w:color w:val="595959" w:themeColor="text1" w:themeTint="A6"/>
+      <w:spacing w:val="15"/>
+      <w:sz w:val="28"/>
+      <w:szCs w:val="28"/>
+    </w:rPr>
+  </w:style>
+  <w:style w:type="paragraph" w:customStyle="1" w:styleId="Author">
+    <w:name w:val="Author"/>
+    <w:next w:val="BodyText"/>
+    <w:qFormat/>
+    <w:pPr>
+      <w:keepNext/>
+      <w:keepLines/>
+      <w:jc w:val="center"/>
+    </w:pPr>
+  </w:style>
+  <w:style w:type="paragraph" w:styleId="Date">
+    <w:name w:val="Date"/>
+    <w:next w:val="BodyText"/>
+    <w:qFormat/>
+    <w:pPr>
+      <w:keepNext/>
+      <w:keepLines/>
+      <w:jc w:val="center"/>
+    </w:pPr>
+  </w:style>
+  <w:style w:type="paragraph" w:customStyle="1" w:styleId="AbstractTitle">
+    <w:name w:val="Abstract Title"/>
+    <w:basedOn w:val="Normal"/>
+    <w:next w:val="Abstract"/>
+    <w:qFormat/>
+    <w:pPr>
+      <w:keepNext/>
+      <w:keepLines/>
+      <w:spacing w:before="300" w:after="0"/>
+      <w:jc w:val="center"/>
+    </w:pPr>
+    <w:rPr>
+      <w:b/>
+      <w:sz w:val="20"/>
+      <w:szCs w:val="20"/>
+    </w:rPr>
+  </w:style>
+  <w:style w:type="paragraph" w:customStyle="1" w:styleId="Abstract">
+    <w:name w:val="Abstract"/>
+    <w:basedOn w:val="Normal"/>
+    <w:next w:val="BodyText"/>
+    <w:qFormat/>
+    <w:pPr>
+      <w:keepNext/>
+      <w:keepLines/>
+      <w:spacing w:before="100" w:after="300"/>
+    </w:pPr>
+    <w:rPr>
+      <w:sz w:val="20"/>
+      <w:szCs w:val="20"/>
+    </w:rPr>
+  </w:style>
+  <w:style w:type="paragraph" w:styleId="Bibliography">
+    <w:name w:val="Bibliography"/>
+    <w:basedOn w:val="Normal"/>
+    <w:qFormat/>
+  </w:style>
+  <w:style w:type="character" w:customStyle="1" w:styleId="Heading1Char">
     <w:name w:val="Heading 1 Char"/>
     <w:basedOn w:val="DefaultParagraphFont"/>
     <w:link w:val="Heading1"/>
     <w:uiPriority w:val="9"/>
     <w:rsid w:val="00A10FD9"/>
     <w:rPr>
-      <w:rFonts w:asciiTheme="majorHAnsi" w:cstheme="majorBidi" w:eastAsiaTheme="majorEastAsia" w:hAnsiTheme="majorHAnsi"/>
-      <w:color w:themeColor="accent1" w:themeShade="BF" w:val="0F4761"/>
+      <w:rFonts w:asciiTheme="majorHAnsi" w:eastAsiaTheme="majorEastAsia" w:hAnsiTheme="majorHAnsi" w:cstheme="majorBidi"/>
+      <w:color w:val="0F4761" w:themeColor="accent1" w:themeShade="BF"/>
       <w:sz w:val="40"/>
       <w:szCs w:val="40"/>
     </w:rPr>
   </w:style>
-  <w:style w:customStyle="1" w:styleId="Heading2Char" w:type="character">
+  <w:style w:type="character" w:customStyle="1" w:styleId="Heading2Char">
     <w:name w:val="Heading 2 Char"/>
     <w:basedOn w:val="DefaultParagraphFont"/>
     <w:link w:val="Heading2"/>
@@ -4388,13 +8330,13 @@
     <w:semiHidden/>
     <w:rsid w:val="00A10FD9"/>
     <w:rPr>
-      <w:rFonts w:asciiTheme="majorHAnsi" w:cstheme="majorBidi" w:eastAsiaTheme="majorEastAsia" w:hAnsiTheme="majorHAnsi"/>
-      <w:color w:themeColor="accent1" w:themeShade="BF" w:val="0F4761"/>
+      <w:rFonts w:asciiTheme="majorHAnsi" w:eastAsiaTheme="majorEastAsia" w:hAnsiTheme="majorHAnsi" w:cstheme="majorBidi"/>
+      <w:color w:val="0F4761" w:themeColor="accent1" w:themeShade="BF"/>
       <w:sz w:val="32"/>
       <w:szCs w:val="32"/>
     </w:rPr>
   </w:style>
-  <w:style w:customStyle="1" w:styleId="Heading3Char" w:type="character">
+  <w:style w:type="character" w:customStyle="1" w:styleId="Heading3Char">
     <w:name w:val="Heading 3 Char"/>
     <w:basedOn w:val="DefaultParagraphFont"/>
     <w:link w:val="Heading3"/>
@@ -4402,13 +8344,13 @@
     <w:semiHidden/>
     <w:rsid w:val="00A10FD9"/>
     <w:rPr>
-      <w:rFonts w:cstheme="majorBidi" w:eastAsiaTheme="majorEastAsia"/>
-      <w:color w:themeColor="accent1" w:themeShade="BF" w:val="0F4761"/>
+      <w:rFonts w:eastAsiaTheme="majorEastAsia" w:cstheme="majorBidi"/>
+      <w:color w:val="0F4761" w:themeColor="accent1" w:themeShade="BF"/>
       <w:sz w:val="28"/>
       <w:szCs w:val="28"/>
     </w:rPr>
   </w:style>
-  <w:style w:customStyle="1" w:styleId="Heading4Char" w:type="character">
+  <w:style w:type="character" w:customStyle="1" w:styleId="Heading4Char">
     <w:name w:val="Heading 4 Char"/>
     <w:basedOn w:val="DefaultParagraphFont"/>
     <w:link w:val="Heading4"/>
@@ -4416,13 +8358,13 @@
     <w:semiHidden/>
     <w:rsid w:val="00A10FD9"/>
     <w:rPr>
-      <w:rFonts w:cstheme="majorBidi" w:eastAsiaTheme="majorEastAsia"/>
+      <w:rFonts w:eastAsiaTheme="majorEastAsia" w:cstheme="majorBidi"/>
       <w:i/>
       <w:iCs/>
-      <w:color w:themeColor="accent1" w:themeShade="BF" w:val="0F4761"/>
+      <w:color w:val="0F4761" w:themeColor="accent1" w:themeShade="BF"/>
     </w:rPr>
   </w:style>
-  <w:style w:customStyle="1" w:styleId="Heading5Char" w:type="character">
+  <w:style w:type="character" w:customStyle="1" w:styleId="Heading5Char">
     <w:name w:val="Heading 5 Char"/>
     <w:basedOn w:val="DefaultParagraphFont"/>
     <w:link w:val="Heading5"/>
@@ -4430,11 +8372,11 @@
     <w:semiHidden/>
     <w:rsid w:val="00A10FD9"/>
     <w:rPr>
-      <w:rFonts w:cstheme="majorBidi" w:eastAsiaTheme="majorEastAsia"/>
-      <w:color w:themeColor="accent1" w:themeShade="BF" w:val="0F4761"/>
+      <w:rFonts w:eastAsiaTheme="majorEastAsia" w:cstheme="majorBidi"/>
+      <w:color w:val="0F4761" w:themeColor="accent1" w:themeShade="BF"/>
     </w:rPr>
   </w:style>
-  <w:style w:customStyle="1" w:styleId="Heading6Char" w:type="character">
+  <w:style w:type="character" w:customStyle="1" w:styleId="Heading6Char">
     <w:name w:val="Heading 6 Char"/>
     <w:basedOn w:val="DefaultParagraphFont"/>
     <w:link w:val="Heading6"/>
@@ -4442,13 +8384,13 @@
     <w:semiHidden/>
     <w:rsid w:val="00A10FD9"/>
     <w:rPr>
-      <w:rFonts w:cstheme="majorBidi" w:eastAsiaTheme="majorEastAsia"/>
+      <w:rFonts w:eastAsiaTheme="majorEastAsia" w:cstheme="majorBidi"/>
       <w:i/>
       <w:iCs/>
-      <w:color w:themeColor="text1" w:themeTint="A6" w:val="595959"/>
+      <w:color w:val="595959" w:themeColor="text1" w:themeTint="A6"/>
     </w:rPr>
   </w:style>
-  <w:style w:customStyle="1" w:styleId="Heading7Char" w:type="character">
+  <w:style w:type="character" w:customStyle="1" w:styleId="Heading7Char">
     <w:name w:val="Heading 7 Char"/>
     <w:basedOn w:val="DefaultParagraphFont"/>
     <w:link w:val="Heading7"/>
@@ -4456,11 +8398,11 @@
     <w:semiHidden/>
     <w:rsid w:val="00A10FD9"/>
     <w:rPr>
-      <w:rFonts w:cstheme="majorBidi" w:eastAsiaTheme="majorEastAsia"/>
-      <w:color w:themeColor="text1" w:themeTint="A6" w:val="595959"/>
+      <w:rFonts w:eastAsiaTheme="majorEastAsia" w:cstheme="majorBidi"/>
+      <w:color w:val="595959" w:themeColor="text1" w:themeTint="A6"/>
     </w:rPr>
   </w:style>
-  <w:style w:customStyle="1" w:styleId="Heading8Char" w:type="character">
+  <w:style w:type="character" w:customStyle="1" w:styleId="Heading8Char">
     <w:name w:val="Heading 8 Char"/>
     <w:basedOn w:val="DefaultParagraphFont"/>
     <w:link w:val="Heading8"/>
@@ -4468,13 +8410,13 @@
     <w:semiHidden/>
     <w:rsid w:val="00A10FD9"/>
     <w:rPr>
-      <w:rFonts w:cstheme="majorBidi" w:eastAsiaTheme="majorEastAsia"/>
+      <w:rFonts w:eastAsiaTheme="majorEastAsia" w:cstheme="majorBidi"/>
       <w:i/>
       <w:iCs/>
-      <w:color w:themeColor="text1" w:themeTint="D8" w:val="272727"/>
+      <w:color w:val="272727" w:themeColor="text1" w:themeTint="D8"/>
     </w:rPr>
   </w:style>
-  <w:style w:customStyle="1" w:styleId="Heading9Char" w:type="character">
+  <w:style w:type="character" w:customStyle="1" w:styleId="Heading9Char">
     <w:name w:val="Heading 9 Char"/>
     <w:basedOn w:val="DefaultParagraphFont"/>
     <w:link w:val="Heading9"/>
@@ -4482,11 +8424,11 @@
     <w:semiHidden/>
     <w:rsid w:val="00A10FD9"/>
     <w:rPr>
-      <w:rFonts w:cstheme="majorBidi" w:eastAsiaTheme="majorEastAsia"/>
-      <w:color w:themeColor="text1" w:themeTint="D8" w:val="272727"/>
+      <w:rFonts w:eastAsiaTheme="majorEastAsia" w:cstheme="majorBidi"/>
+      <w:color w:val="272727" w:themeColor="text1" w:themeTint="D8"/>
     </w:rPr>
   </w:style>
-  <w:style w:styleId="BlockText" w:type="paragraph">
+  <w:style w:type="paragraph" w:styleId="BlockText">
     <w:name w:val="Block Text"/>
     <w:basedOn w:val="BodyText"/>
     <w:next w:val="BodyText"/>
@@ -4494,19 +8436,18 @@
     <w:unhideWhenUsed/>
     <w:qFormat/>
     <w:pPr>
-      <w:spacing w:after="100" w:before="100"/>
-      <w:ind w:firstLine="0" w:left="480" w:right="480"/>
+      <w:spacing w:before="100" w:after="100"/>
+      <w:ind w:left="480" w:right="480"/>
     </w:pPr>
   </w:style>
-  <w:style w:styleId="FootnoteText" w:type="paragraph">
-    <w:name w:val="Footnote Text"/>
+  <w:style w:type="paragraph" w:styleId="FootnoteText">
+    <w:name w:val="footnote text"/>
     <w:basedOn w:val="Normal"/>
-    <w:next w:val="FootnoteText"/>
     <w:uiPriority w:val="9"/>
     <w:unhideWhenUsed/>
     <w:qFormat/>
   </w:style>
-  <w:style w:styleId="FootnoteBlockText" w:type="paragraph">
+  <w:style w:type="paragraph" w:customStyle="1" w:styleId="FootnoteBlockText">
     <w:name w:val="Footnote Block Text"/>
     <w:basedOn w:val="FootnoteText"/>
     <w:next w:val="FootnoteText"/>
@@ -4514,47 +8455,40 @@
     <w:unhideWhenUsed/>
     <w:qFormat/>
     <w:pPr>
-      <w:spacing w:after="100" w:before="100"/>
-      <w:ind w:firstLine="0" w:left="480" w:right="480"/>
+      <w:spacing w:before="100" w:after="100"/>
+      <w:ind w:left="480" w:right="480"/>
     </w:pPr>
   </w:style>
-  <w:style w:default="1" w:styleId="DefaultParagraphFont" w:type="character">
-    <w:name w:val="Default Paragraph Font"/>
-    <w:semiHidden/>
-    <w:unhideWhenUsed/>
-  </w:style>
-  <w:style w:default="1" w:styleId="Table" w:type="table">
+  <w:style w:type="table" w:customStyle="1" w:styleId="Table">
     <w:name w:val="Table"/>
-    <w:basedOn w:val="TableNormal"/>
     <w:semiHidden/>
     <w:unhideWhenUsed/>
     <w:qFormat/>
     <w:tblPr>
-      <w:tblInd w:type="dxa" w:w="0"/>
+      <w:tblInd w:w="0" w:type="dxa"/>
       <w:tblCellMar>
-        <w:top w:type="dxa" w:w="0"/>
-        <w:left w:type="dxa" w:w="108"/>
-        <w:bottom w:type="dxa" w:w="0"/>
-        <w:right w:type="dxa" w:w="108"/>
+        <w:top w:w="0" w:type="dxa"/>
+        <w:left w:w="108" w:type="dxa"/>
+        <w:bottom w:w="0" w:type="dxa"/>
+        <w:right w:w="108" w:type="dxa"/>
       </w:tblCellMar>
     </w:tblPr>
     <w:tblStylePr w:type="firstRow">
       <w:tblPr>
         <w:jc w:val="left"/>
-        <w:tblInd w:type="dxa" w:w="0"/>
       </w:tblPr>
       <w:trPr>
         <w:jc w:val="left"/>
       </w:trPr>
       <w:tcPr>
         <w:tcBorders>
-          <w:bottom w:val="single"/>
+          <w:bottom w:val="single" w:sz="0" w:space="0" w:color="auto"/>
         </w:tcBorders>
         <w:vAlign w:val="bottom"/>
       </w:tcPr>
     </w:tblStylePr>
   </w:style>
-  <w:style w:customStyle="1" w:styleId="DefinitionTerm" w:type="paragraph">
+  <w:style w:type="paragraph" w:customStyle="1" w:styleId="DefinitionTerm">
     <w:name w:val="Definition Term"/>
     <w:basedOn w:val="Normal"/>
     <w:next w:val="Definition"/>
@@ -4567,75 +8501,76 @@
       <w:b/>
     </w:rPr>
   </w:style>
-  <w:style w:customStyle="1" w:styleId="Definition" w:type="paragraph">
+  <w:style w:type="paragraph" w:customStyle="1" w:styleId="Definition">
     <w:name w:val="Definition"/>
     <w:basedOn w:val="Normal"/>
   </w:style>
-  <w:style w:styleId="Caption" w:type="paragraph">
-    <w:name w:val="Caption"/>
+  <w:style w:type="paragraph" w:styleId="Caption">
+    <w:name w:val="caption"/>
     <w:basedOn w:val="Normal"/>
-    <w:link w:val="BodyTextChar"/>
+    <w:link w:val="CaptionChar"/>
     <w:pPr>
-      <w:spacing w:after="120" w:before="0"/>
+      <w:spacing w:after="120"/>
     </w:pPr>
     <w:rPr>
       <w:i/>
     </w:rPr>
   </w:style>
-  <w:style w:customStyle="1" w:styleId="TableCaption" w:type="paragraph">
+  <w:style w:type="paragraph" w:customStyle="1" w:styleId="TableCaption">
     <w:name w:val="Table Caption"/>
     <w:basedOn w:val="Caption"/>
     <w:pPr>
       <w:keepNext/>
     </w:pPr>
   </w:style>
-  <w:style w:customStyle="1" w:styleId="ImageCaption" w:type="paragraph">
+  <w:style w:type="paragraph" w:customStyle="1" w:styleId="ImageCaption">
     <w:name w:val="Image Caption"/>
     <w:basedOn w:val="Caption"/>
   </w:style>
-  <w:style w:customStyle="1" w:styleId="Figure" w:type="paragraph">
+  <w:style w:type="paragraph" w:customStyle="1" w:styleId="Figure">
     <w:name w:val="Figure"/>
     <w:basedOn w:val="Normal"/>
   </w:style>
-  <w:style w:customStyle="1" w:styleId="CaptionedFigure" w:type="paragraph">
+  <w:style w:type="paragraph" w:customStyle="1" w:styleId="CaptionedFigure">
     <w:name w:val="Captioned Figure"/>
     <w:basedOn w:val="Figure"/>
     <w:pPr>
       <w:keepNext/>
     </w:pPr>
   </w:style>
-  <w:style w:customStyle="1" w:styleId="BodyTextChar" w:type="character">
-    <w:name w:val="Body Text Char"/>
+  <w:style w:type="character" w:customStyle="1" w:styleId="CaptionChar">
+    <w:name w:val="Caption Char"/>
     <w:basedOn w:val="DefaultParagraphFont"/>
-    <w:link w:val="BodyText"/>
+    <w:link w:val="Caption"/>
   </w:style>
-  <w:style w:customStyle="1" w:styleId="VerbatimChar" w:type="character">
+  <w:style w:type="character" w:customStyle="1" w:styleId="VerbatimChar">
     <w:name w:val="Verbatim Char"/>
-    <w:basedOn w:val="BodyTextChar"/>
+    <w:basedOn w:val="CaptionChar"/>
+    <w:link w:val="SourceCode"/>
     <w:rPr>
       <w:rFonts w:ascii="Consolas" w:hAnsi="Consolas"/>
       <w:sz w:val="22"/>
     </w:rPr>
   </w:style>
-  <w:style w:customStyle="1" w:styleId="SectionNumber" w:type="character">
+  <w:style w:type="character" w:customStyle="1" w:styleId="SectionNumber">
     <w:name w:val="Section Number"/>
-    <w:basedOn w:val="BodyTextChar"/>
+    <w:basedOn w:val="CaptionChar"/>
   </w:style>
-  <w:style w:styleId="FootnoteReference" w:type="character">
-    <w:name w:val="Footnote Reference"/>
-    <w:basedOn w:val="BodyTextChar"/>
+  <w:style w:type="character" w:styleId="FootnoteReference">
+    <w:name w:val="footnote reference"/>
+    <w:basedOn w:val="CaptionChar"/>
     <w:rPr>
       <w:vertAlign w:val="superscript"/>
     </w:rPr>
   </w:style>
-  <w:style w:styleId="Hyperlink" w:type="character">
+  <w:style w:type="character" w:styleId="Hyperlink">
     <w:name w:val="Hyperlink"/>
-    <w:basedOn w:val="BodyTextChar"/>
+    <w:basedOn w:val="CaptionChar"/>
     <w:rPr>
-      <w:color w:themeColor="accent1" w:val="4F81BD"/>
+      <w:color w:val="156082" w:themeColor="accent1"/>
     </w:rPr>
   </w:style>
-  <w:style w:styleId="TOCHeading" w:type="paragraph">
+  <w:style w:type="paragraph" w:styleId="TOCHeading">
     <w:name w:val="TOC Heading"/>
     <w:basedOn w:val="Heading1"/>
     <w:next w:val="BodyText"/>
@@ -4646,246 +8581,305 @@
       <w:spacing w:before="240" w:line="259" w:lineRule="auto"/>
       <w:outlineLvl w:val="9"/>
     </w:pPr>
-    <w:rPr>
-      <w:rFonts w:asciiTheme="majorHAnsi" w:cstheme="majorBidi" w:eastAsiaTheme="majorEastAsia" w:hAnsiTheme="majorHAnsi"/>
-      <w:b w:val="0"/>
-      <w:bCs w:val="0"/>
-      <w:color w:themeColor="accent1" w:themeShade="BF" w:val="365F91"/>
-    </w:rPr>
   </w:style>
   <w:style w:type="paragraph" w:customStyle="1" w:styleId="SourceCode">
     <w:name w:val="Source Code"/>
     <w:basedOn w:val="Normal"/>
     <w:link w:val="VerbatimChar"/>
     <w:pPr>
-      <w:wordWrap w:val="off"/>
+      <w:wordWrap w:val="0"/>
     </w:pPr>
   </w:style>
   <w:style w:type="character" w:customStyle="1" w:styleId="KeywordTok">
     <w:name w:val="KeywordTok"/>
     <w:basedOn w:val="VerbatimChar"/>
     <w:rPr>
+      <w:rFonts w:ascii="Consolas" w:hAnsi="Consolas"/>
       <w:b/>
       <w:color w:val="007020"/>
+      <w:sz w:val="22"/>
     </w:rPr>
   </w:style>
   <w:style w:type="character" w:customStyle="1" w:styleId="DataTypeTok">
     <w:name w:val="DataTypeTok"/>
     <w:basedOn w:val="VerbatimChar"/>
     <w:rPr>
+      <w:rFonts w:ascii="Consolas" w:hAnsi="Consolas"/>
       <w:color w:val="902000"/>
+      <w:sz w:val="22"/>
     </w:rPr>
   </w:style>
   <w:style w:type="character" w:customStyle="1" w:styleId="DecValTok">
     <w:name w:val="DecValTok"/>
     <w:basedOn w:val="VerbatimChar"/>
     <w:rPr>
-      <w:color w:val="40a070"/>
+      <w:rFonts w:ascii="Consolas" w:hAnsi="Consolas"/>
+      <w:color w:val="40A070"/>
+      <w:sz w:val="22"/>
     </w:rPr>
   </w:style>
   <w:style w:type="character" w:customStyle="1" w:styleId="BaseNTok">
     <w:name w:val="BaseNTok"/>
     <w:basedOn w:val="VerbatimChar"/>
     <w:rPr>
-      <w:color w:val="40a070"/>
+      <w:rFonts w:ascii="Consolas" w:hAnsi="Consolas"/>
+      <w:color w:val="40A070"/>
+      <w:sz w:val="22"/>
     </w:rPr>
   </w:style>
   <w:style w:type="character" w:customStyle="1" w:styleId="FloatTok">
     <w:name w:val="FloatTok"/>
     <w:basedOn w:val="VerbatimChar"/>
     <w:rPr>
-      <w:color w:val="40a070"/>
+      <w:rFonts w:ascii="Consolas" w:hAnsi="Consolas"/>
+      <w:color w:val="40A070"/>
+      <w:sz w:val="22"/>
     </w:rPr>
   </w:style>
   <w:style w:type="character" w:customStyle="1" w:styleId="ConstantTok">
     <w:name w:val="ConstantTok"/>
     <w:basedOn w:val="VerbatimChar"/>
     <w:rPr>
+      <w:rFonts w:ascii="Consolas" w:hAnsi="Consolas"/>
       <w:color w:val="880000"/>
+      <w:sz w:val="22"/>
     </w:rPr>
   </w:style>
   <w:style w:type="character" w:customStyle="1" w:styleId="CharTok">
     <w:name w:val="CharTok"/>
     <w:basedOn w:val="VerbatimChar"/>
     <w:rPr>
-      <w:color w:val="4070a0"/>
+      <w:rFonts w:ascii="Consolas" w:hAnsi="Consolas"/>
+      <w:color w:val="4070A0"/>
+      <w:sz w:val="22"/>
     </w:rPr>
   </w:style>
   <w:style w:type="character" w:customStyle="1" w:styleId="SpecialCharTok">
     <w:name w:val="SpecialCharTok"/>
     <w:basedOn w:val="VerbatimChar"/>
     <w:rPr>
-      <w:color w:val="4070a0"/>
+      <w:rFonts w:ascii="Consolas" w:hAnsi="Consolas"/>
+      <w:color w:val="4070A0"/>
+      <w:sz w:val="22"/>
     </w:rPr>
   </w:style>
   <w:style w:type="character" w:customStyle="1" w:styleId="StringTok">
     <w:name w:val="StringTok"/>
     <w:basedOn w:val="VerbatimChar"/>
     <w:rPr>
-      <w:color w:val="4070a0"/>
+      <w:rFonts w:ascii="Consolas" w:hAnsi="Consolas"/>
+      <w:color w:val="4070A0"/>
+      <w:sz w:val="22"/>
     </w:rPr>
   </w:style>
   <w:style w:type="character" w:customStyle="1" w:styleId="VerbatimStringTok">
     <w:name w:val="VerbatimStringTok"/>
     <w:basedOn w:val="VerbatimChar"/>
     <w:rPr>
-      <w:color w:val="4070a0"/>
+      <w:rFonts w:ascii="Consolas" w:hAnsi="Consolas"/>
+      <w:color w:val="4070A0"/>
+      <w:sz w:val="22"/>
     </w:rPr>
   </w:style>
   <w:style w:type="character" w:customStyle="1" w:styleId="SpecialStringTok">
     <w:name w:val="SpecialStringTok"/>
     <w:basedOn w:val="VerbatimChar"/>
     <w:rPr>
-      <w:color w:val="bb6688"/>
+      <w:rFonts w:ascii="Consolas" w:hAnsi="Consolas"/>
+      <w:color w:val="BB6688"/>
+      <w:sz w:val="22"/>
     </w:rPr>
   </w:style>
   <w:style w:type="character" w:customStyle="1" w:styleId="ImportTok">
     <w:name w:val="ImportTok"/>
     <w:basedOn w:val="VerbatimChar"/>
     <w:rPr>
+      <w:rFonts w:ascii="Consolas" w:hAnsi="Consolas"/>
       <w:b/>
       <w:color w:val="008000"/>
+      <w:sz w:val="22"/>
     </w:rPr>
   </w:style>
   <w:style w:type="character" w:customStyle="1" w:styleId="CommentTok">
     <w:name w:val="CommentTok"/>
     <w:basedOn w:val="VerbatimChar"/>
     <w:rPr>
+      <w:rFonts w:ascii="Consolas" w:hAnsi="Consolas"/>
       <w:i/>
-      <w:color w:val="60a0b0"/>
+      <w:color w:val="60A0B0"/>
+      <w:sz w:val="22"/>
     </w:rPr>
   </w:style>
   <w:style w:type="character" w:customStyle="1" w:styleId="DocumentationTok">
     <w:name w:val="DocumentationTok"/>
     <w:basedOn w:val="VerbatimChar"/>
     <w:rPr>
+      <w:rFonts w:ascii="Consolas" w:hAnsi="Consolas"/>
       <w:i/>
-      <w:color w:val="ba2121"/>
+      <w:color w:val="BA2121"/>
+      <w:sz w:val="22"/>
     </w:rPr>
   </w:style>
   <w:style w:type="character" w:customStyle="1" w:styleId="AnnotationTok">
     <w:name w:val="AnnotationTok"/>
     <w:basedOn w:val="VerbatimChar"/>
     <w:rPr>
+      <w:rFonts w:ascii="Consolas" w:hAnsi="Consolas"/>
       <w:b/>
       <w:i/>
-      <w:color w:val="60a0b0"/>
+      <w:color w:val="60A0B0"/>
+      <w:sz w:val="22"/>
     </w:rPr>
   </w:style>
   <w:style w:type="character" w:customStyle="1" w:styleId="CommentVarTok">
     <w:name w:val="CommentVarTok"/>
     <w:basedOn w:val="VerbatimChar"/>
     <w:rPr>
+      <w:rFonts w:ascii="Consolas" w:hAnsi="Consolas"/>
       <w:b/>
       <w:i/>
-      <w:color w:val="60a0b0"/>
+      <w:color w:val="60A0B0"/>
+      <w:sz w:val="22"/>
     </w:rPr>
   </w:style>
   <w:style w:type="character" w:customStyle="1" w:styleId="OtherTok">
     <w:name w:val="OtherTok"/>
     <w:basedOn w:val="VerbatimChar"/>
     <w:rPr>
+      <w:rFonts w:ascii="Consolas" w:hAnsi="Consolas"/>
       <w:color w:val="007020"/>
+      <w:sz w:val="22"/>
     </w:rPr>
   </w:style>
   <w:style w:type="character" w:customStyle="1" w:styleId="FunctionTok">
     <w:name w:val="FunctionTok"/>
     <w:basedOn w:val="VerbatimChar"/>
     <w:rPr>
-      <w:color w:val="06287e"/>
+      <w:rFonts w:ascii="Consolas" w:hAnsi="Consolas"/>
+      <w:color w:val="06287E"/>
+      <w:sz w:val="22"/>
     </w:rPr>
   </w:style>
   <w:style w:type="character" w:customStyle="1" w:styleId="VariableTok">
     <w:name w:val="VariableTok"/>
     <w:basedOn w:val="VerbatimChar"/>
     <w:rPr>
-      <w:color w:val="19177c"/>
+      <w:rFonts w:ascii="Consolas" w:hAnsi="Consolas"/>
+      <w:color w:val="19177C"/>
+      <w:sz w:val="22"/>
     </w:rPr>
   </w:style>
   <w:style w:type="character" w:customStyle="1" w:styleId="ControlFlowTok">
     <w:name w:val="ControlFlowTok"/>
     <w:basedOn w:val="VerbatimChar"/>
     <w:rPr>
+      <w:rFonts w:ascii="Consolas" w:hAnsi="Consolas"/>
       <w:b/>
       <w:color w:val="007020"/>
+      <w:sz w:val="22"/>
     </w:rPr>
   </w:style>
   <w:style w:type="character" w:customStyle="1" w:styleId="OperatorTok">
     <w:name w:val="OperatorTok"/>
     <w:basedOn w:val="VerbatimChar"/>
     <w:rPr>
+      <w:rFonts w:ascii="Consolas" w:hAnsi="Consolas"/>
       <w:color w:val="666666"/>
+      <w:sz w:val="22"/>
     </w:rPr>
   </w:style>
   <w:style w:type="character" w:customStyle="1" w:styleId="BuiltInTok">
     <w:name w:val="BuiltInTok"/>
     <w:basedOn w:val="VerbatimChar"/>
     <w:rPr>
+      <w:rFonts w:ascii="Consolas" w:hAnsi="Consolas"/>
       <w:color w:val="008000"/>
+      <w:sz w:val="22"/>
     </w:rPr>
   </w:style>
   <w:style w:type="character" w:customStyle="1" w:styleId="ExtensionTok">
     <w:name w:val="ExtensionTok"/>
     <w:basedOn w:val="VerbatimChar"/>
-    <w:rPr/>
+    <w:rPr>
+      <w:rFonts w:ascii="Consolas" w:hAnsi="Consolas"/>
+      <w:sz w:val="22"/>
+    </w:rPr>
   </w:style>
   <w:style w:type="character" w:customStyle="1" w:styleId="PreprocessorTok">
     <w:name w:val="PreprocessorTok"/>
     <w:basedOn w:val="VerbatimChar"/>
     <w:rPr>
-      <w:color w:val="bc7a00"/>
+      <w:rFonts w:ascii="Consolas" w:hAnsi="Consolas"/>
+      <w:color w:val="BC7A00"/>
+      <w:sz w:val="22"/>
     </w:rPr>
   </w:style>
   <w:style w:type="character" w:customStyle="1" w:styleId="AttributeTok">
     <w:name w:val="AttributeTok"/>
     <w:basedOn w:val="VerbatimChar"/>
     <w:rPr>
-      <w:color w:val="7d9029"/>
+      <w:rFonts w:ascii="Consolas" w:hAnsi="Consolas"/>
+      <w:color w:val="7D9029"/>
+      <w:sz w:val="22"/>
     </w:rPr>
   </w:style>
   <w:style w:type="character" w:customStyle="1" w:styleId="RegionMarkerTok">
     <w:name w:val="RegionMarkerTok"/>
     <w:basedOn w:val="VerbatimChar"/>
-    <w:rPr/>
+    <w:rPr>
+      <w:rFonts w:ascii="Consolas" w:hAnsi="Consolas"/>
+      <w:sz w:val="22"/>
+    </w:rPr>
   </w:style>
   <w:style w:type="character" w:customStyle="1" w:styleId="InformationTok">
     <w:name w:val="InformationTok"/>
     <w:basedOn w:val="VerbatimChar"/>
     <w:rPr>
+      <w:rFonts w:ascii="Consolas" w:hAnsi="Consolas"/>
       <w:b/>
       <w:i/>
-      <w:color w:val="60a0b0"/>
+      <w:color w:val="60A0B0"/>
+      <w:sz w:val="22"/>
     </w:rPr>
   </w:style>
   <w:style w:type="character" w:customStyle="1" w:styleId="WarningTok">
     <w:name w:val="WarningTok"/>
     <w:basedOn w:val="VerbatimChar"/>
     <w:rPr>
+      <w:rFonts w:ascii="Consolas" w:hAnsi="Consolas"/>
       <w:b/>
       <w:i/>
-      <w:color w:val="60a0b0"/>
+      <w:color w:val="60A0B0"/>
+      <w:sz w:val="22"/>
     </w:rPr>
   </w:style>
   <w:style w:type="character" w:customStyle="1" w:styleId="AlertTok">
     <w:name w:val="AlertTok"/>
     <w:basedOn w:val="VerbatimChar"/>
     <w:rPr>
+      <w:rFonts w:ascii="Consolas" w:hAnsi="Consolas"/>
       <w:b/>
-      <w:color w:val="ff0000"/>
+      <w:color w:val="FF0000"/>
+      <w:sz w:val="22"/>
     </w:rPr>
   </w:style>
   <w:style w:type="character" w:customStyle="1" w:styleId="ErrorTok">
     <w:name w:val="ErrorTok"/>
     <w:basedOn w:val="VerbatimChar"/>
     <w:rPr>
+      <w:rFonts w:ascii="Consolas" w:hAnsi="Consolas"/>
       <w:b/>
-      <w:color w:val="ff0000"/>
+      <w:color w:val="FF0000"/>
+      <w:sz w:val="22"/>
     </w:rPr>
   </w:style>
   <w:style w:type="character" w:customStyle="1" w:styleId="NormalTok">
     <w:name w:val="NormalTok"/>
     <w:basedOn w:val="VerbatimChar"/>
-    <w:rPr/>
+    <w:rPr>
+      <w:rFonts w:ascii="Consolas" w:hAnsi="Consolas"/>
+      <w:sz w:val="22"/>
+    </w:rPr>
   </w:style>
 </w:styles>
 </file>
